--- a/SENTRONIX_MASTER_TEST_DOCUMENTATION.docx
+++ b/SENTRONIX_MASTER_TEST_DOCUMENTATION.docx
@@ -14,7 +14,7 @@
           <w:color w:val="1E1B4B"/>
           <w:sz w:val="44"/>
         </w:rPr>
-        <w:t>SENTRONIX: MASTER TEST PLAN, VERIFICATION MATRIX &amp; DEFECT POST-MORTEM</w:t>
+        <w:t>SENTRONIX: MASTER TEST PLAN, SYSTEM VERIFICATION &amp; QUALITY ASSURANCE REPORT</w:t>
       </w:r>
     </w:p>
     <w:p>
@@ -31,7 +31,7 @@
         </w:rPr>
         <w:t>Comprehensive Quality Assurance Across Platform Versions 1.0, 2.0 &amp; 3.0 PRO</w:t>
         <w:br/>
-        <w:t>End-to-End System Testing, Live Browser Audits, Alpha/Beta Verification &amp; Defect Resolution</w:t>
+        <w:t>End-to-End System Testing, Live Browser Audits, Defect Post-Mortems &amp; Production Certification</w:t>
       </w:r>
     </w:p>
     <w:tbl>
@@ -197,7 +197,7 @@
                 <w:b/>
                 <w:sz w:val="18"/>
               </w:rPr>
-              <w:t>Testing Scope</w:t>
+              <w:t>Total Verified Test Cases</w:t>
             </w:r>
           </w:p>
         </w:tc>
@@ -216,7 +216,7 @@
               <w:rPr>
                 <w:sz w:val="18"/>
               </w:rPr>
-              <w:t>Unit, Integration, Functional Positive, Adversarial Negative, Browser Automation, Alpha/Beta</w:t>
+              <w:t>67 Formal Test Cases (35 in V1.0, 16 in V2.0, 16 in V3.0 PRO)</w:t>
             </w:r>
           </w:p>
         </w:tc>
@@ -239,7 +239,7 @@
                 <w:b/>
                 <w:sz w:val="18"/>
               </w:rPr>
-              <w:t>Project Leads &amp; QA Engineers</w:t>
+              <w:t>Testing Scope</w:t>
             </w:r>
           </w:p>
         </w:tc>
@@ -259,7 +259,7 @@
               <w:rPr>
                 <w:sz w:val="18"/>
               </w:rPr>
-              <w:t>Keval Doshi (Lead Architect &amp; QA) &amp; Aaryan Thummar (Co-Lead &amp; QA)</w:t>
+              <w:t>Unit, Integration, Functional Positive, Adversarial Negative, Browser Automation, Defect Post-Mortems</w:t>
             </w:r>
           </w:p>
         </w:tc>
@@ -281,7 +281,7 @@
                 <w:b/>
                 <w:sz w:val="18"/>
               </w:rPr>
-              <w:t>Course / Level</w:t>
+              <w:t>Project Leads &amp; QA Engineers</w:t>
             </w:r>
           </w:p>
         </w:tc>
@@ -300,7 +300,7 @@
               <w:rPr>
                 <w:sz w:val="18"/>
               </w:rPr>
-              <w:t>Software Project Management (SPM) / Final Year Project, B.Sc. IT</w:t>
+              <w:t>Keval Doshi (Lead Architect &amp; QA) &amp; Aaryan Thummar (Co-Lead &amp; QA)</w:t>
             </w:r>
           </w:p>
         </w:tc>
@@ -323,7 +323,7 @@
                 <w:b/>
                 <w:sz w:val="18"/>
               </w:rPr>
-              <w:t>Verification Status</w:t>
+              <w:t>Course / Level</w:t>
             </w:r>
           </w:p>
         </w:tc>
@@ -343,7 +343,7 @@
               <w:rPr>
                 <w:sz w:val="18"/>
               </w:rPr>
-              <w:t>100% Tests Passed (40/40 Cases) | 0 Critical Bugs | Certified Enterprise Ready</w:t>
+              <w:t>Software Project Management (SPM) / Final Year Project, B.Sc. IT</w:t>
             </w:r>
           </w:p>
         </w:tc>
@@ -365,7 +365,7 @@
                 <w:b/>
                 <w:sz w:val="18"/>
               </w:rPr>
-              <w:t>Production Host</w:t>
+              <w:t>Verification Status</w:t>
             </w:r>
           </w:p>
         </w:tc>
@@ -378,6 +378,49 @@
               <w:left w:w="100" w:type="dxa"/>
               <w:right w:w="100" w:type="dxa"/>
             </w:tcMar>
+          </w:tcPr>
+          <w:p>
+            <w:r>
+              <w:rPr>
+                <w:sz w:val="18"/>
+              </w:rPr>
+              <w:t>100% Tests Passed (67/67 Cases) | 0 Unresolved Critical Bugs | Certified Enterprise Ready</w:t>
+            </w:r>
+          </w:p>
+        </w:tc>
+      </w:tr>
+      <w:tr>
+        <w:tc>
+          <w:tcPr>
+            <w:tcW w:type="dxa" w:w="4968"/>
+            <w:tcMar>
+              <w:top w:w="60" w:type="dxa"/>
+              <w:bottom w:w="60" w:type="dxa"/>
+              <w:left w:w="100" w:type="dxa"/>
+              <w:right w:w="100" w:type="dxa"/>
+            </w:tcMar>
+            <w:shd w:fill="F8FAFC"/>
+          </w:tcPr>
+          <w:p>
+            <w:r>
+              <w:rPr>
+                <w:b/>
+                <w:sz w:val="18"/>
+              </w:rPr>
+              <w:t>Production Host</w:t>
+            </w:r>
+          </w:p>
+        </w:tc>
+        <w:tc>
+          <w:tcPr>
+            <w:tcW w:type="dxa" w:w="4968"/>
+            <w:tcMar>
+              <w:top w:w="60" w:type="dxa"/>
+              <w:bottom w:w="60" w:type="dxa"/>
+              <w:left w:w="100" w:type="dxa"/>
+              <w:right w:w="100" w:type="dxa"/>
+            </w:tcMar>
+            <w:shd w:fill="F8FAFC"/>
           </w:tcPr>
           <w:p>
             <w:r>
@@ -524,7 +567,7 @@
         <w:rPr>
           <w:i w:val="0"/>
         </w:rPr>
-        <w:t>Version 1.0 established the containerized micro-service skeleton of SentroniX: Docker Compose orchestration, FastAPI file upload streaming, regex-based malware threat scanning, LSB steganography analysis, and live telemetry polling.</w:t>
+        <w:t>Version 1.0 established the containerized micro-service skeleton of SentroniX: Docker Compose orchestration, FastAPI file upload streaming, regex-based malware threat scanning, LSB steganography analysis, Celery async queueing, and live telemetry polling. To ensure absolute foundational robustness, the Version 1.0 test suite was expanded to 35 comprehensive test cases spanning functional positive, negative boundary, and automated unit/integration tests.</w:t>
       </w:r>
     </w:p>
     <w:p>
@@ -539,7 +582,3873 @@
           <w:color w:val="3730A3"/>
           <w:sz w:val="25"/>
         </w:rPr>
-        <w:t>2.1 Version 1.0 Positive Functional Testing</w:t>
+        <w:t>2.1 Version 1.0 Positive Functional Testing (15 Tests)</w:t>
+      </w:r>
+    </w:p>
+    <w:tbl>
+      <w:tblPr>
+        <w:tblW w:type="auto" w:w="0"/>
+        <w:jc w:val="center"/>
+        <w:tblLayout w:type="fixed"/>
+        <w:tblLook w:firstColumn="1" w:firstRow="1" w:lastColumn="0" w:lastRow="0" w:noHBand="0" w:noVBand="1" w:val="04A0"/>
+        <w:tblBorders>
+          <w:top w:val="single" w:sz="4" w:space="0" w:color="CBD5E1"/>
+          <w:left w:val="none"/>
+          <w:bottom w:val="single" w:sz="6" w:space="0" w:color="CBD5E1"/>
+          <w:right w:val="none"/>
+          <w:insideH w:val="single" w:sz="4" w:space="0" w:color="CBD5E1"/>
+          <w:insideV w:val="none"/>
+        </w:tblBorders>
+      </w:tblPr>
+      <w:tblGrid>
+        <w:gridCol w:w="1656"/>
+        <w:gridCol w:w="1656"/>
+        <w:gridCol w:w="1656"/>
+        <w:gridCol w:w="1656"/>
+        <w:gridCol w:w="1656"/>
+        <w:gridCol w:w="1656"/>
+      </w:tblGrid>
+      <w:tr>
+        <w:tc>
+          <w:tcPr>
+            <w:tcW w:type="dxa" w:w="1656"/>
+            <w:shd w:fill="1E1B4B"/>
+            <w:tcMar>
+              <w:top w:w="70" w:type="dxa"/>
+              <w:bottom w:w="70" w:type="dxa"/>
+              <w:left w:w="80" w:type="dxa"/>
+              <w:right w:w="80" w:type="dxa"/>
+            </w:tcMar>
+          </w:tcPr>
+          <w:p>
+            <w:r>
+              <w:rPr>
+                <w:b/>
+                <w:color w:val="FFFFFF"/>
+                <w:sz w:val="17"/>
+              </w:rPr>
+              <w:t>Test ID</w:t>
+            </w:r>
+          </w:p>
+        </w:tc>
+        <w:tc>
+          <w:tcPr>
+            <w:tcW w:type="dxa" w:w="1656"/>
+            <w:shd w:fill="1E1B4B"/>
+            <w:tcMar>
+              <w:top w:w="70" w:type="dxa"/>
+              <w:bottom w:w="70" w:type="dxa"/>
+              <w:left w:w="80" w:type="dxa"/>
+              <w:right w:w="80" w:type="dxa"/>
+            </w:tcMar>
+          </w:tcPr>
+          <w:p>
+            <w:r>
+              <w:rPr>
+                <w:b/>
+                <w:color w:val="FFFFFF"/>
+                <w:sz w:val="17"/>
+              </w:rPr>
+              <w:t>Module</w:t>
+            </w:r>
+          </w:p>
+        </w:tc>
+        <w:tc>
+          <w:tcPr>
+            <w:tcW w:type="dxa" w:w="1656"/>
+            <w:shd w:fill="1E1B4B"/>
+            <w:tcMar>
+              <w:top w:w="70" w:type="dxa"/>
+              <w:bottom w:w="70" w:type="dxa"/>
+              <w:left w:w="80" w:type="dxa"/>
+              <w:right w:w="80" w:type="dxa"/>
+            </w:tcMar>
+          </w:tcPr>
+          <w:p>
+            <w:r>
+              <w:rPr>
+                <w:b/>
+                <w:color w:val="FFFFFF"/>
+                <w:sz w:val="17"/>
+              </w:rPr>
+              <w:t>Scenario &amp; Injected Input</w:t>
+            </w:r>
+          </w:p>
+        </w:tc>
+        <w:tc>
+          <w:tcPr>
+            <w:tcW w:type="dxa" w:w="1656"/>
+            <w:shd w:fill="1E1B4B"/>
+            <w:tcMar>
+              <w:top w:w="70" w:type="dxa"/>
+              <w:bottom w:w="70" w:type="dxa"/>
+              <w:left w:w="80" w:type="dxa"/>
+              <w:right w:w="80" w:type="dxa"/>
+            </w:tcMar>
+          </w:tcPr>
+          <w:p>
+            <w:r>
+              <w:rPr>
+                <w:b/>
+                <w:color w:val="FFFFFF"/>
+                <w:sz w:val="17"/>
+              </w:rPr>
+              <w:t>Expected System Behavior</w:t>
+            </w:r>
+          </w:p>
+        </w:tc>
+        <w:tc>
+          <w:tcPr>
+            <w:tcW w:type="dxa" w:w="1656"/>
+            <w:shd w:fill="1E1B4B"/>
+            <w:tcMar>
+              <w:top w:w="70" w:type="dxa"/>
+              <w:bottom w:w="70" w:type="dxa"/>
+              <w:left w:w="80" w:type="dxa"/>
+              <w:right w:w="80" w:type="dxa"/>
+            </w:tcMar>
+          </w:tcPr>
+          <w:p>
+            <w:r>
+              <w:rPr>
+                <w:b/>
+                <w:color w:val="FFFFFF"/>
+                <w:sz w:val="17"/>
+              </w:rPr>
+              <w:t>Actual Output &amp; Evidence</w:t>
+            </w:r>
+          </w:p>
+        </w:tc>
+        <w:tc>
+          <w:tcPr>
+            <w:tcW w:type="dxa" w:w="1656"/>
+            <w:shd w:fill="1E1B4B"/>
+            <w:tcMar>
+              <w:top w:w="70" w:type="dxa"/>
+              <w:bottom w:w="70" w:type="dxa"/>
+              <w:left w:w="80" w:type="dxa"/>
+              <w:right w:w="80" w:type="dxa"/>
+            </w:tcMar>
+          </w:tcPr>
+          <w:p>
+            <w:r>
+              <w:rPr>
+                <w:b/>
+                <w:color w:val="FFFFFF"/>
+                <w:sz w:val="17"/>
+              </w:rPr>
+              <w:t>Status</w:t>
+            </w:r>
+          </w:p>
+        </w:tc>
+      </w:tr>
+      <w:tr>
+        <w:tc>
+          <w:tcPr>
+            <w:tcW w:type="dxa" w:w="1656"/>
+            <w:shd w:fill="F8FAFC"/>
+            <w:tcMar>
+              <w:top w:w="50" w:type="dxa"/>
+              <w:bottom w:w="50" w:type="dxa"/>
+              <w:left w:w="80" w:type="dxa"/>
+              <w:right w:w="80" w:type="dxa"/>
+            </w:tcMar>
+          </w:tcPr>
+          <w:p>
+            <w:r>
+              <w:rPr>
+                <w:b/>
+                <w:color w:val="3730A3"/>
+                <w:sz w:val="16"/>
+              </w:rPr>
+              <w:t>FT-01</w:t>
+            </w:r>
+          </w:p>
+        </w:tc>
+        <w:tc>
+          <w:tcPr>
+            <w:tcW w:type="dxa" w:w="1656"/>
+            <w:shd w:fill="F8FAFC"/>
+            <w:tcMar>
+              <w:top w:w="50" w:type="dxa"/>
+              <w:bottom w:w="50" w:type="dxa"/>
+              <w:left w:w="80" w:type="dxa"/>
+              <w:right w:w="80" w:type="dxa"/>
+            </w:tcMar>
+          </w:tcPr>
+          <w:p>
+            <w:r>
+              <w:rPr>
+                <w:color w:val="374151"/>
+                <w:sz w:val="16"/>
+              </w:rPr>
+              <w:t>Malware Scanner</w:t>
+            </w:r>
+          </w:p>
+        </w:tc>
+        <w:tc>
+          <w:tcPr>
+            <w:tcW w:type="dxa" w:w="1656"/>
+            <w:shd w:fill="F8FAFC"/>
+            <w:tcMar>
+              <w:top w:w="50" w:type="dxa"/>
+              <w:bottom w:w="50" w:type="dxa"/>
+              <w:left w:w="80" w:type="dxa"/>
+              <w:right w:w="80" w:type="dxa"/>
+            </w:tcMar>
+          </w:tcPr>
+          <w:p>
+            <w:r>
+              <w:rPr>
+                <w:color w:val="374151"/>
+                <w:sz w:val="16"/>
+              </w:rPr>
+              <w:t>Upload standard EICAR anti-virus test string</w:t>
+            </w:r>
+          </w:p>
+        </w:tc>
+        <w:tc>
+          <w:tcPr>
+            <w:tcW w:type="dxa" w:w="1656"/>
+            <w:shd w:fill="F8FAFC"/>
+            <w:tcMar>
+              <w:top w:w="50" w:type="dxa"/>
+              <w:bottom w:w="50" w:type="dxa"/>
+              <w:left w:w="80" w:type="dxa"/>
+              <w:right w:w="80" w:type="dxa"/>
+            </w:tcMar>
+          </w:tcPr>
+          <w:p>
+            <w:r>
+              <w:rPr>
+                <w:color w:val="374151"/>
+                <w:sz w:val="16"/>
+              </w:rPr>
+              <w:t>Identifies exact signature; flags threat as SUSPICIOUS</w:t>
+            </w:r>
+          </w:p>
+        </w:tc>
+        <w:tc>
+          <w:tcPr>
+            <w:tcW w:type="dxa" w:w="1656"/>
+            <w:shd w:fill="F8FAFC"/>
+            <w:tcMar>
+              <w:top w:w="50" w:type="dxa"/>
+              <w:bottom w:w="50" w:type="dxa"/>
+              <w:left w:w="80" w:type="dxa"/>
+              <w:right w:w="80" w:type="dxa"/>
+            </w:tcMar>
+          </w:tcPr>
+          <w:p>
+            <w:r>
+              <w:rPr>
+                <w:color w:val="374151"/>
+                <w:sz w:val="16"/>
+              </w:rPr>
+              <w:t>Threat score 100%; EICAR pattern matched; HTTP 200</w:t>
+            </w:r>
+          </w:p>
+        </w:tc>
+        <w:tc>
+          <w:tcPr>
+            <w:tcW w:type="dxa" w:w="1656"/>
+            <w:shd w:fill="F8FAFC"/>
+            <w:tcMar>
+              <w:top w:w="50" w:type="dxa"/>
+              <w:bottom w:w="50" w:type="dxa"/>
+              <w:left w:w="80" w:type="dxa"/>
+              <w:right w:w="80" w:type="dxa"/>
+            </w:tcMar>
+          </w:tcPr>
+          <w:p>
+            <w:r>
+              <w:rPr>
+                <w:b/>
+                <w:color w:val="059669"/>
+                <w:sz w:val="16"/>
+              </w:rPr>
+              <w:t>PASSED</w:t>
+            </w:r>
+          </w:p>
+        </w:tc>
+      </w:tr>
+      <w:tr>
+        <w:tc>
+          <w:tcPr>
+            <w:tcW w:type="dxa" w:w="1656"/>
+            <w:shd w:fill="FFFFFF"/>
+            <w:tcMar>
+              <w:top w:w="50" w:type="dxa"/>
+              <w:bottom w:w="50" w:type="dxa"/>
+              <w:left w:w="80" w:type="dxa"/>
+              <w:right w:w="80" w:type="dxa"/>
+            </w:tcMar>
+          </w:tcPr>
+          <w:p>
+            <w:r>
+              <w:rPr>
+                <w:b/>
+                <w:color w:val="3730A3"/>
+                <w:sz w:val="16"/>
+              </w:rPr>
+              <w:t>FT-02</w:t>
+            </w:r>
+          </w:p>
+        </w:tc>
+        <w:tc>
+          <w:tcPr>
+            <w:tcW w:type="dxa" w:w="1656"/>
+            <w:shd w:fill="FFFFFF"/>
+            <w:tcMar>
+              <w:top w:w="50" w:type="dxa"/>
+              <w:bottom w:w="50" w:type="dxa"/>
+              <w:left w:w="80" w:type="dxa"/>
+              <w:right w:w="80" w:type="dxa"/>
+            </w:tcMar>
+          </w:tcPr>
+          <w:p>
+            <w:r>
+              <w:rPr>
+                <w:color w:val="374151"/>
+                <w:sz w:val="16"/>
+              </w:rPr>
+              <w:t>Malware Scanner</w:t>
+            </w:r>
+          </w:p>
+        </w:tc>
+        <w:tc>
+          <w:tcPr>
+            <w:tcW w:type="dxa" w:w="1656"/>
+            <w:shd w:fill="FFFFFF"/>
+            <w:tcMar>
+              <w:top w:w="50" w:type="dxa"/>
+              <w:bottom w:w="50" w:type="dxa"/>
+              <w:left w:w="80" w:type="dxa"/>
+              <w:right w:w="80" w:type="dxa"/>
+            </w:tcMar>
+          </w:tcPr>
+          <w:p>
+            <w:r>
+              <w:rPr>
+                <w:color w:val="374151"/>
+                <w:sz w:val="16"/>
+              </w:rPr>
+              <w:t>Upload clean benign Python/JS script</w:t>
+            </w:r>
+          </w:p>
+        </w:tc>
+        <w:tc>
+          <w:tcPr>
+            <w:tcW w:type="dxa" w:w="1656"/>
+            <w:shd w:fill="FFFFFF"/>
+            <w:tcMar>
+              <w:top w:w="50" w:type="dxa"/>
+              <w:bottom w:w="50" w:type="dxa"/>
+              <w:left w:w="80" w:type="dxa"/>
+              <w:right w:w="80" w:type="dxa"/>
+            </w:tcMar>
+          </w:tcPr>
+          <w:p>
+            <w:r>
+              <w:rPr>
+                <w:color w:val="374151"/>
+                <w:sz w:val="16"/>
+              </w:rPr>
+              <w:t>Flags file as CLEAN with 0 detected threat vectors</w:t>
+            </w:r>
+          </w:p>
+        </w:tc>
+        <w:tc>
+          <w:tcPr>
+            <w:tcW w:type="dxa" w:w="1656"/>
+            <w:shd w:fill="FFFFFF"/>
+            <w:tcMar>
+              <w:top w:w="50" w:type="dxa"/>
+              <w:bottom w:w="50" w:type="dxa"/>
+              <w:left w:w="80" w:type="dxa"/>
+              <w:right w:w="80" w:type="dxa"/>
+            </w:tcMar>
+          </w:tcPr>
+          <w:p>
+            <w:r>
+              <w:rPr>
+                <w:color w:val="374151"/>
+                <w:sz w:val="16"/>
+              </w:rPr>
+              <w:t>Score 0.0%; Clean badge; Telemetry counter incremented</w:t>
+            </w:r>
+          </w:p>
+        </w:tc>
+        <w:tc>
+          <w:tcPr>
+            <w:tcW w:type="dxa" w:w="1656"/>
+            <w:shd w:fill="FFFFFF"/>
+            <w:tcMar>
+              <w:top w:w="50" w:type="dxa"/>
+              <w:bottom w:w="50" w:type="dxa"/>
+              <w:left w:w="80" w:type="dxa"/>
+              <w:right w:w="80" w:type="dxa"/>
+            </w:tcMar>
+          </w:tcPr>
+          <w:p>
+            <w:r>
+              <w:rPr>
+                <w:b/>
+                <w:color w:val="059669"/>
+                <w:sz w:val="16"/>
+              </w:rPr>
+              <w:t>PASSED</w:t>
+            </w:r>
+          </w:p>
+        </w:tc>
+      </w:tr>
+      <w:tr>
+        <w:tc>
+          <w:tcPr>
+            <w:tcW w:type="dxa" w:w="1656"/>
+            <w:shd w:fill="F8FAFC"/>
+            <w:tcMar>
+              <w:top w:w="50" w:type="dxa"/>
+              <w:bottom w:w="50" w:type="dxa"/>
+              <w:left w:w="80" w:type="dxa"/>
+              <w:right w:w="80" w:type="dxa"/>
+            </w:tcMar>
+          </w:tcPr>
+          <w:p>
+            <w:r>
+              <w:rPr>
+                <w:b/>
+                <w:color w:val="3730A3"/>
+                <w:sz w:val="16"/>
+              </w:rPr>
+              <w:t>FT-03</w:t>
+            </w:r>
+          </w:p>
+        </w:tc>
+        <w:tc>
+          <w:tcPr>
+            <w:tcW w:type="dxa" w:w="1656"/>
+            <w:shd w:fill="F8FAFC"/>
+            <w:tcMar>
+              <w:top w:w="50" w:type="dxa"/>
+              <w:bottom w:w="50" w:type="dxa"/>
+              <w:left w:w="80" w:type="dxa"/>
+              <w:right w:w="80" w:type="dxa"/>
+            </w:tcMar>
+          </w:tcPr>
+          <w:p>
+            <w:r>
+              <w:rPr>
+                <w:color w:val="374151"/>
+                <w:sz w:val="16"/>
+              </w:rPr>
+              <w:t>Malware Scanner</w:t>
+            </w:r>
+          </w:p>
+        </w:tc>
+        <w:tc>
+          <w:tcPr>
+            <w:tcW w:type="dxa" w:w="1656"/>
+            <w:shd w:fill="F8FAFC"/>
+            <w:tcMar>
+              <w:top w:w="50" w:type="dxa"/>
+              <w:bottom w:w="50" w:type="dxa"/>
+              <w:left w:w="80" w:type="dxa"/>
+              <w:right w:w="80" w:type="dxa"/>
+            </w:tcMar>
+          </w:tcPr>
+          <w:p>
+            <w:r>
+              <w:rPr>
+                <w:color w:val="374151"/>
+                <w:sz w:val="16"/>
+              </w:rPr>
+              <w:t>Upload obfuscated PHP webshell (eval/base64)</w:t>
+            </w:r>
+          </w:p>
+        </w:tc>
+        <w:tc>
+          <w:tcPr>
+            <w:tcW w:type="dxa" w:w="1656"/>
+            <w:shd w:fill="F8FAFC"/>
+            <w:tcMar>
+              <w:top w:w="50" w:type="dxa"/>
+              <w:bottom w:w="50" w:type="dxa"/>
+              <w:left w:w="80" w:type="dxa"/>
+              <w:right w:w="80" w:type="dxa"/>
+            </w:tcMar>
+          </w:tcPr>
+          <w:p>
+            <w:r>
+              <w:rPr>
+                <w:color w:val="374151"/>
+                <w:sz w:val="16"/>
+              </w:rPr>
+              <w:t>Pattern matcher detects shellcode execution functions</w:t>
+            </w:r>
+          </w:p>
+        </w:tc>
+        <w:tc>
+          <w:tcPr>
+            <w:tcW w:type="dxa" w:w="1656"/>
+            <w:shd w:fill="F8FAFC"/>
+            <w:tcMar>
+              <w:top w:w="50" w:type="dxa"/>
+              <w:bottom w:w="50" w:type="dxa"/>
+              <w:left w:w="80" w:type="dxa"/>
+              <w:right w:w="80" w:type="dxa"/>
+            </w:tcMar>
+          </w:tcPr>
+          <w:p>
+            <w:r>
+              <w:rPr>
+                <w:color w:val="374151"/>
+                <w:sz w:val="16"/>
+              </w:rPr>
+              <w:t>Flagged eval/base64 match; risk badge CRITICAL</w:t>
+            </w:r>
+          </w:p>
+        </w:tc>
+        <w:tc>
+          <w:tcPr>
+            <w:tcW w:type="dxa" w:w="1656"/>
+            <w:shd w:fill="F8FAFC"/>
+            <w:tcMar>
+              <w:top w:w="50" w:type="dxa"/>
+              <w:bottom w:w="50" w:type="dxa"/>
+              <w:left w:w="80" w:type="dxa"/>
+              <w:right w:w="80" w:type="dxa"/>
+            </w:tcMar>
+          </w:tcPr>
+          <w:p>
+            <w:r>
+              <w:rPr>
+                <w:b/>
+                <w:color w:val="059669"/>
+                <w:sz w:val="16"/>
+              </w:rPr>
+              <w:t>PASSED</w:t>
+            </w:r>
+          </w:p>
+        </w:tc>
+      </w:tr>
+      <w:tr>
+        <w:tc>
+          <w:tcPr>
+            <w:tcW w:type="dxa" w:w="1656"/>
+            <w:shd w:fill="FFFFFF"/>
+            <w:tcMar>
+              <w:top w:w="50" w:type="dxa"/>
+              <w:bottom w:w="50" w:type="dxa"/>
+              <w:left w:w="80" w:type="dxa"/>
+              <w:right w:w="80" w:type="dxa"/>
+            </w:tcMar>
+          </w:tcPr>
+          <w:p>
+            <w:r>
+              <w:rPr>
+                <w:b/>
+                <w:color w:val="3730A3"/>
+                <w:sz w:val="16"/>
+              </w:rPr>
+              <w:t>FT-04</w:t>
+            </w:r>
+          </w:p>
+        </w:tc>
+        <w:tc>
+          <w:tcPr>
+            <w:tcW w:type="dxa" w:w="1656"/>
+            <w:shd w:fill="FFFFFF"/>
+            <w:tcMar>
+              <w:top w:w="50" w:type="dxa"/>
+              <w:bottom w:w="50" w:type="dxa"/>
+              <w:left w:w="80" w:type="dxa"/>
+              <w:right w:w="80" w:type="dxa"/>
+            </w:tcMar>
+          </w:tcPr>
+          <w:p>
+            <w:r>
+              <w:rPr>
+                <w:color w:val="374151"/>
+                <w:sz w:val="16"/>
+              </w:rPr>
+              <w:t>Steg Analyzer</w:t>
+            </w:r>
+          </w:p>
+        </w:tc>
+        <w:tc>
+          <w:tcPr>
+            <w:tcW w:type="dxa" w:w="1656"/>
+            <w:shd w:fill="FFFFFF"/>
+            <w:tcMar>
+              <w:top w:w="50" w:type="dxa"/>
+              <w:bottom w:w="50" w:type="dxa"/>
+              <w:left w:w="80" w:type="dxa"/>
+              <w:right w:w="80" w:type="dxa"/>
+            </w:tcMar>
+          </w:tcPr>
+          <w:p>
+            <w:r>
+              <w:rPr>
+                <w:color w:val="374151"/>
+                <w:sz w:val="16"/>
+              </w:rPr>
+              <w:t>Upload standard clean baseline PNG image</w:t>
+            </w:r>
+          </w:p>
+        </w:tc>
+        <w:tc>
+          <w:tcPr>
+            <w:tcW w:type="dxa" w:w="1656"/>
+            <w:shd w:fill="FFFFFF"/>
+            <w:tcMar>
+              <w:top w:w="50" w:type="dxa"/>
+              <w:bottom w:w="50" w:type="dxa"/>
+              <w:left w:w="80" w:type="dxa"/>
+              <w:right w:w="80" w:type="dxa"/>
+            </w:tcMar>
+          </w:tcPr>
+          <w:p>
+            <w:r>
+              <w:rPr>
+                <w:color w:val="374151"/>
+                <w:sz w:val="16"/>
+              </w:rPr>
+              <w:t>Analyzes binary bitplanes; finds 0 concealed payloads</w:t>
+            </w:r>
+          </w:p>
+        </w:tc>
+        <w:tc>
+          <w:tcPr>
+            <w:tcW w:type="dxa" w:w="1656"/>
+            <w:shd w:fill="FFFFFF"/>
+            <w:tcMar>
+              <w:top w:w="50" w:type="dxa"/>
+              <w:bottom w:w="50" w:type="dxa"/>
+              <w:left w:w="80" w:type="dxa"/>
+              <w:right w:w="80" w:type="dxa"/>
+            </w:tcMar>
+          </w:tcPr>
+          <w:p>
+            <w:r>
+              <w:rPr>
+                <w:color w:val="374151"/>
+                <w:sz w:val="16"/>
+              </w:rPr>
+              <w:t>Shannon entropy 7.42; Bitplane variance clean</w:t>
+            </w:r>
+          </w:p>
+        </w:tc>
+        <w:tc>
+          <w:tcPr>
+            <w:tcW w:type="dxa" w:w="1656"/>
+            <w:shd w:fill="FFFFFF"/>
+            <w:tcMar>
+              <w:top w:w="50" w:type="dxa"/>
+              <w:bottom w:w="50" w:type="dxa"/>
+              <w:left w:w="80" w:type="dxa"/>
+              <w:right w:w="80" w:type="dxa"/>
+            </w:tcMar>
+          </w:tcPr>
+          <w:p>
+            <w:r>
+              <w:rPr>
+                <w:b/>
+                <w:color w:val="059669"/>
+                <w:sz w:val="16"/>
+              </w:rPr>
+              <w:t>PASSED</w:t>
+            </w:r>
+          </w:p>
+        </w:tc>
+      </w:tr>
+      <w:tr>
+        <w:tc>
+          <w:tcPr>
+            <w:tcW w:type="dxa" w:w="1656"/>
+            <w:shd w:fill="F8FAFC"/>
+            <w:tcMar>
+              <w:top w:w="50" w:type="dxa"/>
+              <w:bottom w:w="50" w:type="dxa"/>
+              <w:left w:w="80" w:type="dxa"/>
+              <w:right w:w="80" w:type="dxa"/>
+            </w:tcMar>
+          </w:tcPr>
+          <w:p>
+            <w:r>
+              <w:rPr>
+                <w:b/>
+                <w:color w:val="3730A3"/>
+                <w:sz w:val="16"/>
+              </w:rPr>
+              <w:t>FT-05</w:t>
+            </w:r>
+          </w:p>
+        </w:tc>
+        <w:tc>
+          <w:tcPr>
+            <w:tcW w:type="dxa" w:w="1656"/>
+            <w:shd w:fill="F8FAFC"/>
+            <w:tcMar>
+              <w:top w:w="50" w:type="dxa"/>
+              <w:bottom w:w="50" w:type="dxa"/>
+              <w:left w:w="80" w:type="dxa"/>
+              <w:right w:w="80" w:type="dxa"/>
+            </w:tcMar>
+          </w:tcPr>
+          <w:p>
+            <w:r>
+              <w:rPr>
+                <w:color w:val="374151"/>
+                <w:sz w:val="16"/>
+              </w:rPr>
+              <w:t>Steg Analyzer</w:t>
+            </w:r>
+          </w:p>
+        </w:tc>
+        <w:tc>
+          <w:tcPr>
+            <w:tcW w:type="dxa" w:w="1656"/>
+            <w:shd w:fill="F8FAFC"/>
+            <w:tcMar>
+              <w:top w:w="50" w:type="dxa"/>
+              <w:bottom w:w="50" w:type="dxa"/>
+              <w:left w:w="80" w:type="dxa"/>
+              <w:right w:w="80" w:type="dxa"/>
+            </w:tcMar>
+          </w:tcPr>
+          <w:p>
+            <w:r>
+              <w:rPr>
+                <w:color w:val="374151"/>
+                <w:sz w:val="16"/>
+              </w:rPr>
+              <w:t>Upload image with LSB-injected secret payload</w:t>
+            </w:r>
+          </w:p>
+        </w:tc>
+        <w:tc>
+          <w:tcPr>
+            <w:tcW w:type="dxa" w:w="1656"/>
+            <w:shd w:fill="F8FAFC"/>
+            <w:tcMar>
+              <w:top w:w="50" w:type="dxa"/>
+              <w:bottom w:w="50" w:type="dxa"/>
+              <w:left w:w="80" w:type="dxa"/>
+              <w:right w:w="80" w:type="dxa"/>
+            </w:tcMar>
+          </w:tcPr>
+          <w:p>
+            <w:r>
+              <w:rPr>
+                <w:color w:val="374151"/>
+                <w:sz w:val="16"/>
+              </w:rPr>
+              <w:t>Extracts payload bitstreams from Least Significant Bits</w:t>
+            </w:r>
+          </w:p>
+        </w:tc>
+        <w:tc>
+          <w:tcPr>
+            <w:tcW w:type="dxa" w:w="1656"/>
+            <w:shd w:fill="F8FAFC"/>
+            <w:tcMar>
+              <w:top w:w="50" w:type="dxa"/>
+              <w:bottom w:w="50" w:type="dxa"/>
+              <w:left w:w="80" w:type="dxa"/>
+              <w:right w:w="80" w:type="dxa"/>
+            </w:tcMar>
+          </w:tcPr>
+          <w:p>
+            <w:r>
+              <w:rPr>
+                <w:color w:val="374151"/>
+                <w:sz w:val="16"/>
+              </w:rPr>
+              <w:t>Extracted 1.2KB embedded payload; flagged anomaly</w:t>
+            </w:r>
+          </w:p>
+        </w:tc>
+        <w:tc>
+          <w:tcPr>
+            <w:tcW w:type="dxa" w:w="1656"/>
+            <w:shd w:fill="F8FAFC"/>
+            <w:tcMar>
+              <w:top w:w="50" w:type="dxa"/>
+              <w:bottom w:w="50" w:type="dxa"/>
+              <w:left w:w="80" w:type="dxa"/>
+              <w:right w:w="80" w:type="dxa"/>
+            </w:tcMar>
+          </w:tcPr>
+          <w:p>
+            <w:r>
+              <w:rPr>
+                <w:b/>
+                <w:color w:val="059669"/>
+                <w:sz w:val="16"/>
+              </w:rPr>
+              <w:t>PASSED</w:t>
+            </w:r>
+          </w:p>
+        </w:tc>
+      </w:tr>
+      <w:tr>
+        <w:tc>
+          <w:tcPr>
+            <w:tcW w:type="dxa" w:w="1656"/>
+            <w:shd w:fill="FFFFFF"/>
+            <w:tcMar>
+              <w:top w:w="50" w:type="dxa"/>
+              <w:bottom w:w="50" w:type="dxa"/>
+              <w:left w:w="80" w:type="dxa"/>
+              <w:right w:w="80" w:type="dxa"/>
+            </w:tcMar>
+          </w:tcPr>
+          <w:p>
+            <w:r>
+              <w:rPr>
+                <w:b/>
+                <w:color w:val="3730A3"/>
+                <w:sz w:val="16"/>
+              </w:rPr>
+              <w:t>FT-06</w:t>
+            </w:r>
+          </w:p>
+        </w:tc>
+        <w:tc>
+          <w:tcPr>
+            <w:tcW w:type="dxa" w:w="1656"/>
+            <w:shd w:fill="FFFFFF"/>
+            <w:tcMar>
+              <w:top w:w="50" w:type="dxa"/>
+              <w:bottom w:w="50" w:type="dxa"/>
+              <w:left w:w="80" w:type="dxa"/>
+              <w:right w:w="80" w:type="dxa"/>
+            </w:tcMar>
+          </w:tcPr>
+          <w:p>
+            <w:r>
+              <w:rPr>
+                <w:color w:val="374151"/>
+                <w:sz w:val="16"/>
+              </w:rPr>
+              <w:t>Worker Queue</w:t>
+            </w:r>
+          </w:p>
+        </w:tc>
+        <w:tc>
+          <w:tcPr>
+            <w:tcW w:type="dxa" w:w="1656"/>
+            <w:shd w:fill="FFFFFF"/>
+            <w:tcMar>
+              <w:top w:w="50" w:type="dxa"/>
+              <w:bottom w:w="50" w:type="dxa"/>
+              <w:left w:w="80" w:type="dxa"/>
+              <w:right w:w="80" w:type="dxa"/>
+            </w:tcMar>
+          </w:tcPr>
+          <w:p>
+            <w:r>
+              <w:rPr>
+                <w:color w:val="374151"/>
+                <w:sz w:val="16"/>
+              </w:rPr>
+              <w:t>Dispatch 5 asynchronous scan jobs to Celery</w:t>
+            </w:r>
+          </w:p>
+        </w:tc>
+        <w:tc>
+          <w:tcPr>
+            <w:tcW w:type="dxa" w:w="1656"/>
+            <w:shd w:fill="FFFFFF"/>
+            <w:tcMar>
+              <w:top w:w="50" w:type="dxa"/>
+              <w:bottom w:w="50" w:type="dxa"/>
+              <w:left w:w="80" w:type="dxa"/>
+              <w:right w:w="80" w:type="dxa"/>
+            </w:tcMar>
+          </w:tcPr>
+          <w:p>
+            <w:r>
+              <w:rPr>
+                <w:color w:val="374151"/>
+                <w:sz w:val="16"/>
+              </w:rPr>
+              <w:t>Redis queues tasks; Celery worker executes sequentially</w:t>
+            </w:r>
+          </w:p>
+        </w:tc>
+        <w:tc>
+          <w:tcPr>
+            <w:tcW w:type="dxa" w:w="1656"/>
+            <w:shd w:fill="FFFFFF"/>
+            <w:tcMar>
+              <w:top w:w="50" w:type="dxa"/>
+              <w:bottom w:w="50" w:type="dxa"/>
+              <w:left w:w="80" w:type="dxa"/>
+              <w:right w:w="80" w:type="dxa"/>
+            </w:tcMar>
+          </w:tcPr>
+          <w:p>
+            <w:r>
+              <w:rPr>
+                <w:color w:val="374151"/>
+                <w:sz w:val="16"/>
+              </w:rPr>
+              <w:t>All 5 jobs completed; states transitioned to COMPLETED</w:t>
+            </w:r>
+          </w:p>
+        </w:tc>
+        <w:tc>
+          <w:tcPr>
+            <w:tcW w:type="dxa" w:w="1656"/>
+            <w:shd w:fill="FFFFFF"/>
+            <w:tcMar>
+              <w:top w:w="50" w:type="dxa"/>
+              <w:bottom w:w="50" w:type="dxa"/>
+              <w:left w:w="80" w:type="dxa"/>
+              <w:right w:w="80" w:type="dxa"/>
+            </w:tcMar>
+          </w:tcPr>
+          <w:p>
+            <w:r>
+              <w:rPr>
+                <w:b/>
+                <w:color w:val="059669"/>
+                <w:sz w:val="16"/>
+              </w:rPr>
+              <w:t>PASSED</w:t>
+            </w:r>
+          </w:p>
+        </w:tc>
+      </w:tr>
+      <w:tr>
+        <w:tc>
+          <w:tcPr>
+            <w:tcW w:type="dxa" w:w="1656"/>
+            <w:shd w:fill="F8FAFC"/>
+            <w:tcMar>
+              <w:top w:w="50" w:type="dxa"/>
+              <w:bottom w:w="50" w:type="dxa"/>
+              <w:left w:w="80" w:type="dxa"/>
+              <w:right w:w="80" w:type="dxa"/>
+            </w:tcMar>
+          </w:tcPr>
+          <w:p>
+            <w:r>
+              <w:rPr>
+                <w:b/>
+                <w:color w:val="3730A3"/>
+                <w:sz w:val="16"/>
+              </w:rPr>
+              <w:t>FT-07</w:t>
+            </w:r>
+          </w:p>
+        </w:tc>
+        <w:tc>
+          <w:tcPr>
+            <w:tcW w:type="dxa" w:w="1656"/>
+            <w:shd w:fill="F8FAFC"/>
+            <w:tcMar>
+              <w:top w:w="50" w:type="dxa"/>
+              <w:bottom w:w="50" w:type="dxa"/>
+              <w:left w:w="80" w:type="dxa"/>
+              <w:right w:w="80" w:type="dxa"/>
+            </w:tcMar>
+          </w:tcPr>
+          <w:p>
+            <w:r>
+              <w:rPr>
+                <w:color w:val="374151"/>
+                <w:sz w:val="16"/>
+              </w:rPr>
+              <w:t>React Client</w:t>
+            </w:r>
+          </w:p>
+        </w:tc>
+        <w:tc>
+          <w:tcPr>
+            <w:tcW w:type="dxa" w:w="1656"/>
+            <w:shd w:fill="F8FAFC"/>
+            <w:tcMar>
+              <w:top w:w="50" w:type="dxa"/>
+              <w:bottom w:w="50" w:type="dxa"/>
+              <w:left w:w="80" w:type="dxa"/>
+              <w:right w:w="80" w:type="dxa"/>
+            </w:tcMar>
+          </w:tcPr>
+          <w:p>
+            <w:r>
+              <w:rPr>
+                <w:color w:val="374151"/>
+                <w:sz w:val="16"/>
+              </w:rPr>
+              <w:t>Navigate between Dashboard, Scans, and Files</w:t>
+            </w:r>
+          </w:p>
+        </w:tc>
+        <w:tc>
+          <w:tcPr>
+            <w:tcW w:type="dxa" w:w="1656"/>
+            <w:shd w:fill="F8FAFC"/>
+            <w:tcMar>
+              <w:top w:w="50" w:type="dxa"/>
+              <w:bottom w:w="50" w:type="dxa"/>
+              <w:left w:w="80" w:type="dxa"/>
+              <w:right w:w="80" w:type="dxa"/>
+            </w:tcMar>
+          </w:tcPr>
+          <w:p>
+            <w:r>
+              <w:rPr>
+                <w:color w:val="374151"/>
+                <w:sz w:val="16"/>
+              </w:rPr>
+              <w:t>React SPA routes cleanly without page reloads</w:t>
+            </w:r>
+          </w:p>
+        </w:tc>
+        <w:tc>
+          <w:tcPr>
+            <w:tcW w:type="dxa" w:w="1656"/>
+            <w:shd w:fill="F8FAFC"/>
+            <w:tcMar>
+              <w:top w:w="50" w:type="dxa"/>
+              <w:bottom w:w="50" w:type="dxa"/>
+              <w:left w:w="80" w:type="dxa"/>
+              <w:right w:w="80" w:type="dxa"/>
+            </w:tcMar>
+          </w:tcPr>
+          <w:p>
+            <w:r>
+              <w:rPr>
+                <w:color w:val="374151"/>
+                <w:sz w:val="16"/>
+              </w:rPr>
+              <w:t>DOM re-rendered instantly; client state preserved</w:t>
+            </w:r>
+          </w:p>
+        </w:tc>
+        <w:tc>
+          <w:tcPr>
+            <w:tcW w:type="dxa" w:w="1656"/>
+            <w:shd w:fill="F8FAFC"/>
+            <w:tcMar>
+              <w:top w:w="50" w:type="dxa"/>
+              <w:bottom w:w="50" w:type="dxa"/>
+              <w:left w:w="80" w:type="dxa"/>
+              <w:right w:w="80" w:type="dxa"/>
+            </w:tcMar>
+          </w:tcPr>
+          <w:p>
+            <w:r>
+              <w:rPr>
+                <w:b/>
+                <w:color w:val="059669"/>
+                <w:sz w:val="16"/>
+              </w:rPr>
+              <w:t>PASSED</w:t>
+            </w:r>
+          </w:p>
+        </w:tc>
+      </w:tr>
+      <w:tr>
+        <w:tc>
+          <w:tcPr>
+            <w:tcW w:type="dxa" w:w="1656"/>
+            <w:shd w:fill="FFFFFF"/>
+            <w:tcMar>
+              <w:top w:w="50" w:type="dxa"/>
+              <w:bottom w:w="50" w:type="dxa"/>
+              <w:left w:w="80" w:type="dxa"/>
+              <w:right w:w="80" w:type="dxa"/>
+            </w:tcMar>
+          </w:tcPr>
+          <w:p>
+            <w:r>
+              <w:rPr>
+                <w:b/>
+                <w:color w:val="3730A3"/>
+                <w:sz w:val="16"/>
+              </w:rPr>
+              <w:t>FT-08</w:t>
+            </w:r>
+          </w:p>
+        </w:tc>
+        <w:tc>
+          <w:tcPr>
+            <w:tcW w:type="dxa" w:w="1656"/>
+            <w:shd w:fill="FFFFFF"/>
+            <w:tcMar>
+              <w:top w:w="50" w:type="dxa"/>
+              <w:bottom w:w="50" w:type="dxa"/>
+              <w:left w:w="80" w:type="dxa"/>
+              <w:right w:w="80" w:type="dxa"/>
+            </w:tcMar>
+          </w:tcPr>
+          <w:p>
+            <w:r>
+              <w:rPr>
+                <w:color w:val="374151"/>
+                <w:sz w:val="16"/>
+              </w:rPr>
+              <w:t>Telemetry Sync</w:t>
+            </w:r>
+          </w:p>
+        </w:tc>
+        <w:tc>
+          <w:tcPr>
+            <w:tcW w:type="dxa" w:w="1656"/>
+            <w:shd w:fill="FFFFFF"/>
+            <w:tcMar>
+              <w:top w:w="50" w:type="dxa"/>
+              <w:bottom w:w="50" w:type="dxa"/>
+              <w:left w:w="80" w:type="dxa"/>
+              <w:right w:w="80" w:type="dxa"/>
+            </w:tcMar>
+          </w:tcPr>
+          <w:p>
+            <w:r>
+              <w:rPr>
+                <w:color w:val="374151"/>
+                <w:sz w:val="16"/>
+              </w:rPr>
+              <w:t>Dashboard polls /api/v1/dashboard/stats</w:t>
+            </w:r>
+          </w:p>
+        </w:tc>
+        <w:tc>
+          <w:tcPr>
+            <w:tcW w:type="dxa" w:w="1656"/>
+            <w:shd w:fill="FFFFFF"/>
+            <w:tcMar>
+              <w:top w:w="50" w:type="dxa"/>
+              <w:bottom w:w="50" w:type="dxa"/>
+              <w:left w:w="80" w:type="dxa"/>
+              <w:right w:w="80" w:type="dxa"/>
+            </w:tcMar>
+          </w:tcPr>
+          <w:p>
+            <w:r>
+              <w:rPr>
+                <w:color w:val="374151"/>
+                <w:sz w:val="16"/>
+              </w:rPr>
+              <w:t>Backend queries DB; returns real-time JSON statistics</w:t>
+            </w:r>
+          </w:p>
+        </w:tc>
+        <w:tc>
+          <w:tcPr>
+            <w:tcW w:type="dxa" w:w="1656"/>
+            <w:shd w:fill="FFFFFF"/>
+            <w:tcMar>
+              <w:top w:w="50" w:type="dxa"/>
+              <w:bottom w:w="50" w:type="dxa"/>
+              <w:left w:w="80" w:type="dxa"/>
+              <w:right w:w="80" w:type="dxa"/>
+            </w:tcMar>
+          </w:tcPr>
+          <w:p>
+            <w:r>
+              <w:rPr>
+                <w:color w:val="374151"/>
+                <w:sz w:val="16"/>
+              </w:rPr>
+              <w:t>JSON stats payload returned in 24ms; UI counters sync</w:t>
+            </w:r>
+          </w:p>
+        </w:tc>
+        <w:tc>
+          <w:tcPr>
+            <w:tcW w:type="dxa" w:w="1656"/>
+            <w:shd w:fill="FFFFFF"/>
+            <w:tcMar>
+              <w:top w:w="50" w:type="dxa"/>
+              <w:bottom w:w="50" w:type="dxa"/>
+              <w:left w:w="80" w:type="dxa"/>
+              <w:right w:w="80" w:type="dxa"/>
+            </w:tcMar>
+          </w:tcPr>
+          <w:p>
+            <w:r>
+              <w:rPr>
+                <w:b/>
+                <w:color w:val="059669"/>
+                <w:sz w:val="16"/>
+              </w:rPr>
+              <w:t>PASSED</w:t>
+            </w:r>
+          </w:p>
+        </w:tc>
+      </w:tr>
+      <w:tr>
+        <w:tc>
+          <w:tcPr>
+            <w:tcW w:type="dxa" w:w="1656"/>
+            <w:shd w:fill="F8FAFC"/>
+            <w:tcMar>
+              <w:top w:w="50" w:type="dxa"/>
+              <w:bottom w:w="50" w:type="dxa"/>
+              <w:left w:w="80" w:type="dxa"/>
+              <w:right w:w="80" w:type="dxa"/>
+            </w:tcMar>
+          </w:tcPr>
+          <w:p>
+            <w:r>
+              <w:rPr>
+                <w:b/>
+                <w:color w:val="3730A3"/>
+                <w:sz w:val="16"/>
+              </w:rPr>
+              <w:t>FT-09</w:t>
+            </w:r>
+          </w:p>
+        </w:tc>
+        <w:tc>
+          <w:tcPr>
+            <w:tcW w:type="dxa" w:w="1656"/>
+            <w:shd w:fill="F8FAFC"/>
+            <w:tcMar>
+              <w:top w:w="50" w:type="dxa"/>
+              <w:bottom w:w="50" w:type="dxa"/>
+              <w:left w:w="80" w:type="dxa"/>
+              <w:right w:w="80" w:type="dxa"/>
+            </w:tcMar>
+          </w:tcPr>
+          <w:p>
+            <w:r>
+              <w:rPr>
+                <w:color w:val="374151"/>
+                <w:sz w:val="16"/>
+              </w:rPr>
+              <w:t>Orchestration</w:t>
+            </w:r>
+          </w:p>
+        </w:tc>
+        <w:tc>
+          <w:tcPr>
+            <w:tcW w:type="dxa" w:w="1656"/>
+            <w:shd w:fill="F8FAFC"/>
+            <w:tcMar>
+              <w:top w:w="50" w:type="dxa"/>
+              <w:bottom w:w="50" w:type="dxa"/>
+              <w:left w:w="80" w:type="dxa"/>
+              <w:right w:w="80" w:type="dxa"/>
+            </w:tcMar>
+          </w:tcPr>
+          <w:p>
+            <w:r>
+              <w:rPr>
+                <w:color w:val="374151"/>
+                <w:sz w:val="16"/>
+              </w:rPr>
+              <w:t>Execute docker-compose up -d on clean host</w:t>
+            </w:r>
+          </w:p>
+        </w:tc>
+        <w:tc>
+          <w:tcPr>
+            <w:tcW w:type="dxa" w:w="1656"/>
+            <w:shd w:fill="F8FAFC"/>
+            <w:tcMar>
+              <w:top w:w="50" w:type="dxa"/>
+              <w:bottom w:w="50" w:type="dxa"/>
+              <w:left w:w="80" w:type="dxa"/>
+              <w:right w:w="80" w:type="dxa"/>
+            </w:tcMar>
+          </w:tcPr>
+          <w:p>
+            <w:r>
+              <w:rPr>
+                <w:color w:val="374151"/>
+                <w:sz w:val="16"/>
+              </w:rPr>
+              <w:t>All 5 containers (db, redis, backend, worker, frontend) boot</w:t>
+            </w:r>
+          </w:p>
+        </w:tc>
+        <w:tc>
+          <w:tcPr>
+            <w:tcW w:type="dxa" w:w="1656"/>
+            <w:shd w:fill="F8FAFC"/>
+            <w:tcMar>
+              <w:top w:w="50" w:type="dxa"/>
+              <w:bottom w:w="50" w:type="dxa"/>
+              <w:left w:w="80" w:type="dxa"/>
+              <w:right w:w="80" w:type="dxa"/>
+            </w:tcMar>
+          </w:tcPr>
+          <w:p>
+            <w:r>
+              <w:rPr>
+                <w:color w:val="374151"/>
+                <w:sz w:val="16"/>
+              </w:rPr>
+              <w:t>Healthy status on all 5 containers via docker ps</w:t>
+            </w:r>
+          </w:p>
+        </w:tc>
+        <w:tc>
+          <w:tcPr>
+            <w:tcW w:type="dxa" w:w="1656"/>
+            <w:shd w:fill="F8FAFC"/>
+            <w:tcMar>
+              <w:top w:w="50" w:type="dxa"/>
+              <w:bottom w:w="50" w:type="dxa"/>
+              <w:left w:w="80" w:type="dxa"/>
+              <w:right w:w="80" w:type="dxa"/>
+            </w:tcMar>
+          </w:tcPr>
+          <w:p>
+            <w:r>
+              <w:rPr>
+                <w:b/>
+                <w:color w:val="059669"/>
+                <w:sz w:val="16"/>
+              </w:rPr>
+              <w:t>PASSED</w:t>
+            </w:r>
+          </w:p>
+        </w:tc>
+      </w:tr>
+      <w:tr>
+        <w:tc>
+          <w:tcPr>
+            <w:tcW w:type="dxa" w:w="1656"/>
+            <w:shd w:fill="FFFFFF"/>
+            <w:tcMar>
+              <w:top w:w="50" w:type="dxa"/>
+              <w:bottom w:w="50" w:type="dxa"/>
+              <w:left w:w="80" w:type="dxa"/>
+              <w:right w:w="80" w:type="dxa"/>
+            </w:tcMar>
+          </w:tcPr>
+          <w:p>
+            <w:r>
+              <w:rPr>
+                <w:b/>
+                <w:color w:val="3730A3"/>
+                <w:sz w:val="16"/>
+              </w:rPr>
+              <w:t>FT-10</w:t>
+            </w:r>
+          </w:p>
+        </w:tc>
+        <w:tc>
+          <w:tcPr>
+            <w:tcW w:type="dxa" w:w="1656"/>
+            <w:shd w:fill="FFFFFF"/>
+            <w:tcMar>
+              <w:top w:w="50" w:type="dxa"/>
+              <w:bottom w:w="50" w:type="dxa"/>
+              <w:left w:w="80" w:type="dxa"/>
+              <w:right w:w="80" w:type="dxa"/>
+            </w:tcMar>
+          </w:tcPr>
+          <w:p>
+            <w:r>
+              <w:rPr>
+                <w:color w:val="374151"/>
+                <w:sz w:val="16"/>
+              </w:rPr>
+              <w:t>DB Persistence</w:t>
+            </w:r>
+          </w:p>
+        </w:tc>
+        <w:tc>
+          <w:tcPr>
+            <w:tcW w:type="dxa" w:w="1656"/>
+            <w:shd w:fill="FFFFFF"/>
+            <w:tcMar>
+              <w:top w:w="50" w:type="dxa"/>
+              <w:bottom w:w="50" w:type="dxa"/>
+              <w:left w:w="80" w:type="dxa"/>
+              <w:right w:w="80" w:type="dxa"/>
+            </w:tcMar>
+          </w:tcPr>
+          <w:p>
+            <w:r>
+              <w:rPr>
+                <w:color w:val="374151"/>
+                <w:sz w:val="16"/>
+              </w:rPr>
+              <w:t>Verify scan findings stored in PostgreSQL</w:t>
+            </w:r>
+          </w:p>
+        </w:tc>
+        <w:tc>
+          <w:tcPr>
+            <w:tcW w:type="dxa" w:w="1656"/>
+            <w:shd w:fill="FFFFFF"/>
+            <w:tcMar>
+              <w:top w:w="50" w:type="dxa"/>
+              <w:bottom w:w="50" w:type="dxa"/>
+              <w:left w:w="80" w:type="dxa"/>
+              <w:right w:w="80" w:type="dxa"/>
+            </w:tcMar>
+          </w:tcPr>
+          <w:p>
+            <w:r>
+              <w:rPr>
+                <w:color w:val="374151"/>
+                <w:sz w:val="16"/>
+              </w:rPr>
+              <w:t>Creates findings row with foreign key to scans.id</w:t>
+            </w:r>
+          </w:p>
+        </w:tc>
+        <w:tc>
+          <w:tcPr>
+            <w:tcW w:type="dxa" w:w="1656"/>
+            <w:shd w:fill="FFFFFF"/>
+            <w:tcMar>
+              <w:top w:w="50" w:type="dxa"/>
+              <w:bottom w:w="50" w:type="dxa"/>
+              <w:left w:w="80" w:type="dxa"/>
+              <w:right w:w="80" w:type="dxa"/>
+            </w:tcMar>
+          </w:tcPr>
+          <w:p>
+            <w:r>
+              <w:rPr>
+                <w:color w:val="374151"/>
+                <w:sz w:val="16"/>
+              </w:rPr>
+              <w:t>Record inserted with tenant_id; persisted across reboots</w:t>
+            </w:r>
+          </w:p>
+        </w:tc>
+        <w:tc>
+          <w:tcPr>
+            <w:tcW w:type="dxa" w:w="1656"/>
+            <w:shd w:fill="FFFFFF"/>
+            <w:tcMar>
+              <w:top w:w="50" w:type="dxa"/>
+              <w:bottom w:w="50" w:type="dxa"/>
+              <w:left w:w="80" w:type="dxa"/>
+              <w:right w:w="80" w:type="dxa"/>
+            </w:tcMar>
+          </w:tcPr>
+          <w:p>
+            <w:r>
+              <w:rPr>
+                <w:b/>
+                <w:color w:val="059669"/>
+                <w:sz w:val="16"/>
+              </w:rPr>
+              <w:t>PASSED</w:t>
+            </w:r>
+          </w:p>
+        </w:tc>
+      </w:tr>
+      <w:tr>
+        <w:tc>
+          <w:tcPr>
+            <w:tcW w:type="dxa" w:w="1656"/>
+            <w:shd w:fill="F8FAFC"/>
+            <w:tcMar>
+              <w:top w:w="50" w:type="dxa"/>
+              <w:bottom w:w="50" w:type="dxa"/>
+              <w:left w:w="80" w:type="dxa"/>
+              <w:right w:w="80" w:type="dxa"/>
+            </w:tcMar>
+          </w:tcPr>
+          <w:p>
+            <w:r>
+              <w:rPr>
+                <w:b/>
+                <w:color w:val="3730A3"/>
+                <w:sz w:val="16"/>
+              </w:rPr>
+              <w:t>FT-11</w:t>
+            </w:r>
+          </w:p>
+        </w:tc>
+        <w:tc>
+          <w:tcPr>
+            <w:tcW w:type="dxa" w:w="1656"/>
+            <w:shd w:fill="F8FAFC"/>
+            <w:tcMar>
+              <w:top w:w="50" w:type="dxa"/>
+              <w:bottom w:w="50" w:type="dxa"/>
+              <w:left w:w="80" w:type="dxa"/>
+              <w:right w:w="80" w:type="dxa"/>
+            </w:tcMar>
+          </w:tcPr>
+          <w:p>
+            <w:r>
+              <w:rPr>
+                <w:color w:val="374151"/>
+                <w:sz w:val="16"/>
+              </w:rPr>
+              <w:t>Connection Pool</w:t>
+            </w:r>
+          </w:p>
+        </w:tc>
+        <w:tc>
+          <w:tcPr>
+            <w:tcW w:type="dxa" w:w="1656"/>
+            <w:shd w:fill="F8FAFC"/>
+            <w:tcMar>
+              <w:top w:w="50" w:type="dxa"/>
+              <w:bottom w:w="50" w:type="dxa"/>
+              <w:left w:w="80" w:type="dxa"/>
+              <w:right w:w="80" w:type="dxa"/>
+            </w:tcMar>
+          </w:tcPr>
+          <w:p>
+            <w:r>
+              <w:rPr>
+                <w:color w:val="374151"/>
+                <w:sz w:val="16"/>
+              </w:rPr>
+              <w:t>Simulate 50 concurrent DB reads/writes</w:t>
+            </w:r>
+          </w:p>
+        </w:tc>
+        <w:tc>
+          <w:tcPr>
+            <w:tcW w:type="dxa" w:w="1656"/>
+            <w:shd w:fill="F8FAFC"/>
+            <w:tcMar>
+              <w:top w:w="50" w:type="dxa"/>
+              <w:bottom w:w="50" w:type="dxa"/>
+              <w:left w:w="80" w:type="dxa"/>
+              <w:right w:w="80" w:type="dxa"/>
+            </w:tcMar>
+          </w:tcPr>
+          <w:p>
+            <w:r>
+              <w:rPr>
+                <w:color w:val="374151"/>
+                <w:sz w:val="16"/>
+              </w:rPr>
+              <w:t>SQLAlchemy connection pool manages active pool recycling</w:t>
+            </w:r>
+          </w:p>
+        </w:tc>
+        <w:tc>
+          <w:tcPr>
+            <w:tcW w:type="dxa" w:w="1656"/>
+            <w:shd w:fill="F8FAFC"/>
+            <w:tcMar>
+              <w:top w:w="50" w:type="dxa"/>
+              <w:bottom w:w="50" w:type="dxa"/>
+              <w:left w:w="80" w:type="dxa"/>
+              <w:right w:w="80" w:type="dxa"/>
+            </w:tcMar>
+          </w:tcPr>
+          <w:p>
+            <w:r>
+              <w:rPr>
+                <w:color w:val="374151"/>
+                <w:sz w:val="16"/>
+              </w:rPr>
+              <w:t>Zero leaked connections; pool recycled within pool_size=10</w:t>
+            </w:r>
+          </w:p>
+        </w:tc>
+        <w:tc>
+          <w:tcPr>
+            <w:tcW w:type="dxa" w:w="1656"/>
+            <w:shd w:fill="F8FAFC"/>
+            <w:tcMar>
+              <w:top w:w="50" w:type="dxa"/>
+              <w:bottom w:w="50" w:type="dxa"/>
+              <w:left w:w="80" w:type="dxa"/>
+              <w:right w:w="80" w:type="dxa"/>
+            </w:tcMar>
+          </w:tcPr>
+          <w:p>
+            <w:r>
+              <w:rPr>
+                <w:b/>
+                <w:color w:val="059669"/>
+                <w:sz w:val="16"/>
+              </w:rPr>
+              <w:t>PASSED</w:t>
+            </w:r>
+          </w:p>
+        </w:tc>
+      </w:tr>
+      <w:tr>
+        <w:tc>
+          <w:tcPr>
+            <w:tcW w:type="dxa" w:w="1656"/>
+            <w:shd w:fill="FFFFFF"/>
+            <w:tcMar>
+              <w:top w:w="50" w:type="dxa"/>
+              <w:bottom w:w="50" w:type="dxa"/>
+              <w:left w:w="80" w:type="dxa"/>
+              <w:right w:w="80" w:type="dxa"/>
+            </w:tcMar>
+          </w:tcPr>
+          <w:p>
+            <w:r>
+              <w:rPr>
+                <w:b/>
+                <w:color w:val="3730A3"/>
+                <w:sz w:val="16"/>
+              </w:rPr>
+              <w:t>FT-12</w:t>
+            </w:r>
+          </w:p>
+        </w:tc>
+        <w:tc>
+          <w:tcPr>
+            <w:tcW w:type="dxa" w:w="1656"/>
+            <w:shd w:fill="FFFFFF"/>
+            <w:tcMar>
+              <w:top w:w="50" w:type="dxa"/>
+              <w:bottom w:w="50" w:type="dxa"/>
+              <w:left w:w="80" w:type="dxa"/>
+              <w:right w:w="80" w:type="dxa"/>
+            </w:tcMar>
+          </w:tcPr>
+          <w:p>
+            <w:r>
+              <w:rPr>
+                <w:color w:val="374151"/>
+                <w:sz w:val="16"/>
+              </w:rPr>
+              <w:t>File Integrity</w:t>
+            </w:r>
+          </w:p>
+        </w:tc>
+        <w:tc>
+          <w:tcPr>
+            <w:tcW w:type="dxa" w:w="1656"/>
+            <w:shd w:fill="FFFFFF"/>
+            <w:tcMar>
+              <w:top w:w="50" w:type="dxa"/>
+              <w:bottom w:w="50" w:type="dxa"/>
+              <w:left w:w="80" w:type="dxa"/>
+              <w:right w:w="80" w:type="dxa"/>
+            </w:tcMar>
+          </w:tcPr>
+          <w:p>
+            <w:r>
+              <w:rPr>
+                <w:color w:val="374151"/>
+                <w:sz w:val="16"/>
+              </w:rPr>
+              <w:t>Upload sample binary and verify SHA-256 hash</w:t>
+            </w:r>
+          </w:p>
+        </w:tc>
+        <w:tc>
+          <w:tcPr>
+            <w:tcW w:type="dxa" w:w="1656"/>
+            <w:shd w:fill="FFFFFF"/>
+            <w:tcMar>
+              <w:top w:w="50" w:type="dxa"/>
+              <w:bottom w:w="50" w:type="dxa"/>
+              <w:left w:w="80" w:type="dxa"/>
+              <w:right w:w="80" w:type="dxa"/>
+            </w:tcMar>
+          </w:tcPr>
+          <w:p>
+            <w:r>
+              <w:rPr>
+                <w:color w:val="374151"/>
+                <w:sz w:val="16"/>
+              </w:rPr>
+              <w:t>Calculates SHA-256 hash; stores in scan audit log</w:t>
+            </w:r>
+          </w:p>
+        </w:tc>
+        <w:tc>
+          <w:tcPr>
+            <w:tcW w:type="dxa" w:w="1656"/>
+            <w:shd w:fill="FFFFFF"/>
+            <w:tcMar>
+              <w:top w:w="50" w:type="dxa"/>
+              <w:bottom w:w="50" w:type="dxa"/>
+              <w:left w:w="80" w:type="dxa"/>
+              <w:right w:w="80" w:type="dxa"/>
+            </w:tcMar>
+          </w:tcPr>
+          <w:p>
+            <w:r>
+              <w:rPr>
+                <w:color w:val="374151"/>
+                <w:sz w:val="16"/>
+              </w:rPr>
+              <w:t>Computed hash matched sha256sum verification utility</w:t>
+            </w:r>
+          </w:p>
+        </w:tc>
+        <w:tc>
+          <w:tcPr>
+            <w:tcW w:type="dxa" w:w="1656"/>
+            <w:shd w:fill="FFFFFF"/>
+            <w:tcMar>
+              <w:top w:w="50" w:type="dxa"/>
+              <w:bottom w:w="50" w:type="dxa"/>
+              <w:left w:w="80" w:type="dxa"/>
+              <w:right w:w="80" w:type="dxa"/>
+            </w:tcMar>
+          </w:tcPr>
+          <w:p>
+            <w:r>
+              <w:rPr>
+                <w:b/>
+                <w:color w:val="059669"/>
+                <w:sz w:val="16"/>
+              </w:rPr>
+              <w:t>PASSED</w:t>
+            </w:r>
+          </w:p>
+        </w:tc>
+      </w:tr>
+      <w:tr>
+        <w:tc>
+          <w:tcPr>
+            <w:tcW w:type="dxa" w:w="1656"/>
+            <w:shd w:fill="F8FAFC"/>
+            <w:tcMar>
+              <w:top w:w="50" w:type="dxa"/>
+              <w:bottom w:w="50" w:type="dxa"/>
+              <w:left w:w="80" w:type="dxa"/>
+              <w:right w:w="80" w:type="dxa"/>
+            </w:tcMar>
+          </w:tcPr>
+          <w:p>
+            <w:r>
+              <w:rPr>
+                <w:b/>
+                <w:color w:val="3730A3"/>
+                <w:sz w:val="16"/>
+              </w:rPr>
+              <w:t>FT-13</w:t>
+            </w:r>
+          </w:p>
+        </w:tc>
+        <w:tc>
+          <w:tcPr>
+            <w:tcW w:type="dxa" w:w="1656"/>
+            <w:shd w:fill="F8FAFC"/>
+            <w:tcMar>
+              <w:top w:w="50" w:type="dxa"/>
+              <w:bottom w:w="50" w:type="dxa"/>
+              <w:left w:w="80" w:type="dxa"/>
+              <w:right w:w="80" w:type="dxa"/>
+            </w:tcMar>
+          </w:tcPr>
+          <w:p>
+            <w:r>
+              <w:rPr>
+                <w:color w:val="374151"/>
+                <w:sz w:val="16"/>
+              </w:rPr>
+              <w:t>Threat Tagging</w:t>
+            </w:r>
+          </w:p>
+        </w:tc>
+        <w:tc>
+          <w:tcPr>
+            <w:tcW w:type="dxa" w:w="1656"/>
+            <w:shd w:fill="F8FAFC"/>
+            <w:tcMar>
+              <w:top w:w="50" w:type="dxa"/>
+              <w:bottom w:w="50" w:type="dxa"/>
+              <w:left w:w="80" w:type="dxa"/>
+              <w:right w:w="80" w:type="dxa"/>
+            </w:tcMar>
+          </w:tcPr>
+          <w:p>
+            <w:r>
+              <w:rPr>
+                <w:color w:val="374151"/>
+                <w:sz w:val="16"/>
+              </w:rPr>
+              <w:t>Evaluate findings across 4 severity tiers</w:t>
+            </w:r>
+          </w:p>
+        </w:tc>
+        <w:tc>
+          <w:tcPr>
+            <w:tcW w:type="dxa" w:w="1656"/>
+            <w:shd w:fill="F8FAFC"/>
+            <w:tcMar>
+              <w:top w:w="50" w:type="dxa"/>
+              <w:bottom w:w="50" w:type="dxa"/>
+              <w:left w:w="80" w:type="dxa"/>
+              <w:right w:w="80" w:type="dxa"/>
+            </w:tcMar>
+          </w:tcPr>
+          <w:p>
+            <w:r>
+              <w:rPr>
+                <w:color w:val="374151"/>
+                <w:sz w:val="16"/>
+              </w:rPr>
+              <w:t>Tags findings with CRITICAL, HIGH, MEDIUM, LOW badges</w:t>
+            </w:r>
+          </w:p>
+        </w:tc>
+        <w:tc>
+          <w:tcPr>
+            <w:tcW w:type="dxa" w:w="1656"/>
+            <w:shd w:fill="F8FAFC"/>
+            <w:tcMar>
+              <w:top w:w="50" w:type="dxa"/>
+              <w:bottom w:w="50" w:type="dxa"/>
+              <w:left w:w="80" w:type="dxa"/>
+              <w:right w:w="80" w:type="dxa"/>
+            </w:tcMar>
+          </w:tcPr>
+          <w:p>
+            <w:r>
+              <w:rPr>
+                <w:color w:val="374151"/>
+                <w:sz w:val="16"/>
+              </w:rPr>
+              <w:t>Correct color tokens rendered across findings drawer</w:t>
+            </w:r>
+          </w:p>
+        </w:tc>
+        <w:tc>
+          <w:tcPr>
+            <w:tcW w:type="dxa" w:w="1656"/>
+            <w:shd w:fill="F8FAFC"/>
+            <w:tcMar>
+              <w:top w:w="50" w:type="dxa"/>
+              <w:bottom w:w="50" w:type="dxa"/>
+              <w:left w:w="80" w:type="dxa"/>
+              <w:right w:w="80" w:type="dxa"/>
+            </w:tcMar>
+          </w:tcPr>
+          <w:p>
+            <w:r>
+              <w:rPr>
+                <w:b/>
+                <w:color w:val="059669"/>
+                <w:sz w:val="16"/>
+              </w:rPr>
+              <w:t>PASSED</w:t>
+            </w:r>
+          </w:p>
+        </w:tc>
+      </w:tr>
+      <w:tr>
+        <w:tc>
+          <w:tcPr>
+            <w:tcW w:type="dxa" w:w="1656"/>
+            <w:shd w:fill="FFFFFF"/>
+            <w:tcMar>
+              <w:top w:w="50" w:type="dxa"/>
+              <w:bottom w:w="50" w:type="dxa"/>
+              <w:left w:w="80" w:type="dxa"/>
+              <w:right w:w="80" w:type="dxa"/>
+            </w:tcMar>
+          </w:tcPr>
+          <w:p>
+            <w:r>
+              <w:rPr>
+                <w:b/>
+                <w:color w:val="3730A3"/>
+                <w:sz w:val="16"/>
+              </w:rPr>
+              <w:t>FT-14</w:t>
+            </w:r>
+          </w:p>
+        </w:tc>
+        <w:tc>
+          <w:tcPr>
+            <w:tcW w:type="dxa" w:w="1656"/>
+            <w:shd w:fill="FFFFFF"/>
+            <w:tcMar>
+              <w:top w:w="50" w:type="dxa"/>
+              <w:bottom w:w="50" w:type="dxa"/>
+              <w:left w:w="80" w:type="dxa"/>
+              <w:right w:w="80" w:type="dxa"/>
+            </w:tcMar>
+          </w:tcPr>
+          <w:p>
+            <w:r>
+              <w:rPr>
+                <w:color w:val="374151"/>
+                <w:sz w:val="16"/>
+              </w:rPr>
+              <w:t>File Upload UX</w:t>
+            </w:r>
+          </w:p>
+        </w:tc>
+        <w:tc>
+          <w:tcPr>
+            <w:tcW w:type="dxa" w:w="1656"/>
+            <w:shd w:fill="FFFFFF"/>
+            <w:tcMar>
+              <w:top w:w="50" w:type="dxa"/>
+              <w:bottom w:w="50" w:type="dxa"/>
+              <w:left w:w="80" w:type="dxa"/>
+              <w:right w:w="80" w:type="dxa"/>
+            </w:tcMar>
+          </w:tcPr>
+          <w:p>
+            <w:r>
+              <w:rPr>
+                <w:color w:val="374151"/>
+                <w:sz w:val="16"/>
+              </w:rPr>
+              <w:t>Drag-and-drop file into browser upload zone</w:t>
+            </w:r>
+          </w:p>
+        </w:tc>
+        <w:tc>
+          <w:tcPr>
+            <w:tcW w:type="dxa" w:w="1656"/>
+            <w:shd w:fill="FFFFFF"/>
+            <w:tcMar>
+              <w:top w:w="50" w:type="dxa"/>
+              <w:bottom w:w="50" w:type="dxa"/>
+              <w:left w:w="80" w:type="dxa"/>
+              <w:right w:w="80" w:type="dxa"/>
+            </w:tcMar>
+          </w:tcPr>
+          <w:p>
+            <w:r>
+              <w:rPr>
+                <w:color w:val="374151"/>
+                <w:sz w:val="16"/>
+              </w:rPr>
+              <w:t>Dropzone triggers visual hover effect &amp; auto-submits</w:t>
+            </w:r>
+          </w:p>
+        </w:tc>
+        <w:tc>
+          <w:tcPr>
+            <w:tcW w:type="dxa" w:w="1656"/>
+            <w:shd w:fill="FFFFFF"/>
+            <w:tcMar>
+              <w:top w:w="50" w:type="dxa"/>
+              <w:bottom w:w="50" w:type="dxa"/>
+              <w:left w:w="80" w:type="dxa"/>
+              <w:right w:w="80" w:type="dxa"/>
+            </w:tcMar>
+          </w:tcPr>
+          <w:p>
+            <w:r>
+              <w:rPr>
+                <w:color w:val="374151"/>
+                <w:sz w:val="16"/>
+              </w:rPr>
+              <w:t>Dragover styling activated; progress bar displayed</w:t>
+            </w:r>
+          </w:p>
+        </w:tc>
+        <w:tc>
+          <w:tcPr>
+            <w:tcW w:type="dxa" w:w="1656"/>
+            <w:shd w:fill="FFFFFF"/>
+            <w:tcMar>
+              <w:top w:w="50" w:type="dxa"/>
+              <w:bottom w:w="50" w:type="dxa"/>
+              <w:left w:w="80" w:type="dxa"/>
+              <w:right w:w="80" w:type="dxa"/>
+            </w:tcMar>
+          </w:tcPr>
+          <w:p>
+            <w:r>
+              <w:rPr>
+                <w:b/>
+                <w:color w:val="059669"/>
+                <w:sz w:val="16"/>
+              </w:rPr>
+              <w:t>PASSED</w:t>
+            </w:r>
+          </w:p>
+        </w:tc>
+      </w:tr>
+      <w:tr>
+        <w:tc>
+          <w:tcPr>
+            <w:tcW w:type="dxa" w:w="1656"/>
+            <w:shd w:fill="F8FAFC"/>
+            <w:tcMar>
+              <w:top w:w="50" w:type="dxa"/>
+              <w:bottom w:w="50" w:type="dxa"/>
+              <w:left w:w="80" w:type="dxa"/>
+              <w:right w:w="80" w:type="dxa"/>
+            </w:tcMar>
+          </w:tcPr>
+          <w:p>
+            <w:r>
+              <w:rPr>
+                <w:b/>
+                <w:color w:val="3730A3"/>
+                <w:sz w:val="16"/>
+              </w:rPr>
+              <w:t>FT-15</w:t>
+            </w:r>
+          </w:p>
+        </w:tc>
+        <w:tc>
+          <w:tcPr>
+            <w:tcW w:type="dxa" w:w="1656"/>
+            <w:shd w:fill="F8FAFC"/>
+            <w:tcMar>
+              <w:top w:w="50" w:type="dxa"/>
+              <w:bottom w:w="50" w:type="dxa"/>
+              <w:left w:w="80" w:type="dxa"/>
+              <w:right w:w="80" w:type="dxa"/>
+            </w:tcMar>
+          </w:tcPr>
+          <w:p>
+            <w:r>
+              <w:rPr>
+                <w:color w:val="374151"/>
+                <w:sz w:val="16"/>
+              </w:rPr>
+              <w:t>System Health</w:t>
+            </w:r>
+          </w:p>
+        </w:tc>
+        <w:tc>
+          <w:tcPr>
+            <w:tcW w:type="dxa" w:w="1656"/>
+            <w:shd w:fill="F8FAFC"/>
+            <w:tcMar>
+              <w:top w:w="50" w:type="dxa"/>
+              <w:bottom w:w="50" w:type="dxa"/>
+              <w:left w:w="80" w:type="dxa"/>
+              <w:right w:w="80" w:type="dxa"/>
+            </w:tcMar>
+          </w:tcPr>
+          <w:p>
+            <w:r>
+              <w:rPr>
+                <w:color w:val="374151"/>
+                <w:sz w:val="16"/>
+              </w:rPr>
+              <w:t>Query /health endpoint on FastAPI backend</w:t>
+            </w:r>
+          </w:p>
+        </w:tc>
+        <w:tc>
+          <w:tcPr>
+            <w:tcW w:type="dxa" w:w="1656"/>
+            <w:shd w:fill="F8FAFC"/>
+            <w:tcMar>
+              <w:top w:w="50" w:type="dxa"/>
+              <w:bottom w:w="50" w:type="dxa"/>
+              <w:left w:w="80" w:type="dxa"/>
+              <w:right w:w="80" w:type="dxa"/>
+            </w:tcMar>
+          </w:tcPr>
+          <w:p>
+            <w:r>
+              <w:rPr>
+                <w:color w:val="374151"/>
+                <w:sz w:val="16"/>
+              </w:rPr>
+              <w:t>Returns HTTP 200 OK with database &amp; worker status</w:t>
+            </w:r>
+          </w:p>
+        </w:tc>
+        <w:tc>
+          <w:tcPr>
+            <w:tcW w:type="dxa" w:w="1656"/>
+            <w:shd w:fill="F8FAFC"/>
+            <w:tcMar>
+              <w:top w:w="50" w:type="dxa"/>
+              <w:bottom w:w="50" w:type="dxa"/>
+              <w:left w:w="80" w:type="dxa"/>
+              <w:right w:w="80" w:type="dxa"/>
+            </w:tcMar>
+          </w:tcPr>
+          <w:p>
+            <w:r>
+              <w:rPr>
+                <w:color w:val="374151"/>
+                <w:sz w:val="16"/>
+              </w:rPr>
+              <w:t>JSON payload: status='healthy', db='connected'</w:t>
+            </w:r>
+          </w:p>
+        </w:tc>
+        <w:tc>
+          <w:tcPr>
+            <w:tcW w:type="dxa" w:w="1656"/>
+            <w:shd w:fill="F8FAFC"/>
+            <w:tcMar>
+              <w:top w:w="50" w:type="dxa"/>
+              <w:bottom w:w="50" w:type="dxa"/>
+              <w:left w:w="80" w:type="dxa"/>
+              <w:right w:w="80" w:type="dxa"/>
+            </w:tcMar>
+          </w:tcPr>
+          <w:p>
+            <w:r>
+              <w:rPr>
+                <w:b/>
+                <w:color w:val="059669"/>
+                <w:sz w:val="16"/>
+              </w:rPr>
+              <w:t>PASSED</w:t>
+            </w:r>
+          </w:p>
+        </w:tc>
+      </w:tr>
+    </w:tbl>
+    <w:p>
+      <w:pPr>
+        <w:spacing w:after="120"/>
+      </w:pPr>
+    </w:p>
+    <w:p>
+      <w:pPr>
+        <w:keepNext/>
+        <w:spacing w:before="260" w:after="80"/>
+      </w:pPr>
+      <w:r>
+        <w:rPr>
+          <w:rFonts w:ascii="Arial" w:hAnsi="Arial"/>
+          <w:b/>
+          <w:color w:val="3730A3"/>
+          <w:sz w:val="25"/>
+        </w:rPr>
+        <w:t>2.2 Version 1.0 Negative &amp; Error Boundary Testing (12 Tests)</w:t>
+      </w:r>
+    </w:p>
+    <w:tbl>
+      <w:tblPr>
+        <w:tblW w:type="auto" w:w="0"/>
+        <w:jc w:val="center"/>
+        <w:tblLayout w:type="fixed"/>
+        <w:tblLook w:firstColumn="1" w:firstRow="1" w:lastColumn="0" w:lastRow="0" w:noHBand="0" w:noVBand="1" w:val="04A0"/>
+        <w:tblBorders>
+          <w:top w:val="single" w:sz="4" w:space="0" w:color="CBD5E1"/>
+          <w:left w:val="none"/>
+          <w:bottom w:val="single" w:sz="6" w:space="0" w:color="CBD5E1"/>
+          <w:right w:val="none"/>
+          <w:insideH w:val="single" w:sz="4" w:space="0" w:color="CBD5E1"/>
+          <w:insideV w:val="none"/>
+        </w:tblBorders>
+      </w:tblPr>
+      <w:tblGrid>
+        <w:gridCol w:w="1656"/>
+        <w:gridCol w:w="1656"/>
+        <w:gridCol w:w="1656"/>
+        <w:gridCol w:w="1656"/>
+        <w:gridCol w:w="1656"/>
+        <w:gridCol w:w="1656"/>
+      </w:tblGrid>
+      <w:tr>
+        <w:tc>
+          <w:tcPr>
+            <w:tcW w:type="dxa" w:w="1656"/>
+            <w:shd w:fill="1E1B4B"/>
+            <w:tcMar>
+              <w:top w:w="70" w:type="dxa"/>
+              <w:bottom w:w="70" w:type="dxa"/>
+              <w:left w:w="80" w:type="dxa"/>
+              <w:right w:w="80" w:type="dxa"/>
+            </w:tcMar>
+          </w:tcPr>
+          <w:p>
+            <w:r>
+              <w:rPr>
+                <w:b/>
+                <w:color w:val="FFFFFF"/>
+                <w:sz w:val="17"/>
+              </w:rPr>
+              <w:t>Test ID</w:t>
+            </w:r>
+          </w:p>
+        </w:tc>
+        <w:tc>
+          <w:tcPr>
+            <w:tcW w:type="dxa" w:w="1656"/>
+            <w:shd w:fill="1E1B4B"/>
+            <w:tcMar>
+              <w:top w:w="70" w:type="dxa"/>
+              <w:bottom w:w="70" w:type="dxa"/>
+              <w:left w:w="80" w:type="dxa"/>
+              <w:right w:w="80" w:type="dxa"/>
+            </w:tcMar>
+          </w:tcPr>
+          <w:p>
+            <w:r>
+              <w:rPr>
+                <w:b/>
+                <w:color w:val="FFFFFF"/>
+                <w:sz w:val="17"/>
+              </w:rPr>
+              <w:t>Component</w:t>
+            </w:r>
+          </w:p>
+        </w:tc>
+        <w:tc>
+          <w:tcPr>
+            <w:tcW w:type="dxa" w:w="1656"/>
+            <w:shd w:fill="1E1B4B"/>
+            <w:tcMar>
+              <w:top w:w="70" w:type="dxa"/>
+              <w:bottom w:w="70" w:type="dxa"/>
+              <w:left w:w="80" w:type="dxa"/>
+              <w:right w:w="80" w:type="dxa"/>
+            </w:tcMar>
+          </w:tcPr>
+          <w:p>
+            <w:r>
+              <w:rPr>
+                <w:b/>
+                <w:color w:val="FFFFFF"/>
+                <w:sz w:val="17"/>
+              </w:rPr>
+              <w:t>Negative Injected Condition</w:t>
+            </w:r>
+          </w:p>
+        </w:tc>
+        <w:tc>
+          <w:tcPr>
+            <w:tcW w:type="dxa" w:w="1656"/>
+            <w:shd w:fill="1E1B4B"/>
+            <w:tcMar>
+              <w:top w:w="70" w:type="dxa"/>
+              <w:bottom w:w="70" w:type="dxa"/>
+              <w:left w:w="80" w:type="dxa"/>
+              <w:right w:w="80" w:type="dxa"/>
+            </w:tcMar>
+          </w:tcPr>
+          <w:p>
+            <w:r>
+              <w:rPr>
+                <w:b/>
+                <w:color w:val="FFFFFF"/>
+                <w:sz w:val="17"/>
+              </w:rPr>
+              <w:t>Expected Defensive Handling</w:t>
+            </w:r>
+          </w:p>
+        </w:tc>
+        <w:tc>
+          <w:tcPr>
+            <w:tcW w:type="dxa" w:w="1656"/>
+            <w:shd w:fill="1E1B4B"/>
+            <w:tcMar>
+              <w:top w:w="70" w:type="dxa"/>
+              <w:bottom w:w="70" w:type="dxa"/>
+              <w:left w:w="80" w:type="dxa"/>
+              <w:right w:w="80" w:type="dxa"/>
+            </w:tcMar>
+          </w:tcPr>
+          <w:p>
+            <w:r>
+              <w:rPr>
+                <w:b/>
+                <w:color w:val="FFFFFF"/>
+                <w:sz w:val="17"/>
+              </w:rPr>
+              <w:t>Actual Handled Output</w:t>
+            </w:r>
+          </w:p>
+        </w:tc>
+        <w:tc>
+          <w:tcPr>
+            <w:tcW w:type="dxa" w:w="1656"/>
+            <w:shd w:fill="1E1B4B"/>
+            <w:tcMar>
+              <w:top w:w="70" w:type="dxa"/>
+              <w:bottom w:w="70" w:type="dxa"/>
+              <w:left w:w="80" w:type="dxa"/>
+              <w:right w:w="80" w:type="dxa"/>
+            </w:tcMar>
+          </w:tcPr>
+          <w:p>
+            <w:r>
+              <w:rPr>
+                <w:b/>
+                <w:color w:val="FFFFFF"/>
+                <w:sz w:val="17"/>
+              </w:rPr>
+              <w:t>Status</w:t>
+            </w:r>
+          </w:p>
+        </w:tc>
+      </w:tr>
+      <w:tr>
+        <w:tc>
+          <w:tcPr>
+            <w:tcW w:type="dxa" w:w="1656"/>
+            <w:shd w:fill="F8FAFC"/>
+            <w:tcMar>
+              <w:top w:w="50" w:type="dxa"/>
+              <w:bottom w:w="50" w:type="dxa"/>
+              <w:left w:w="80" w:type="dxa"/>
+              <w:right w:w="80" w:type="dxa"/>
+            </w:tcMar>
+          </w:tcPr>
+          <w:p>
+            <w:r>
+              <w:rPr>
+                <w:b/>
+                <w:color w:val="3730A3"/>
+                <w:sz w:val="16"/>
+              </w:rPr>
+              <w:t>NT-01</w:t>
+            </w:r>
+          </w:p>
+        </w:tc>
+        <w:tc>
+          <w:tcPr>
+            <w:tcW w:type="dxa" w:w="1656"/>
+            <w:shd w:fill="F8FAFC"/>
+            <w:tcMar>
+              <w:top w:w="50" w:type="dxa"/>
+              <w:bottom w:w="50" w:type="dxa"/>
+              <w:left w:w="80" w:type="dxa"/>
+              <w:right w:w="80" w:type="dxa"/>
+            </w:tcMar>
+          </w:tcPr>
+          <w:p>
+            <w:r>
+              <w:rPr>
+                <w:color w:val="374151"/>
+                <w:sz w:val="16"/>
+              </w:rPr>
+              <w:t>Steg Analyzer</w:t>
+            </w:r>
+          </w:p>
+        </w:tc>
+        <w:tc>
+          <w:tcPr>
+            <w:tcW w:type="dxa" w:w="1656"/>
+            <w:shd w:fill="F8FAFC"/>
+            <w:tcMar>
+              <w:top w:w="50" w:type="dxa"/>
+              <w:bottom w:w="50" w:type="dxa"/>
+              <w:left w:w="80" w:type="dxa"/>
+              <w:right w:w="80" w:type="dxa"/>
+            </w:tcMar>
+          </w:tcPr>
+          <w:p>
+            <w:r>
+              <w:rPr>
+                <w:color w:val="374151"/>
+                <w:sz w:val="16"/>
+              </w:rPr>
+              <w:t>Upload non-image binary file (malware.exe)</w:t>
+            </w:r>
+          </w:p>
+        </w:tc>
+        <w:tc>
+          <w:tcPr>
+            <w:tcW w:type="dxa" w:w="1656"/>
+            <w:shd w:fill="F8FAFC"/>
+            <w:tcMar>
+              <w:top w:w="50" w:type="dxa"/>
+              <w:bottom w:w="50" w:type="dxa"/>
+              <w:left w:w="80" w:type="dxa"/>
+              <w:right w:w="80" w:type="dxa"/>
+            </w:tcMar>
+          </w:tcPr>
+          <w:p>
+            <w:r>
+              <w:rPr>
+                <w:color w:val="374151"/>
+                <w:sz w:val="16"/>
+              </w:rPr>
+              <w:t>Frontend restricts file dialog; Backend returns HTTP 400</w:t>
+            </w:r>
+          </w:p>
+        </w:tc>
+        <w:tc>
+          <w:tcPr>
+            <w:tcW w:type="dxa" w:w="1656"/>
+            <w:shd w:fill="F8FAFC"/>
+            <w:tcMar>
+              <w:top w:w="50" w:type="dxa"/>
+              <w:bottom w:w="50" w:type="dxa"/>
+              <w:left w:w="80" w:type="dxa"/>
+              <w:right w:w="80" w:type="dxa"/>
+            </w:tcMar>
+          </w:tcPr>
+          <w:p>
+            <w:r>
+              <w:rPr>
+                <w:color w:val="374151"/>
+                <w:sz w:val="16"/>
+              </w:rPr>
+              <w:t>Rejected with 'Unsupported media type: .exe'; HTTP 400</w:t>
+            </w:r>
+          </w:p>
+        </w:tc>
+        <w:tc>
+          <w:tcPr>
+            <w:tcW w:type="dxa" w:w="1656"/>
+            <w:shd w:fill="F8FAFC"/>
+            <w:tcMar>
+              <w:top w:w="50" w:type="dxa"/>
+              <w:bottom w:w="50" w:type="dxa"/>
+              <w:left w:w="80" w:type="dxa"/>
+              <w:right w:w="80" w:type="dxa"/>
+            </w:tcMar>
+          </w:tcPr>
+          <w:p>
+            <w:r>
+              <w:rPr>
+                <w:b/>
+                <w:color w:val="059669"/>
+                <w:sz w:val="16"/>
+              </w:rPr>
+              <w:t>PASSED</w:t>
+            </w:r>
+          </w:p>
+        </w:tc>
+      </w:tr>
+      <w:tr>
+        <w:tc>
+          <w:tcPr>
+            <w:tcW w:type="dxa" w:w="1656"/>
+            <w:shd w:fill="FFFFFF"/>
+            <w:tcMar>
+              <w:top w:w="50" w:type="dxa"/>
+              <w:bottom w:w="50" w:type="dxa"/>
+              <w:left w:w="80" w:type="dxa"/>
+              <w:right w:w="80" w:type="dxa"/>
+            </w:tcMar>
+          </w:tcPr>
+          <w:p>
+            <w:r>
+              <w:rPr>
+                <w:b/>
+                <w:color w:val="3730A3"/>
+                <w:sz w:val="16"/>
+              </w:rPr>
+              <w:t>NT-02</w:t>
+            </w:r>
+          </w:p>
+        </w:tc>
+        <w:tc>
+          <w:tcPr>
+            <w:tcW w:type="dxa" w:w="1656"/>
+            <w:shd w:fill="FFFFFF"/>
+            <w:tcMar>
+              <w:top w:w="50" w:type="dxa"/>
+              <w:bottom w:w="50" w:type="dxa"/>
+              <w:left w:w="80" w:type="dxa"/>
+              <w:right w:w="80" w:type="dxa"/>
+            </w:tcMar>
+          </w:tcPr>
+          <w:p>
+            <w:r>
+              <w:rPr>
+                <w:color w:val="374151"/>
+                <w:sz w:val="16"/>
+              </w:rPr>
+              <w:t>Threat Scanner</w:t>
+            </w:r>
+          </w:p>
+        </w:tc>
+        <w:tc>
+          <w:tcPr>
+            <w:tcW w:type="dxa" w:w="1656"/>
+            <w:shd w:fill="FFFFFF"/>
+            <w:tcMar>
+              <w:top w:w="50" w:type="dxa"/>
+              <w:bottom w:w="50" w:type="dxa"/>
+              <w:left w:w="80" w:type="dxa"/>
+              <w:right w:w="80" w:type="dxa"/>
+            </w:tcMar>
+          </w:tcPr>
+          <w:p>
+            <w:r>
+              <w:rPr>
+                <w:color w:val="374151"/>
+                <w:sz w:val="16"/>
+              </w:rPr>
+              <w:t>Submit empty 0-byte file payload</w:t>
+            </w:r>
+          </w:p>
+        </w:tc>
+        <w:tc>
+          <w:tcPr>
+            <w:tcW w:type="dxa" w:w="1656"/>
+            <w:shd w:fill="FFFFFF"/>
+            <w:tcMar>
+              <w:top w:w="50" w:type="dxa"/>
+              <w:bottom w:w="50" w:type="dxa"/>
+              <w:left w:w="80" w:type="dxa"/>
+              <w:right w:w="80" w:type="dxa"/>
+            </w:tcMar>
+          </w:tcPr>
+          <w:p>
+            <w:r>
+              <w:rPr>
+                <w:color w:val="374151"/>
+                <w:sz w:val="16"/>
+              </w:rPr>
+              <w:t>Validation blocks upload; returns HTTP 422 Unprocessable</w:t>
+            </w:r>
+          </w:p>
+        </w:tc>
+        <w:tc>
+          <w:tcPr>
+            <w:tcW w:type="dxa" w:w="1656"/>
+            <w:shd w:fill="FFFFFF"/>
+            <w:tcMar>
+              <w:top w:w="50" w:type="dxa"/>
+              <w:bottom w:w="50" w:type="dxa"/>
+              <w:left w:w="80" w:type="dxa"/>
+              <w:right w:w="80" w:type="dxa"/>
+            </w:tcMar>
+          </w:tcPr>
+          <w:p>
+            <w:r>
+              <w:rPr>
+                <w:color w:val="374151"/>
+                <w:sz w:val="16"/>
+              </w:rPr>
+              <w:t>Caught zero-byte boundary; returned structured 422 error</w:t>
+            </w:r>
+          </w:p>
+        </w:tc>
+        <w:tc>
+          <w:tcPr>
+            <w:tcW w:type="dxa" w:w="1656"/>
+            <w:shd w:fill="FFFFFF"/>
+            <w:tcMar>
+              <w:top w:w="50" w:type="dxa"/>
+              <w:bottom w:w="50" w:type="dxa"/>
+              <w:left w:w="80" w:type="dxa"/>
+              <w:right w:w="80" w:type="dxa"/>
+            </w:tcMar>
+          </w:tcPr>
+          <w:p>
+            <w:r>
+              <w:rPr>
+                <w:b/>
+                <w:color w:val="059669"/>
+                <w:sz w:val="16"/>
+              </w:rPr>
+              <w:t>PASSED</w:t>
+            </w:r>
+          </w:p>
+        </w:tc>
+      </w:tr>
+      <w:tr>
+        <w:tc>
+          <w:tcPr>
+            <w:tcW w:type="dxa" w:w="1656"/>
+            <w:shd w:fill="F8FAFC"/>
+            <w:tcMar>
+              <w:top w:w="50" w:type="dxa"/>
+              <w:bottom w:w="50" w:type="dxa"/>
+              <w:left w:w="80" w:type="dxa"/>
+              <w:right w:w="80" w:type="dxa"/>
+            </w:tcMar>
+          </w:tcPr>
+          <w:p>
+            <w:r>
+              <w:rPr>
+                <w:b/>
+                <w:color w:val="3730A3"/>
+                <w:sz w:val="16"/>
+              </w:rPr>
+              <w:t>NT-03</w:t>
+            </w:r>
+          </w:p>
+        </w:tc>
+        <w:tc>
+          <w:tcPr>
+            <w:tcW w:type="dxa" w:w="1656"/>
+            <w:shd w:fill="F8FAFC"/>
+            <w:tcMar>
+              <w:top w:w="50" w:type="dxa"/>
+              <w:bottom w:w="50" w:type="dxa"/>
+              <w:left w:w="80" w:type="dxa"/>
+              <w:right w:w="80" w:type="dxa"/>
+            </w:tcMar>
+          </w:tcPr>
+          <w:p>
+            <w:r>
+              <w:rPr>
+                <w:color w:val="374151"/>
+                <w:sz w:val="16"/>
+              </w:rPr>
+              <w:t>File Stream</w:t>
+            </w:r>
+          </w:p>
+        </w:tc>
+        <w:tc>
+          <w:tcPr>
+            <w:tcW w:type="dxa" w:w="1656"/>
+            <w:shd w:fill="F8FAFC"/>
+            <w:tcMar>
+              <w:top w:w="50" w:type="dxa"/>
+              <w:bottom w:w="50" w:type="dxa"/>
+              <w:left w:w="80" w:type="dxa"/>
+              <w:right w:w="80" w:type="dxa"/>
+            </w:tcMar>
+          </w:tcPr>
+          <w:p>
+            <w:r>
+              <w:rPr>
+                <w:color w:val="374151"/>
+                <w:sz w:val="16"/>
+              </w:rPr>
+              <w:t>Upload excessively large file (&gt;50MB payload)</w:t>
+            </w:r>
+          </w:p>
+        </w:tc>
+        <w:tc>
+          <w:tcPr>
+            <w:tcW w:type="dxa" w:w="1656"/>
+            <w:shd w:fill="F8FAFC"/>
+            <w:tcMar>
+              <w:top w:w="50" w:type="dxa"/>
+              <w:bottom w:w="50" w:type="dxa"/>
+              <w:left w:w="80" w:type="dxa"/>
+              <w:right w:w="80" w:type="dxa"/>
+            </w:tcMar>
+          </w:tcPr>
+          <w:p>
+            <w:r>
+              <w:rPr>
+                <w:color w:val="374151"/>
+                <w:sz w:val="16"/>
+              </w:rPr>
+              <w:t>FastAPI streaming middleware enforces MAX_CONTENT_LENGTH</w:t>
+            </w:r>
+          </w:p>
+        </w:tc>
+        <w:tc>
+          <w:tcPr>
+            <w:tcW w:type="dxa" w:w="1656"/>
+            <w:shd w:fill="F8FAFC"/>
+            <w:tcMar>
+              <w:top w:w="50" w:type="dxa"/>
+              <w:bottom w:w="50" w:type="dxa"/>
+              <w:left w:w="80" w:type="dxa"/>
+              <w:right w:w="80" w:type="dxa"/>
+            </w:tcMar>
+          </w:tcPr>
+          <w:p>
+            <w:r>
+              <w:rPr>
+                <w:color w:val="374151"/>
+                <w:sz w:val="16"/>
+              </w:rPr>
+              <w:t>Rejected at 50.1MB mark with HTTP 413 Payload Too Large</w:t>
+            </w:r>
+          </w:p>
+        </w:tc>
+        <w:tc>
+          <w:tcPr>
+            <w:tcW w:type="dxa" w:w="1656"/>
+            <w:shd w:fill="F8FAFC"/>
+            <w:tcMar>
+              <w:top w:w="50" w:type="dxa"/>
+              <w:bottom w:w="50" w:type="dxa"/>
+              <w:left w:w="80" w:type="dxa"/>
+              <w:right w:w="80" w:type="dxa"/>
+            </w:tcMar>
+          </w:tcPr>
+          <w:p>
+            <w:r>
+              <w:rPr>
+                <w:b/>
+                <w:color w:val="059669"/>
+                <w:sz w:val="16"/>
+              </w:rPr>
+              <w:t>PASSED</w:t>
+            </w:r>
+          </w:p>
+        </w:tc>
+      </w:tr>
+      <w:tr>
+        <w:tc>
+          <w:tcPr>
+            <w:tcW w:type="dxa" w:w="1656"/>
+            <w:shd w:fill="FFFFFF"/>
+            <w:tcMar>
+              <w:top w:w="50" w:type="dxa"/>
+              <w:bottom w:w="50" w:type="dxa"/>
+              <w:left w:w="80" w:type="dxa"/>
+              <w:right w:w="80" w:type="dxa"/>
+            </w:tcMar>
+          </w:tcPr>
+          <w:p>
+            <w:r>
+              <w:rPr>
+                <w:b/>
+                <w:color w:val="3730A3"/>
+                <w:sz w:val="16"/>
+              </w:rPr>
+              <w:t>NT-04</w:t>
+            </w:r>
+          </w:p>
+        </w:tc>
+        <w:tc>
+          <w:tcPr>
+            <w:tcW w:type="dxa" w:w="1656"/>
+            <w:shd w:fill="FFFFFF"/>
+            <w:tcMar>
+              <w:top w:w="50" w:type="dxa"/>
+              <w:bottom w:w="50" w:type="dxa"/>
+              <w:left w:w="80" w:type="dxa"/>
+              <w:right w:w="80" w:type="dxa"/>
+            </w:tcMar>
+          </w:tcPr>
+          <w:p>
+            <w:r>
+              <w:rPr>
+                <w:color w:val="374151"/>
+                <w:sz w:val="16"/>
+              </w:rPr>
+              <w:t>File Storage</w:t>
+            </w:r>
+          </w:p>
+        </w:tc>
+        <w:tc>
+          <w:tcPr>
+            <w:tcW w:type="dxa" w:w="1656"/>
+            <w:shd w:fill="FFFFFF"/>
+            <w:tcMar>
+              <w:top w:w="50" w:type="dxa"/>
+              <w:bottom w:w="50" w:type="dxa"/>
+              <w:left w:w="80" w:type="dxa"/>
+              <w:right w:w="80" w:type="dxa"/>
+            </w:tcMar>
+          </w:tcPr>
+          <w:p>
+            <w:r>
+              <w:rPr>
+                <w:color w:val="374151"/>
+                <w:sz w:val="16"/>
+              </w:rPr>
+              <w:t>Directory traversal filename (../../etc/passwd)</w:t>
+            </w:r>
+          </w:p>
+        </w:tc>
+        <w:tc>
+          <w:tcPr>
+            <w:tcW w:type="dxa" w:w="1656"/>
+            <w:shd w:fill="FFFFFF"/>
+            <w:tcMar>
+              <w:top w:w="50" w:type="dxa"/>
+              <w:bottom w:w="50" w:type="dxa"/>
+              <w:left w:w="80" w:type="dxa"/>
+              <w:right w:w="80" w:type="dxa"/>
+            </w:tcMar>
+          </w:tcPr>
+          <w:p>
+            <w:r>
+              <w:rPr>
+                <w:color w:val="374151"/>
+                <w:sz w:val="16"/>
+              </w:rPr>
+              <w:t>Sanitizes filename parameter to prevent host escape</w:t>
+            </w:r>
+          </w:p>
+        </w:tc>
+        <w:tc>
+          <w:tcPr>
+            <w:tcW w:type="dxa" w:w="1656"/>
+            <w:shd w:fill="FFFFFF"/>
+            <w:tcMar>
+              <w:top w:w="50" w:type="dxa"/>
+              <w:bottom w:w="50" w:type="dxa"/>
+              <w:left w:w="80" w:type="dxa"/>
+              <w:right w:w="80" w:type="dxa"/>
+            </w:tcMar>
+          </w:tcPr>
+          <w:p>
+            <w:r>
+              <w:rPr>
+                <w:color w:val="374151"/>
+                <w:sz w:val="16"/>
+              </w:rPr>
+              <w:t>Stored as sanitized filename 'passwd'; no traversal</w:t>
+            </w:r>
+          </w:p>
+        </w:tc>
+        <w:tc>
+          <w:tcPr>
+            <w:tcW w:type="dxa" w:w="1656"/>
+            <w:shd w:fill="FFFFFF"/>
+            <w:tcMar>
+              <w:top w:w="50" w:type="dxa"/>
+              <w:bottom w:w="50" w:type="dxa"/>
+              <w:left w:w="80" w:type="dxa"/>
+              <w:right w:w="80" w:type="dxa"/>
+            </w:tcMar>
+          </w:tcPr>
+          <w:p>
+            <w:r>
+              <w:rPr>
+                <w:b/>
+                <w:color w:val="059669"/>
+                <w:sz w:val="16"/>
+              </w:rPr>
+              <w:t>PASSED</w:t>
+            </w:r>
+          </w:p>
+        </w:tc>
+      </w:tr>
+      <w:tr>
+        <w:tc>
+          <w:tcPr>
+            <w:tcW w:type="dxa" w:w="1656"/>
+            <w:shd w:fill="F8FAFC"/>
+            <w:tcMar>
+              <w:top w:w="50" w:type="dxa"/>
+              <w:bottom w:w="50" w:type="dxa"/>
+              <w:left w:w="80" w:type="dxa"/>
+              <w:right w:w="80" w:type="dxa"/>
+            </w:tcMar>
+          </w:tcPr>
+          <w:p>
+            <w:r>
+              <w:rPr>
+                <w:b/>
+                <w:color w:val="3730A3"/>
+                <w:sz w:val="16"/>
+              </w:rPr>
+              <w:t>NT-05</w:t>
+            </w:r>
+          </w:p>
+        </w:tc>
+        <w:tc>
+          <w:tcPr>
+            <w:tcW w:type="dxa" w:w="1656"/>
+            <w:shd w:fill="F8FAFC"/>
+            <w:tcMar>
+              <w:top w:w="50" w:type="dxa"/>
+              <w:bottom w:w="50" w:type="dxa"/>
+              <w:left w:w="80" w:type="dxa"/>
+              <w:right w:w="80" w:type="dxa"/>
+            </w:tcMar>
+          </w:tcPr>
+          <w:p>
+            <w:r>
+              <w:rPr>
+                <w:color w:val="374151"/>
+                <w:sz w:val="16"/>
+              </w:rPr>
+              <w:t>Database</w:t>
+            </w:r>
+          </w:p>
+        </w:tc>
+        <w:tc>
+          <w:tcPr>
+            <w:tcW w:type="dxa" w:w="1656"/>
+            <w:shd w:fill="F8FAFC"/>
+            <w:tcMar>
+              <w:top w:w="50" w:type="dxa"/>
+              <w:bottom w:w="50" w:type="dxa"/>
+              <w:left w:w="80" w:type="dxa"/>
+              <w:right w:w="80" w:type="dxa"/>
+            </w:tcMar>
+          </w:tcPr>
+          <w:p>
+            <w:r>
+              <w:rPr>
+                <w:color w:val="374151"/>
+                <w:sz w:val="16"/>
+              </w:rPr>
+              <w:t>Hard-stop PostgreSQL container during active poll</w:t>
+            </w:r>
+          </w:p>
+        </w:tc>
+        <w:tc>
+          <w:tcPr>
+            <w:tcW w:type="dxa" w:w="1656"/>
+            <w:shd w:fill="F8FAFC"/>
+            <w:tcMar>
+              <w:top w:w="50" w:type="dxa"/>
+              <w:bottom w:w="50" w:type="dxa"/>
+              <w:left w:w="80" w:type="dxa"/>
+              <w:right w:w="80" w:type="dxa"/>
+            </w:tcMar>
+          </w:tcPr>
+          <w:p>
+            <w:r>
+              <w:rPr>
+                <w:color w:val="374151"/>
+                <w:sz w:val="16"/>
+              </w:rPr>
+              <w:t>API catches connection drop; returns structured 500</w:t>
+            </w:r>
+          </w:p>
+        </w:tc>
+        <w:tc>
+          <w:tcPr>
+            <w:tcW w:type="dxa" w:w="1656"/>
+            <w:shd w:fill="F8FAFC"/>
+            <w:tcMar>
+              <w:top w:w="50" w:type="dxa"/>
+              <w:bottom w:w="50" w:type="dxa"/>
+              <w:left w:w="80" w:type="dxa"/>
+              <w:right w:w="80" w:type="dxa"/>
+            </w:tcMar>
+          </w:tcPr>
+          <w:p>
+            <w:r>
+              <w:rPr>
+                <w:color w:val="374151"/>
+                <w:sz w:val="16"/>
+              </w:rPr>
+              <w:t>Returns JSON error 'Database unavailable'; server stays up</w:t>
+            </w:r>
+          </w:p>
+        </w:tc>
+        <w:tc>
+          <w:tcPr>
+            <w:tcW w:type="dxa" w:w="1656"/>
+            <w:shd w:fill="F8FAFC"/>
+            <w:tcMar>
+              <w:top w:w="50" w:type="dxa"/>
+              <w:bottom w:w="50" w:type="dxa"/>
+              <w:left w:w="80" w:type="dxa"/>
+              <w:right w:w="80" w:type="dxa"/>
+            </w:tcMar>
+          </w:tcPr>
+          <w:p>
+            <w:r>
+              <w:rPr>
+                <w:b/>
+                <w:color w:val="059669"/>
+                <w:sz w:val="16"/>
+              </w:rPr>
+              <w:t>PASSED</w:t>
+            </w:r>
+          </w:p>
+        </w:tc>
+      </w:tr>
+      <w:tr>
+        <w:tc>
+          <w:tcPr>
+            <w:tcW w:type="dxa" w:w="1656"/>
+            <w:shd w:fill="FFFFFF"/>
+            <w:tcMar>
+              <w:top w:w="50" w:type="dxa"/>
+              <w:bottom w:w="50" w:type="dxa"/>
+              <w:left w:w="80" w:type="dxa"/>
+              <w:right w:w="80" w:type="dxa"/>
+            </w:tcMar>
+          </w:tcPr>
+          <w:p>
+            <w:r>
+              <w:rPr>
+                <w:b/>
+                <w:color w:val="3730A3"/>
+                <w:sz w:val="16"/>
+              </w:rPr>
+              <w:t>NT-06</w:t>
+            </w:r>
+          </w:p>
+        </w:tc>
+        <w:tc>
+          <w:tcPr>
+            <w:tcW w:type="dxa" w:w="1656"/>
+            <w:shd w:fill="FFFFFF"/>
+            <w:tcMar>
+              <w:top w:w="50" w:type="dxa"/>
+              <w:bottom w:w="50" w:type="dxa"/>
+              <w:left w:w="80" w:type="dxa"/>
+              <w:right w:w="80" w:type="dxa"/>
+            </w:tcMar>
+          </w:tcPr>
+          <w:p>
+            <w:r>
+              <w:rPr>
+                <w:color w:val="374151"/>
+                <w:sz w:val="16"/>
+              </w:rPr>
+              <w:t>Worker Queue</w:t>
+            </w:r>
+          </w:p>
+        </w:tc>
+        <w:tc>
+          <w:tcPr>
+            <w:tcW w:type="dxa" w:w="1656"/>
+            <w:shd w:fill="FFFFFF"/>
+            <w:tcMar>
+              <w:top w:w="50" w:type="dxa"/>
+              <w:bottom w:w="50" w:type="dxa"/>
+              <w:left w:w="80" w:type="dxa"/>
+              <w:right w:w="80" w:type="dxa"/>
+            </w:tcMar>
+          </w:tcPr>
+          <w:p>
+            <w:r>
+              <w:rPr>
+                <w:color w:val="374151"/>
+                <w:sz w:val="16"/>
+              </w:rPr>
+              <w:t>Terminate Redis broker during queued scan</w:t>
+            </w:r>
+          </w:p>
+        </w:tc>
+        <w:tc>
+          <w:tcPr>
+            <w:tcW w:type="dxa" w:w="1656"/>
+            <w:shd w:fill="FFFFFF"/>
+            <w:tcMar>
+              <w:top w:w="50" w:type="dxa"/>
+              <w:bottom w:w="50" w:type="dxa"/>
+              <w:left w:w="80" w:type="dxa"/>
+              <w:right w:w="80" w:type="dxa"/>
+            </w:tcMar>
+          </w:tcPr>
+          <w:p>
+            <w:r>
+              <w:rPr>
+                <w:color w:val="374151"/>
+                <w:sz w:val="16"/>
+              </w:rPr>
+              <w:t>Celery worker catches disconnect; reconnects with backoff</w:t>
+            </w:r>
+          </w:p>
+        </w:tc>
+        <w:tc>
+          <w:tcPr>
+            <w:tcW w:type="dxa" w:w="1656"/>
+            <w:shd w:fill="FFFFFF"/>
+            <w:tcMar>
+              <w:top w:w="50" w:type="dxa"/>
+              <w:bottom w:w="50" w:type="dxa"/>
+              <w:left w:w="80" w:type="dxa"/>
+              <w:right w:w="80" w:type="dxa"/>
+            </w:tcMar>
+          </w:tcPr>
+          <w:p>
+            <w:r>
+              <w:rPr>
+                <w:color w:val="374151"/>
+                <w:sz w:val="16"/>
+              </w:rPr>
+              <w:t>Worker logged broker loss; reconnected upon Redis boot</w:t>
+            </w:r>
+          </w:p>
+        </w:tc>
+        <w:tc>
+          <w:tcPr>
+            <w:tcW w:type="dxa" w:w="1656"/>
+            <w:shd w:fill="FFFFFF"/>
+            <w:tcMar>
+              <w:top w:w="50" w:type="dxa"/>
+              <w:bottom w:w="50" w:type="dxa"/>
+              <w:left w:w="80" w:type="dxa"/>
+              <w:right w:w="80" w:type="dxa"/>
+            </w:tcMar>
+          </w:tcPr>
+          <w:p>
+            <w:r>
+              <w:rPr>
+                <w:b/>
+                <w:color w:val="059669"/>
+                <w:sz w:val="16"/>
+              </w:rPr>
+              <w:t>PASSED</w:t>
+            </w:r>
+          </w:p>
+        </w:tc>
+      </w:tr>
+      <w:tr>
+        <w:tc>
+          <w:tcPr>
+            <w:tcW w:type="dxa" w:w="1656"/>
+            <w:shd w:fill="F8FAFC"/>
+            <w:tcMar>
+              <w:top w:w="50" w:type="dxa"/>
+              <w:bottom w:w="50" w:type="dxa"/>
+              <w:left w:w="80" w:type="dxa"/>
+              <w:right w:w="80" w:type="dxa"/>
+            </w:tcMar>
+          </w:tcPr>
+          <w:p>
+            <w:r>
+              <w:rPr>
+                <w:b/>
+                <w:color w:val="3730A3"/>
+                <w:sz w:val="16"/>
+              </w:rPr>
+              <w:t>NT-07</w:t>
+            </w:r>
+          </w:p>
+        </w:tc>
+        <w:tc>
+          <w:tcPr>
+            <w:tcW w:type="dxa" w:w="1656"/>
+            <w:shd w:fill="F8FAFC"/>
+            <w:tcMar>
+              <w:top w:w="50" w:type="dxa"/>
+              <w:bottom w:w="50" w:type="dxa"/>
+              <w:left w:w="80" w:type="dxa"/>
+              <w:right w:w="80" w:type="dxa"/>
+            </w:tcMar>
+          </w:tcPr>
+          <w:p>
+            <w:r>
+              <w:rPr>
+                <w:color w:val="374151"/>
+                <w:sz w:val="16"/>
+              </w:rPr>
+              <w:t>API Gateway</w:t>
+            </w:r>
+          </w:p>
+        </w:tc>
+        <w:tc>
+          <w:tcPr>
+            <w:tcW w:type="dxa" w:w="1656"/>
+            <w:shd w:fill="F8FAFC"/>
+            <w:tcMar>
+              <w:top w:w="50" w:type="dxa"/>
+              <w:bottom w:w="50" w:type="dxa"/>
+              <w:left w:w="80" w:type="dxa"/>
+              <w:right w:w="80" w:type="dxa"/>
+            </w:tcMar>
+          </w:tcPr>
+          <w:p>
+            <w:r>
+              <w:rPr>
+                <w:color w:val="374151"/>
+                <w:sz w:val="16"/>
+              </w:rPr>
+              <w:t>CORS request from unauthorized malicious origin</w:t>
+            </w:r>
+          </w:p>
+        </w:tc>
+        <w:tc>
+          <w:tcPr>
+            <w:tcW w:type="dxa" w:w="1656"/>
+            <w:shd w:fill="F8FAFC"/>
+            <w:tcMar>
+              <w:top w:w="50" w:type="dxa"/>
+              <w:bottom w:w="50" w:type="dxa"/>
+              <w:left w:w="80" w:type="dxa"/>
+              <w:right w:w="80" w:type="dxa"/>
+            </w:tcMar>
+          </w:tcPr>
+          <w:p>
+            <w:r>
+              <w:rPr>
+                <w:color w:val="374151"/>
+                <w:sz w:val="16"/>
+              </w:rPr>
+              <w:t>FastAPI CORS middleware rejects non-whitelisted origin</w:t>
+            </w:r>
+          </w:p>
+        </w:tc>
+        <w:tc>
+          <w:tcPr>
+            <w:tcW w:type="dxa" w:w="1656"/>
+            <w:shd w:fill="F8FAFC"/>
+            <w:tcMar>
+              <w:top w:w="50" w:type="dxa"/>
+              <w:bottom w:w="50" w:type="dxa"/>
+              <w:left w:w="80" w:type="dxa"/>
+              <w:right w:w="80" w:type="dxa"/>
+            </w:tcMar>
+          </w:tcPr>
+          <w:p>
+            <w:r>
+              <w:rPr>
+                <w:color w:val="374151"/>
+                <w:sz w:val="16"/>
+              </w:rPr>
+              <w:t>Blocked by CORS policy; Access-Control-Allow-Origin omitted</w:t>
+            </w:r>
+          </w:p>
+        </w:tc>
+        <w:tc>
+          <w:tcPr>
+            <w:tcW w:type="dxa" w:w="1656"/>
+            <w:shd w:fill="F8FAFC"/>
+            <w:tcMar>
+              <w:top w:w="50" w:type="dxa"/>
+              <w:bottom w:w="50" w:type="dxa"/>
+              <w:left w:w="80" w:type="dxa"/>
+              <w:right w:w="80" w:type="dxa"/>
+            </w:tcMar>
+          </w:tcPr>
+          <w:p>
+            <w:r>
+              <w:rPr>
+                <w:b/>
+                <w:color w:val="059669"/>
+                <w:sz w:val="16"/>
+              </w:rPr>
+              <w:t>PASSED</w:t>
+            </w:r>
+          </w:p>
+        </w:tc>
+      </w:tr>
+      <w:tr>
+        <w:tc>
+          <w:tcPr>
+            <w:tcW w:type="dxa" w:w="1656"/>
+            <w:shd w:fill="FFFFFF"/>
+            <w:tcMar>
+              <w:top w:w="50" w:type="dxa"/>
+              <w:bottom w:w="50" w:type="dxa"/>
+              <w:left w:w="80" w:type="dxa"/>
+              <w:right w:w="80" w:type="dxa"/>
+            </w:tcMar>
+          </w:tcPr>
+          <w:p>
+            <w:r>
+              <w:rPr>
+                <w:b/>
+                <w:color w:val="3730A3"/>
+                <w:sz w:val="16"/>
+              </w:rPr>
+              <w:t>NT-08</w:t>
+            </w:r>
+          </w:p>
+        </w:tc>
+        <w:tc>
+          <w:tcPr>
+            <w:tcW w:type="dxa" w:w="1656"/>
+            <w:shd w:fill="FFFFFF"/>
+            <w:tcMar>
+              <w:top w:w="50" w:type="dxa"/>
+              <w:bottom w:w="50" w:type="dxa"/>
+              <w:left w:w="80" w:type="dxa"/>
+              <w:right w:w="80" w:type="dxa"/>
+            </w:tcMar>
+          </w:tcPr>
+          <w:p>
+            <w:r>
+              <w:rPr>
+                <w:color w:val="374151"/>
+                <w:sz w:val="16"/>
+              </w:rPr>
+              <w:t>File Upload</w:t>
+            </w:r>
+          </w:p>
+        </w:tc>
+        <w:tc>
+          <w:tcPr>
+            <w:tcW w:type="dxa" w:w="1656"/>
+            <w:shd w:fill="FFFFFF"/>
+            <w:tcMar>
+              <w:top w:w="50" w:type="dxa"/>
+              <w:bottom w:w="50" w:type="dxa"/>
+              <w:left w:w="80" w:type="dxa"/>
+              <w:right w:w="80" w:type="dxa"/>
+            </w:tcMar>
+          </w:tcPr>
+          <w:p>
+            <w:r>
+              <w:rPr>
+                <w:color w:val="374151"/>
+                <w:sz w:val="16"/>
+              </w:rPr>
+              <w:t>Upload file with embedded null bytes (%00.php)</w:t>
+            </w:r>
+          </w:p>
+        </w:tc>
+        <w:tc>
+          <w:tcPr>
+            <w:tcW w:type="dxa" w:w="1656"/>
+            <w:shd w:fill="FFFFFF"/>
+            <w:tcMar>
+              <w:top w:w="50" w:type="dxa"/>
+              <w:bottom w:w="50" w:type="dxa"/>
+              <w:left w:w="80" w:type="dxa"/>
+              <w:right w:w="80" w:type="dxa"/>
+            </w:tcMar>
+          </w:tcPr>
+          <w:p>
+            <w:r>
+              <w:rPr>
+                <w:color w:val="374151"/>
+                <w:sz w:val="16"/>
+              </w:rPr>
+              <w:t>Regex filename sanitizer strips null bytes safely</w:t>
+            </w:r>
+          </w:p>
+        </w:tc>
+        <w:tc>
+          <w:tcPr>
+            <w:tcW w:type="dxa" w:w="1656"/>
+            <w:shd w:fill="FFFFFF"/>
+            <w:tcMar>
+              <w:top w:w="50" w:type="dxa"/>
+              <w:bottom w:w="50" w:type="dxa"/>
+              <w:left w:w="80" w:type="dxa"/>
+              <w:right w:w="80" w:type="dxa"/>
+            </w:tcMar>
+          </w:tcPr>
+          <w:p>
+            <w:r>
+              <w:rPr>
+                <w:color w:val="374151"/>
+                <w:sz w:val="16"/>
+              </w:rPr>
+              <w:t>Null byte stripped; saved as benign alphanumeric name</w:t>
+            </w:r>
+          </w:p>
+        </w:tc>
+        <w:tc>
+          <w:tcPr>
+            <w:tcW w:type="dxa" w:w="1656"/>
+            <w:shd w:fill="FFFFFF"/>
+            <w:tcMar>
+              <w:top w:w="50" w:type="dxa"/>
+              <w:bottom w:w="50" w:type="dxa"/>
+              <w:left w:w="80" w:type="dxa"/>
+              <w:right w:w="80" w:type="dxa"/>
+            </w:tcMar>
+          </w:tcPr>
+          <w:p>
+            <w:r>
+              <w:rPr>
+                <w:b/>
+                <w:color w:val="059669"/>
+                <w:sz w:val="16"/>
+              </w:rPr>
+              <w:t>PASSED</w:t>
+            </w:r>
+          </w:p>
+        </w:tc>
+      </w:tr>
+      <w:tr>
+        <w:tc>
+          <w:tcPr>
+            <w:tcW w:type="dxa" w:w="1656"/>
+            <w:shd w:fill="F8FAFC"/>
+            <w:tcMar>
+              <w:top w:w="50" w:type="dxa"/>
+              <w:bottom w:w="50" w:type="dxa"/>
+              <w:left w:w="80" w:type="dxa"/>
+              <w:right w:w="80" w:type="dxa"/>
+            </w:tcMar>
+          </w:tcPr>
+          <w:p>
+            <w:r>
+              <w:rPr>
+                <w:b/>
+                <w:color w:val="3730A3"/>
+                <w:sz w:val="16"/>
+              </w:rPr>
+              <w:t>NT-09</w:t>
+            </w:r>
+          </w:p>
+        </w:tc>
+        <w:tc>
+          <w:tcPr>
+            <w:tcW w:type="dxa" w:w="1656"/>
+            <w:shd w:fill="F8FAFC"/>
+            <w:tcMar>
+              <w:top w:w="50" w:type="dxa"/>
+              <w:bottom w:w="50" w:type="dxa"/>
+              <w:left w:w="80" w:type="dxa"/>
+              <w:right w:w="80" w:type="dxa"/>
+            </w:tcMar>
+          </w:tcPr>
+          <w:p>
+            <w:r>
+              <w:rPr>
+                <w:color w:val="374151"/>
+                <w:sz w:val="16"/>
+              </w:rPr>
+              <w:t>API Gateway</w:t>
+            </w:r>
+          </w:p>
+        </w:tc>
+        <w:tc>
+          <w:tcPr>
+            <w:tcW w:type="dxa" w:w="1656"/>
+            <w:shd w:fill="F8FAFC"/>
+            <w:tcMar>
+              <w:top w:w="50" w:type="dxa"/>
+              <w:bottom w:w="50" w:type="dxa"/>
+              <w:left w:w="80" w:type="dxa"/>
+              <w:right w:w="80" w:type="dxa"/>
+            </w:tcMar>
+          </w:tcPr>
+          <w:p>
+            <w:r>
+              <w:rPr>
+                <w:color w:val="374151"/>
+                <w:sz w:val="16"/>
+              </w:rPr>
+              <w:t>Burst 100 requests in 5 seconds (Rate Limit Test)</w:t>
+            </w:r>
+          </w:p>
+        </w:tc>
+        <w:tc>
+          <w:tcPr>
+            <w:tcW w:type="dxa" w:w="1656"/>
+            <w:shd w:fill="F8FAFC"/>
+            <w:tcMar>
+              <w:top w:w="50" w:type="dxa"/>
+              <w:bottom w:w="50" w:type="dxa"/>
+              <w:left w:w="80" w:type="dxa"/>
+              <w:right w:w="80" w:type="dxa"/>
+            </w:tcMar>
+          </w:tcPr>
+          <w:p>
+            <w:r>
+              <w:rPr>
+                <w:color w:val="374151"/>
+                <w:sz w:val="16"/>
+              </w:rPr>
+              <w:t>Rate-limiting middleware throttles excess client requests</w:t>
+            </w:r>
+          </w:p>
+        </w:tc>
+        <w:tc>
+          <w:tcPr>
+            <w:tcW w:type="dxa" w:w="1656"/>
+            <w:shd w:fill="F8FAFC"/>
+            <w:tcMar>
+              <w:top w:w="50" w:type="dxa"/>
+              <w:bottom w:w="50" w:type="dxa"/>
+              <w:left w:w="80" w:type="dxa"/>
+              <w:right w:w="80" w:type="dxa"/>
+            </w:tcMar>
+          </w:tcPr>
+          <w:p>
+            <w:r>
+              <w:rPr>
+                <w:color w:val="374151"/>
+                <w:sz w:val="16"/>
+              </w:rPr>
+              <w:t>First 30 accepted; remaining 70 received HTTP 429</w:t>
+            </w:r>
+          </w:p>
+        </w:tc>
+        <w:tc>
+          <w:tcPr>
+            <w:tcW w:type="dxa" w:w="1656"/>
+            <w:shd w:fill="F8FAFC"/>
+            <w:tcMar>
+              <w:top w:w="50" w:type="dxa"/>
+              <w:bottom w:w="50" w:type="dxa"/>
+              <w:left w:w="80" w:type="dxa"/>
+              <w:right w:w="80" w:type="dxa"/>
+            </w:tcMar>
+          </w:tcPr>
+          <w:p>
+            <w:r>
+              <w:rPr>
+                <w:b/>
+                <w:color w:val="059669"/>
+                <w:sz w:val="16"/>
+              </w:rPr>
+              <w:t>PASSED</w:t>
+            </w:r>
+          </w:p>
+        </w:tc>
+      </w:tr>
+      <w:tr>
+        <w:tc>
+          <w:tcPr>
+            <w:tcW w:type="dxa" w:w="1656"/>
+            <w:shd w:fill="FFFFFF"/>
+            <w:tcMar>
+              <w:top w:w="50" w:type="dxa"/>
+              <w:bottom w:w="50" w:type="dxa"/>
+              <w:left w:w="80" w:type="dxa"/>
+              <w:right w:w="80" w:type="dxa"/>
+            </w:tcMar>
+          </w:tcPr>
+          <w:p>
+            <w:r>
+              <w:rPr>
+                <w:b/>
+                <w:color w:val="3730A3"/>
+                <w:sz w:val="16"/>
+              </w:rPr>
+              <w:t>NT-10</w:t>
+            </w:r>
+          </w:p>
+        </w:tc>
+        <w:tc>
+          <w:tcPr>
+            <w:tcW w:type="dxa" w:w="1656"/>
+            <w:shd w:fill="FFFFFF"/>
+            <w:tcMar>
+              <w:top w:w="50" w:type="dxa"/>
+              <w:bottom w:w="50" w:type="dxa"/>
+              <w:left w:w="80" w:type="dxa"/>
+              <w:right w:w="80" w:type="dxa"/>
+            </w:tcMar>
+          </w:tcPr>
+          <w:p>
+            <w:r>
+              <w:rPr>
+                <w:color w:val="374151"/>
+                <w:sz w:val="16"/>
+              </w:rPr>
+              <w:t>Steg Analyzer</w:t>
+            </w:r>
+          </w:p>
+        </w:tc>
+        <w:tc>
+          <w:tcPr>
+            <w:tcW w:type="dxa" w:w="1656"/>
+            <w:shd w:fill="FFFFFF"/>
+            <w:tcMar>
+              <w:top w:w="50" w:type="dxa"/>
+              <w:bottom w:w="50" w:type="dxa"/>
+              <w:left w:w="80" w:type="dxa"/>
+              <w:right w:w="80" w:type="dxa"/>
+            </w:tcMar>
+          </w:tcPr>
+          <w:p>
+            <w:r>
+              <w:rPr>
+                <w:color w:val="374151"/>
+                <w:sz w:val="16"/>
+              </w:rPr>
+              <w:t>Upload corrupted header image file (truncated PNG)</w:t>
+            </w:r>
+          </w:p>
+        </w:tc>
+        <w:tc>
+          <w:tcPr>
+            <w:tcW w:type="dxa" w:w="1656"/>
+            <w:shd w:fill="FFFFFF"/>
+            <w:tcMar>
+              <w:top w:w="50" w:type="dxa"/>
+              <w:bottom w:w="50" w:type="dxa"/>
+              <w:left w:w="80" w:type="dxa"/>
+              <w:right w:w="80" w:type="dxa"/>
+            </w:tcMar>
+          </w:tcPr>
+          <w:p>
+            <w:r>
+              <w:rPr>
+                <w:color w:val="374151"/>
+                <w:sz w:val="16"/>
+              </w:rPr>
+              <w:t>Pillow image parser catches IOError; logs clean warning</w:t>
+            </w:r>
+          </w:p>
+        </w:tc>
+        <w:tc>
+          <w:tcPr>
+            <w:tcW w:type="dxa" w:w="1656"/>
+            <w:shd w:fill="FFFFFF"/>
+            <w:tcMar>
+              <w:top w:w="50" w:type="dxa"/>
+              <w:bottom w:w="50" w:type="dxa"/>
+              <w:left w:w="80" w:type="dxa"/>
+              <w:right w:w="80" w:type="dxa"/>
+            </w:tcMar>
+          </w:tcPr>
+          <w:p>
+            <w:r>
+              <w:rPr>
+                <w:color w:val="374151"/>
+                <w:sz w:val="16"/>
+              </w:rPr>
+              <w:t>Caught UnidentifiedImageError; returned HTTP 422 cleanly</w:t>
+            </w:r>
+          </w:p>
+        </w:tc>
+        <w:tc>
+          <w:tcPr>
+            <w:tcW w:type="dxa" w:w="1656"/>
+            <w:shd w:fill="FFFFFF"/>
+            <w:tcMar>
+              <w:top w:w="50" w:type="dxa"/>
+              <w:bottom w:w="50" w:type="dxa"/>
+              <w:left w:w="80" w:type="dxa"/>
+              <w:right w:w="80" w:type="dxa"/>
+            </w:tcMar>
+          </w:tcPr>
+          <w:p>
+            <w:r>
+              <w:rPr>
+                <w:b/>
+                <w:color w:val="059669"/>
+                <w:sz w:val="16"/>
+              </w:rPr>
+              <w:t>PASSED</w:t>
+            </w:r>
+          </w:p>
+        </w:tc>
+      </w:tr>
+      <w:tr>
+        <w:tc>
+          <w:tcPr>
+            <w:tcW w:type="dxa" w:w="1656"/>
+            <w:shd w:fill="F8FAFC"/>
+            <w:tcMar>
+              <w:top w:w="50" w:type="dxa"/>
+              <w:bottom w:w="50" w:type="dxa"/>
+              <w:left w:w="80" w:type="dxa"/>
+              <w:right w:w="80" w:type="dxa"/>
+            </w:tcMar>
+          </w:tcPr>
+          <w:p>
+            <w:r>
+              <w:rPr>
+                <w:b/>
+                <w:color w:val="3730A3"/>
+                <w:sz w:val="16"/>
+              </w:rPr>
+              <w:t>NT-11</w:t>
+            </w:r>
+          </w:p>
+        </w:tc>
+        <w:tc>
+          <w:tcPr>
+            <w:tcW w:type="dxa" w:w="1656"/>
+            <w:shd w:fill="F8FAFC"/>
+            <w:tcMar>
+              <w:top w:w="50" w:type="dxa"/>
+              <w:bottom w:w="50" w:type="dxa"/>
+              <w:left w:w="80" w:type="dxa"/>
+              <w:right w:w="80" w:type="dxa"/>
+            </w:tcMar>
+          </w:tcPr>
+          <w:p>
+            <w:r>
+              <w:rPr>
+                <w:color w:val="374151"/>
+                <w:sz w:val="16"/>
+              </w:rPr>
+              <w:t>Backend API</w:t>
+            </w:r>
+          </w:p>
+        </w:tc>
+        <w:tc>
+          <w:tcPr>
+            <w:tcW w:type="dxa" w:w="1656"/>
+            <w:shd w:fill="F8FAFC"/>
+            <w:tcMar>
+              <w:top w:w="50" w:type="dxa"/>
+              <w:bottom w:w="50" w:type="dxa"/>
+              <w:left w:w="80" w:type="dxa"/>
+              <w:right w:w="80" w:type="dxa"/>
+            </w:tcMar>
+          </w:tcPr>
+          <w:p>
+            <w:r>
+              <w:rPr>
+                <w:color w:val="374151"/>
+                <w:sz w:val="16"/>
+              </w:rPr>
+              <w:t>Submit malformed JSON payload (missing closing brace)</w:t>
+            </w:r>
+          </w:p>
+        </w:tc>
+        <w:tc>
+          <w:tcPr>
+            <w:tcW w:type="dxa" w:w="1656"/>
+            <w:shd w:fill="F8FAFC"/>
+            <w:tcMar>
+              <w:top w:w="50" w:type="dxa"/>
+              <w:bottom w:w="50" w:type="dxa"/>
+              <w:left w:w="80" w:type="dxa"/>
+              <w:right w:w="80" w:type="dxa"/>
+            </w:tcMar>
+          </w:tcPr>
+          <w:p>
+            <w:r>
+              <w:rPr>
+                <w:color w:val="374151"/>
+                <w:sz w:val="16"/>
+              </w:rPr>
+              <w:t>Pydantic validator catches syntax error before handler</w:t>
+            </w:r>
+          </w:p>
+        </w:tc>
+        <w:tc>
+          <w:tcPr>
+            <w:tcW w:type="dxa" w:w="1656"/>
+            <w:shd w:fill="F8FAFC"/>
+            <w:tcMar>
+              <w:top w:w="50" w:type="dxa"/>
+              <w:bottom w:w="50" w:type="dxa"/>
+              <w:left w:w="80" w:type="dxa"/>
+              <w:right w:w="80" w:type="dxa"/>
+            </w:tcMar>
+          </w:tcPr>
+          <w:p>
+            <w:r>
+              <w:rPr>
+                <w:color w:val="374151"/>
+                <w:sz w:val="16"/>
+              </w:rPr>
+              <w:t>HTTP 422 Unprocessable Entity with exact error offset</w:t>
+            </w:r>
+          </w:p>
+        </w:tc>
+        <w:tc>
+          <w:tcPr>
+            <w:tcW w:type="dxa" w:w="1656"/>
+            <w:shd w:fill="F8FAFC"/>
+            <w:tcMar>
+              <w:top w:w="50" w:type="dxa"/>
+              <w:bottom w:w="50" w:type="dxa"/>
+              <w:left w:w="80" w:type="dxa"/>
+              <w:right w:w="80" w:type="dxa"/>
+            </w:tcMar>
+          </w:tcPr>
+          <w:p>
+            <w:r>
+              <w:rPr>
+                <w:b/>
+                <w:color w:val="059669"/>
+                <w:sz w:val="16"/>
+              </w:rPr>
+              <w:t>PASSED</w:t>
+            </w:r>
+          </w:p>
+        </w:tc>
+      </w:tr>
+      <w:tr>
+        <w:tc>
+          <w:tcPr>
+            <w:tcW w:type="dxa" w:w="1656"/>
+            <w:shd w:fill="FFFFFF"/>
+            <w:tcMar>
+              <w:top w:w="50" w:type="dxa"/>
+              <w:bottom w:w="50" w:type="dxa"/>
+              <w:left w:w="80" w:type="dxa"/>
+              <w:right w:w="80" w:type="dxa"/>
+            </w:tcMar>
+          </w:tcPr>
+          <w:p>
+            <w:r>
+              <w:rPr>
+                <w:b/>
+                <w:color w:val="3730A3"/>
+                <w:sz w:val="16"/>
+              </w:rPr>
+              <w:t>NT-12</w:t>
+            </w:r>
+          </w:p>
+        </w:tc>
+        <w:tc>
+          <w:tcPr>
+            <w:tcW w:type="dxa" w:w="1656"/>
+            <w:shd w:fill="FFFFFF"/>
+            <w:tcMar>
+              <w:top w:w="50" w:type="dxa"/>
+              <w:bottom w:w="50" w:type="dxa"/>
+              <w:left w:w="80" w:type="dxa"/>
+              <w:right w:w="80" w:type="dxa"/>
+            </w:tcMar>
+          </w:tcPr>
+          <w:p>
+            <w:r>
+              <w:rPr>
+                <w:color w:val="374151"/>
+                <w:sz w:val="16"/>
+              </w:rPr>
+              <w:t>File Streaming</w:t>
+            </w:r>
+          </w:p>
+        </w:tc>
+        <w:tc>
+          <w:tcPr>
+            <w:tcW w:type="dxa" w:w="1656"/>
+            <w:shd w:fill="FFFFFF"/>
+            <w:tcMar>
+              <w:top w:w="50" w:type="dxa"/>
+              <w:bottom w:w="50" w:type="dxa"/>
+              <w:left w:w="80" w:type="dxa"/>
+              <w:right w:w="80" w:type="dxa"/>
+            </w:tcMar>
+          </w:tcPr>
+          <w:p>
+            <w:r>
+              <w:rPr>
+                <w:color w:val="374151"/>
+                <w:sz w:val="16"/>
+              </w:rPr>
+              <w:t>Client aborts connection during 20MB file upload</w:t>
+            </w:r>
+          </w:p>
+        </w:tc>
+        <w:tc>
+          <w:tcPr>
+            <w:tcW w:type="dxa" w:w="1656"/>
+            <w:shd w:fill="FFFFFF"/>
+            <w:tcMar>
+              <w:top w:w="50" w:type="dxa"/>
+              <w:bottom w:w="50" w:type="dxa"/>
+              <w:left w:w="80" w:type="dxa"/>
+              <w:right w:w="80" w:type="dxa"/>
+            </w:tcMar>
+          </w:tcPr>
+          <w:p>
+            <w:r>
+              <w:rPr>
+                <w:color w:val="374151"/>
+                <w:sz w:val="16"/>
+              </w:rPr>
+              <w:t>FastAPI closes file stream handle; cleans temporary buffer</w:t>
+            </w:r>
+          </w:p>
+        </w:tc>
+        <w:tc>
+          <w:tcPr>
+            <w:tcW w:type="dxa" w:w="1656"/>
+            <w:shd w:fill="FFFFFF"/>
+            <w:tcMar>
+              <w:top w:w="50" w:type="dxa"/>
+              <w:bottom w:w="50" w:type="dxa"/>
+              <w:left w:w="80" w:type="dxa"/>
+              <w:right w:w="80" w:type="dxa"/>
+            </w:tcMar>
+          </w:tcPr>
+          <w:p>
+            <w:r>
+              <w:rPr>
+                <w:color w:val="374151"/>
+                <w:sz w:val="16"/>
+              </w:rPr>
+              <w:t>Temporary buffer unlinked; zero file descriptor leak</w:t>
+            </w:r>
+          </w:p>
+        </w:tc>
+        <w:tc>
+          <w:tcPr>
+            <w:tcW w:type="dxa" w:w="1656"/>
+            <w:shd w:fill="FFFFFF"/>
+            <w:tcMar>
+              <w:top w:w="50" w:type="dxa"/>
+              <w:bottom w:w="50" w:type="dxa"/>
+              <w:left w:w="80" w:type="dxa"/>
+              <w:right w:w="80" w:type="dxa"/>
+            </w:tcMar>
+          </w:tcPr>
+          <w:p>
+            <w:r>
+              <w:rPr>
+                <w:b/>
+                <w:color w:val="059669"/>
+                <w:sz w:val="16"/>
+              </w:rPr>
+              <w:t>PASSED</w:t>
+            </w:r>
+          </w:p>
+        </w:tc>
+      </w:tr>
+    </w:tbl>
+    <w:p>
+      <w:pPr>
+        <w:spacing w:after="120"/>
+      </w:pPr>
+    </w:p>
+    <w:p>
+      <w:pPr>
+        <w:keepNext/>
+        <w:spacing w:before="260" w:after="80"/>
+      </w:pPr>
+      <w:r>
+        <w:rPr>
+          <w:rFonts w:ascii="Arial" w:hAnsi="Arial"/>
+          <w:b/>
+          <w:color w:val="3730A3"/>
+          <w:sz w:val="25"/>
+        </w:rPr>
+        <w:t>2.3 Version 1.0 Automated Unit &amp; Integration Tests (8 Tests)</w:t>
       </w:r>
     </w:p>
     <w:tbl>
@@ -572,8 +4481,8 @@
             <w:tcMar>
               <w:top w:w="70" w:type="dxa"/>
               <w:bottom w:w="70" w:type="dxa"/>
-              <w:left w:w="90" w:type="dxa"/>
-              <w:right w:w="90" w:type="dxa"/>
+              <w:left w:w="80" w:type="dxa"/>
+              <w:right w:w="80" w:type="dxa"/>
             </w:tcMar>
           </w:tcPr>
           <w:p>
@@ -594,8 +4503,8 @@
             <w:tcMar>
               <w:top w:w="70" w:type="dxa"/>
               <w:bottom w:w="70" w:type="dxa"/>
-              <w:left w:w="90" w:type="dxa"/>
-              <w:right w:w="90" w:type="dxa"/>
+              <w:left w:w="80" w:type="dxa"/>
+              <w:right w:w="80" w:type="dxa"/>
             </w:tcMar>
           </w:tcPr>
           <w:p>
@@ -605,7 +4514,7 @@
                 <w:color w:val="FFFFFF"/>
                 <w:sz w:val="17"/>
               </w:rPr>
-              <w:t>Module</w:t>
+              <w:t>Test Function &amp; Fixture</w:t>
             </w:r>
           </w:p>
         </w:tc>
@@ -616,8 +4525,8 @@
             <w:tcMar>
               <w:top w:w="70" w:type="dxa"/>
               <w:bottom w:w="70" w:type="dxa"/>
-              <w:left w:w="90" w:type="dxa"/>
-              <w:right w:w="90" w:type="dxa"/>
+              <w:left w:w="80" w:type="dxa"/>
+              <w:right w:w="80" w:type="dxa"/>
             </w:tcMar>
           </w:tcPr>
           <w:p>
@@ -627,7 +4536,7 @@
                 <w:color w:val="FFFFFF"/>
                 <w:sz w:val="17"/>
               </w:rPr>
-              <w:t>Scenario &amp; Input</w:t>
+              <w:t>Module Tested</w:t>
             </w:r>
           </w:p>
         </w:tc>
@@ -638,8 +4547,8 @@
             <w:tcMar>
               <w:top w:w="70" w:type="dxa"/>
               <w:bottom w:w="70" w:type="dxa"/>
-              <w:left w:w="90" w:type="dxa"/>
-              <w:right w:w="90" w:type="dxa"/>
+              <w:left w:w="80" w:type="dxa"/>
+              <w:right w:w="80" w:type="dxa"/>
             </w:tcMar>
           </w:tcPr>
           <w:p>
@@ -649,7 +4558,7 @@
                 <w:color w:val="FFFFFF"/>
                 <w:sz w:val="17"/>
               </w:rPr>
-              <w:t>Expected Behavior</w:t>
+              <w:t>Assertion &amp; Verification Rule</w:t>
             </w:r>
           </w:p>
         </w:tc>
@@ -660,8 +4569,8 @@
             <w:tcMar>
               <w:top w:w="70" w:type="dxa"/>
               <w:bottom w:w="70" w:type="dxa"/>
-              <w:left w:w="90" w:type="dxa"/>
-              <w:right w:w="90" w:type="dxa"/>
+              <w:left w:w="80" w:type="dxa"/>
+              <w:right w:w="80" w:type="dxa"/>
             </w:tcMar>
           </w:tcPr>
           <w:p>
@@ -684,8 +4593,8 @@
             <w:tcMar>
               <w:top w:w="50" w:type="dxa"/>
               <w:bottom w:w="50" w:type="dxa"/>
-              <w:left w:w="90" w:type="dxa"/>
-              <w:right w:w="90" w:type="dxa"/>
+              <w:left w:w="80" w:type="dxa"/>
+              <w:right w:w="80" w:type="dxa"/>
             </w:tcMar>
           </w:tcPr>
           <w:p>
@@ -695,7 +4604,7 @@
                 <w:color w:val="3730A3"/>
                 <w:sz w:val="16"/>
               </w:rPr>
-              <w:t>FT-01</w:t>
+              <w:t>UT-01</w:t>
             </w:r>
           </w:p>
         </w:tc>
@@ -706,8 +4615,8 @@
             <w:tcMar>
               <w:top w:w="50" w:type="dxa"/>
               <w:bottom w:w="50" w:type="dxa"/>
-              <w:left w:w="90" w:type="dxa"/>
-              <w:right w:w="90" w:type="dxa"/>
+              <w:left w:w="80" w:type="dxa"/>
+              <w:right w:w="80" w:type="dxa"/>
             </w:tcMar>
           </w:tcPr>
           <w:p>
@@ -716,7 +4625,7 @@
                 <w:color w:val="374151"/>
                 <w:sz w:val="16"/>
               </w:rPr>
-              <w:t>Malware Scanner</w:t>
+              <w:t>test_eicar_signature_matcher()</w:t>
             </w:r>
           </w:p>
         </w:tc>
@@ -727,8 +4636,8 @@
             <w:tcMar>
               <w:top w:w="50" w:type="dxa"/>
               <w:bottom w:w="50" w:type="dxa"/>
-              <w:left w:w="90" w:type="dxa"/>
-              <w:right w:w="90" w:type="dxa"/>
+              <w:left w:w="80" w:type="dxa"/>
+              <w:right w:w="80" w:type="dxa"/>
             </w:tcMar>
           </w:tcPr>
           <w:p>
@@ -737,7 +4646,7 @@
                 <w:color w:val="374151"/>
                 <w:sz w:val="16"/>
               </w:rPr>
-              <w:t>Upload EICAR test string / PHP shell</w:t>
+              <w:t>malware_scanner.py</w:t>
             </w:r>
           </w:p>
         </w:tc>
@@ -748,8 +4657,8 @@
             <w:tcMar>
               <w:top w:w="50" w:type="dxa"/>
               <w:bottom w:w="50" w:type="dxa"/>
-              <w:left w:w="90" w:type="dxa"/>
-              <w:right w:w="90" w:type="dxa"/>
+              <w:left w:w="80" w:type="dxa"/>
+              <w:right w:w="80" w:type="dxa"/>
             </w:tcMar>
           </w:tcPr>
           <w:p>
@@ -758,7 +4667,7 @@
                 <w:color w:val="374151"/>
                 <w:sz w:val="16"/>
               </w:rPr>
-              <w:t>Identifies exact code signature; flags SUSPICIOUS</w:t>
+              <w:t>assert scan_string(EICAR).threat_score == 1.0</w:t>
             </w:r>
           </w:p>
         </w:tc>
@@ -769,8 +4678,8 @@
             <w:tcMar>
               <w:top w:w="50" w:type="dxa"/>
               <w:bottom w:w="50" w:type="dxa"/>
-              <w:left w:w="90" w:type="dxa"/>
-              <w:right w:w="90" w:type="dxa"/>
+              <w:left w:w="80" w:type="dxa"/>
+              <w:right w:w="80" w:type="dxa"/>
             </w:tcMar>
           </w:tcPr>
           <w:p>
@@ -793,8 +4702,8 @@
             <w:tcMar>
               <w:top w:w="50" w:type="dxa"/>
               <w:bottom w:w="50" w:type="dxa"/>
-              <w:left w:w="90" w:type="dxa"/>
-              <w:right w:w="90" w:type="dxa"/>
+              <w:left w:w="80" w:type="dxa"/>
+              <w:right w:w="80" w:type="dxa"/>
             </w:tcMar>
           </w:tcPr>
           <w:p>
@@ -804,7 +4713,7 @@
                 <w:color w:val="3730A3"/>
                 <w:sz w:val="16"/>
               </w:rPr>
-              <w:t>FT-02</w:t>
+              <w:t>UT-02</w:t>
             </w:r>
           </w:p>
         </w:tc>
@@ -815,8 +4724,8 @@
             <w:tcMar>
               <w:top w:w="50" w:type="dxa"/>
               <w:bottom w:w="50" w:type="dxa"/>
-              <w:left w:w="90" w:type="dxa"/>
-              <w:right w:w="90" w:type="dxa"/>
+              <w:left w:w="80" w:type="dxa"/>
+              <w:right w:w="80" w:type="dxa"/>
             </w:tcMar>
           </w:tcPr>
           <w:p>
@@ -825,7 +4734,7 @@
                 <w:color w:val="374151"/>
                 <w:sz w:val="16"/>
               </w:rPr>
-              <w:t>Malware Scanner</w:t>
+              <w:t>test_shannon_entropy_calculation()</w:t>
             </w:r>
           </w:p>
         </w:tc>
@@ -836,8 +4745,8 @@
             <w:tcMar>
               <w:top w:w="50" w:type="dxa"/>
               <w:bottom w:w="50" w:type="dxa"/>
-              <w:left w:w="90" w:type="dxa"/>
-              <w:right w:w="90" w:type="dxa"/>
+              <w:left w:w="80" w:type="dxa"/>
+              <w:right w:w="80" w:type="dxa"/>
             </w:tcMar>
           </w:tcPr>
           <w:p>
@@ -846,7 +4755,7 @@
                 <w:color w:val="374151"/>
                 <w:sz w:val="16"/>
               </w:rPr>
-              <w:t>Upload benign Python script</w:t>
+              <w:t>steg_analyzer.py</w:t>
             </w:r>
           </w:p>
         </w:tc>
@@ -857,8 +4766,8 @@
             <w:tcMar>
               <w:top w:w="50" w:type="dxa"/>
               <w:bottom w:w="50" w:type="dxa"/>
-              <w:left w:w="90" w:type="dxa"/>
-              <w:right w:w="90" w:type="dxa"/>
+              <w:left w:w="80" w:type="dxa"/>
+              <w:right w:w="80" w:type="dxa"/>
             </w:tcMar>
           </w:tcPr>
           <w:p>
@@ -867,7 +4776,7 @@
                 <w:color w:val="374151"/>
                 <w:sz w:val="16"/>
               </w:rPr>
-              <w:t>Flags file as CLEAN with 0 detections</w:t>
+              <w:t>assert compute_entropy(uniform_bytes) &gt;= 7.95</w:t>
             </w:r>
           </w:p>
         </w:tc>
@@ -878,8 +4787,8 @@
             <w:tcMar>
               <w:top w:w="50" w:type="dxa"/>
               <w:bottom w:w="50" w:type="dxa"/>
-              <w:left w:w="90" w:type="dxa"/>
-              <w:right w:w="90" w:type="dxa"/>
+              <w:left w:w="80" w:type="dxa"/>
+              <w:right w:w="80" w:type="dxa"/>
             </w:tcMar>
           </w:tcPr>
           <w:p>
@@ -902,8 +4811,8 @@
             <w:tcMar>
               <w:top w:w="50" w:type="dxa"/>
               <w:bottom w:w="50" w:type="dxa"/>
-              <w:left w:w="90" w:type="dxa"/>
-              <w:right w:w="90" w:type="dxa"/>
+              <w:left w:w="80" w:type="dxa"/>
+              <w:right w:w="80" w:type="dxa"/>
             </w:tcMar>
           </w:tcPr>
           <w:p>
@@ -913,7 +4822,7 @@
                 <w:color w:val="3730A3"/>
                 <w:sz w:val="16"/>
               </w:rPr>
-              <w:t>FT-03</w:t>
+              <w:t>UT-03</w:t>
             </w:r>
           </w:p>
         </w:tc>
@@ -924,8 +4833,8 @@
             <w:tcMar>
               <w:top w:w="50" w:type="dxa"/>
               <w:bottom w:w="50" w:type="dxa"/>
-              <w:left w:w="90" w:type="dxa"/>
-              <w:right w:w="90" w:type="dxa"/>
+              <w:left w:w="80" w:type="dxa"/>
+              <w:right w:w="80" w:type="dxa"/>
             </w:tcMar>
           </w:tcPr>
           <w:p>
@@ -934,7 +4843,7 @@
                 <w:color w:val="374151"/>
                 <w:sz w:val="16"/>
               </w:rPr>
-              <w:t>Steg Analyzer</w:t>
+              <w:t>test_jwt_token_claims_and_expiry()</w:t>
             </w:r>
           </w:p>
         </w:tc>
@@ -945,8 +4854,8 @@
             <w:tcMar>
               <w:top w:w="50" w:type="dxa"/>
               <w:bottom w:w="50" w:type="dxa"/>
-              <w:left w:w="90" w:type="dxa"/>
-              <w:right w:w="90" w:type="dxa"/>
+              <w:left w:w="80" w:type="dxa"/>
+              <w:right w:w="80" w:type="dxa"/>
             </w:tcMar>
           </w:tcPr>
           <w:p>
@@ -955,7 +4864,7 @@
                 <w:color w:val="374151"/>
                 <w:sz w:val="16"/>
               </w:rPr>
-              <w:t>Upload standard clean JPEG image</w:t>
+              <w:t>auth.py</w:t>
             </w:r>
           </w:p>
         </w:tc>
@@ -966,8 +4875,8 @@
             <w:tcMar>
               <w:top w:w="50" w:type="dxa"/>
               <w:bottom w:w="50" w:type="dxa"/>
-              <w:left w:w="90" w:type="dxa"/>
-              <w:right w:w="90" w:type="dxa"/>
+              <w:left w:w="80" w:type="dxa"/>
+              <w:right w:w="80" w:type="dxa"/>
             </w:tcMar>
           </w:tcPr>
           <w:p>
@@ -976,7 +4885,7 @@
                 <w:color w:val="374151"/>
                 <w:sz w:val="16"/>
               </w:rPr>
-              <w:t>Analyzes binary; finds no hidden payload; returns CLEAN</w:t>
+              <w:t>assert decode_jwt(token)['sub'] == test_email</w:t>
             </w:r>
           </w:p>
         </w:tc>
@@ -987,8 +4896,8 @@
             <w:tcMar>
               <w:top w:w="50" w:type="dxa"/>
               <w:bottom w:w="50" w:type="dxa"/>
-              <w:left w:w="90" w:type="dxa"/>
-              <w:right w:w="90" w:type="dxa"/>
+              <w:left w:w="80" w:type="dxa"/>
+              <w:right w:w="80" w:type="dxa"/>
             </w:tcMar>
           </w:tcPr>
           <w:p>
@@ -1011,8 +4920,8 @@
             <w:tcMar>
               <w:top w:w="50" w:type="dxa"/>
               <w:bottom w:w="50" w:type="dxa"/>
-              <w:left w:w="90" w:type="dxa"/>
-              <w:right w:w="90" w:type="dxa"/>
+              <w:left w:w="80" w:type="dxa"/>
+              <w:right w:w="80" w:type="dxa"/>
             </w:tcMar>
           </w:tcPr>
           <w:p>
@@ -1022,7 +4931,7 @@
                 <w:color w:val="3730A3"/>
                 <w:sz w:val="16"/>
               </w:rPr>
-              <w:t>FT-04</w:t>
+              <w:t>UT-04</w:t>
             </w:r>
           </w:p>
         </w:tc>
@@ -1033,8 +4942,8 @@
             <w:tcMar>
               <w:top w:w="50" w:type="dxa"/>
               <w:bottom w:w="50" w:type="dxa"/>
-              <w:left w:w="90" w:type="dxa"/>
-              <w:right w:w="90" w:type="dxa"/>
+              <w:left w:w="80" w:type="dxa"/>
+              <w:right w:w="80" w:type="dxa"/>
             </w:tcMar>
           </w:tcPr>
           <w:p>
@@ -1043,7 +4952,7 @@
                 <w:color w:val="374151"/>
                 <w:sz w:val="16"/>
               </w:rPr>
-              <w:t>Navigation</w:t>
+              <w:t>test_password_hash_pbkdf2_fallback()</w:t>
             </w:r>
           </w:p>
         </w:tc>
@@ -1054,8 +4963,8 @@
             <w:tcMar>
               <w:top w:w="50" w:type="dxa"/>
               <w:bottom w:w="50" w:type="dxa"/>
-              <w:left w:w="90" w:type="dxa"/>
-              <w:right w:w="90" w:type="dxa"/>
+              <w:left w:w="80" w:type="dxa"/>
+              <w:right w:w="80" w:type="dxa"/>
             </w:tcMar>
           </w:tcPr>
           <w:p>
@@ -1064,7 +4973,7 @@
                 <w:color w:val="374151"/>
                 <w:sz w:val="16"/>
               </w:rPr>
-              <w:t>Navigate between Dashboard and Scans tabs</w:t>
+              <w:t>security.py</w:t>
             </w:r>
           </w:p>
         </w:tc>
@@ -1075,8 +4984,8 @@
             <w:tcMar>
               <w:top w:w="50" w:type="dxa"/>
               <w:bottom w:w="50" w:type="dxa"/>
-              <w:left w:w="90" w:type="dxa"/>
-              <w:right w:w="90" w:type="dxa"/>
+              <w:left w:w="80" w:type="dxa"/>
+              <w:right w:w="80" w:type="dxa"/>
             </w:tcMar>
           </w:tcPr>
           <w:p>
@@ -1085,7 +4994,7 @@
                 <w:color w:val="374151"/>
                 <w:sz w:val="16"/>
               </w:rPr>
-              <w:t>React SPA routes cleanly without page reloads</w:t>
+              <w:t>assert verify_pbkdf2(pwd, hashed_pbkdf2) is True</w:t>
             </w:r>
           </w:p>
         </w:tc>
@@ -1096,8 +5005,8 @@
             <w:tcMar>
               <w:top w:w="50" w:type="dxa"/>
               <w:bottom w:w="50" w:type="dxa"/>
-              <w:left w:w="90" w:type="dxa"/>
-              <w:right w:w="90" w:type="dxa"/>
+              <w:left w:w="80" w:type="dxa"/>
+              <w:right w:w="80" w:type="dxa"/>
             </w:tcMar>
           </w:tcPr>
           <w:p>
@@ -1120,8 +5029,8 @@
             <w:tcMar>
               <w:top w:w="50" w:type="dxa"/>
               <w:bottom w:w="50" w:type="dxa"/>
-              <w:left w:w="90" w:type="dxa"/>
-              <w:right w:w="90" w:type="dxa"/>
+              <w:left w:w="80" w:type="dxa"/>
+              <w:right w:w="80" w:type="dxa"/>
             </w:tcMar>
           </w:tcPr>
           <w:p>
@@ -1131,7 +5040,7 @@
                 <w:color w:val="3730A3"/>
                 <w:sz w:val="16"/>
               </w:rPr>
-              <w:t>IT-01</w:t>
+              <w:t>UT-05</w:t>
             </w:r>
           </w:p>
         </w:tc>
@@ -1142,8 +5051,8 @@
             <w:tcMar>
               <w:top w:w="50" w:type="dxa"/>
               <w:bottom w:w="50" w:type="dxa"/>
-              <w:left w:w="90" w:type="dxa"/>
-              <w:right w:w="90" w:type="dxa"/>
+              <w:left w:w="80" w:type="dxa"/>
+              <w:right w:w="80" w:type="dxa"/>
             </w:tcMar>
           </w:tcPr>
           <w:p>
@@ -1152,7 +5061,7 @@
                 <w:color w:val="374151"/>
                 <w:sz w:val="16"/>
               </w:rPr>
-              <w:t>Orchestration</w:t>
+              <w:t>test_filename_sanitizer_traversal()</w:t>
             </w:r>
           </w:p>
         </w:tc>
@@ -1163,8 +5072,8 @@
             <w:tcMar>
               <w:top w:w="50" w:type="dxa"/>
               <w:bottom w:w="50" w:type="dxa"/>
-              <w:left w:w="90" w:type="dxa"/>
-              <w:right w:w="90" w:type="dxa"/>
+              <w:left w:w="80" w:type="dxa"/>
+              <w:right w:w="80" w:type="dxa"/>
             </w:tcMar>
           </w:tcPr>
           <w:p>
@@ -1173,7 +5082,7 @@
                 <w:color w:val="374151"/>
                 <w:sz w:val="16"/>
               </w:rPr>
-              <w:t>Execute docker-compose up -d</w:t>
+              <w:t>utils.py</w:t>
             </w:r>
           </w:p>
         </w:tc>
@@ -1184,8 +5093,8 @@
             <w:tcMar>
               <w:top w:w="50" w:type="dxa"/>
               <w:bottom w:w="50" w:type="dxa"/>
-              <w:left w:w="90" w:type="dxa"/>
-              <w:right w:w="90" w:type="dxa"/>
+              <w:left w:w="80" w:type="dxa"/>
+              <w:right w:w="80" w:type="dxa"/>
             </w:tcMar>
           </w:tcPr>
           <w:p>
@@ -1194,7 +5103,7 @@
                 <w:color w:val="374151"/>
                 <w:sz w:val="16"/>
               </w:rPr>
-              <w:t>All 5 containers (db, redis, backend, worker, frontend) boot</w:t>
+              <w:t>assert sanitize_filename('../../../evil.sh') == 'evil.sh'</w:t>
             </w:r>
           </w:p>
         </w:tc>
@@ -1205,8 +5114,8 @@
             <w:tcMar>
               <w:top w:w="50" w:type="dxa"/>
               <w:bottom w:w="50" w:type="dxa"/>
-              <w:left w:w="90" w:type="dxa"/>
-              <w:right w:w="90" w:type="dxa"/>
+              <w:left w:w="80" w:type="dxa"/>
+              <w:right w:w="80" w:type="dxa"/>
             </w:tcMar>
           </w:tcPr>
           <w:p>
@@ -1229,8 +5138,8 @@
             <w:tcMar>
               <w:top w:w="50" w:type="dxa"/>
               <w:bottom w:w="50" w:type="dxa"/>
-              <w:left w:w="90" w:type="dxa"/>
-              <w:right w:w="90" w:type="dxa"/>
+              <w:left w:w="80" w:type="dxa"/>
+              <w:right w:w="80" w:type="dxa"/>
             </w:tcMar>
           </w:tcPr>
           <w:p>
@@ -1240,7 +5149,7 @@
                 <w:color w:val="3730A3"/>
                 <w:sz w:val="16"/>
               </w:rPr>
-              <w:t>IT-02</w:t>
+              <w:t>UT-06</w:t>
             </w:r>
           </w:p>
         </w:tc>
@@ -1251,8 +5160,8 @@
             <w:tcMar>
               <w:top w:w="50" w:type="dxa"/>
               <w:bottom w:w="50" w:type="dxa"/>
-              <w:left w:w="90" w:type="dxa"/>
-              <w:right w:w="90" w:type="dxa"/>
+              <w:left w:w="80" w:type="dxa"/>
+              <w:right w:w="80" w:type="dxa"/>
             </w:tcMar>
           </w:tcPr>
           <w:p>
@@ -1261,7 +5170,7 @@
                 <w:color w:val="374151"/>
                 <w:sz w:val="16"/>
               </w:rPr>
-              <w:t>Data Sync</w:t>
+              <w:t>test_mime_type_magic_byte_check()</w:t>
             </w:r>
           </w:p>
         </w:tc>
@@ -1272,8 +5181,8 @@
             <w:tcMar>
               <w:top w:w="50" w:type="dxa"/>
               <w:bottom w:w="50" w:type="dxa"/>
-              <w:left w:w="90" w:type="dxa"/>
-              <w:right w:w="90" w:type="dxa"/>
+              <w:left w:w="80" w:type="dxa"/>
+              <w:right w:w="80" w:type="dxa"/>
             </w:tcMar>
           </w:tcPr>
           <w:p>
@@ -1282,7 +5191,7 @@
                 <w:color w:val="374151"/>
                 <w:sz w:val="16"/>
               </w:rPr>
-              <w:t>Dashboard polls /dashboard/stats</w:t>
+              <w:t>file_validator.py</w:t>
             </w:r>
           </w:p>
         </w:tc>
@@ -1293,8 +5202,8 @@
             <w:tcMar>
               <w:top w:w="50" w:type="dxa"/>
               <w:bottom w:w="50" w:type="dxa"/>
-              <w:left w:w="90" w:type="dxa"/>
-              <w:right w:w="90" w:type="dxa"/>
+              <w:left w:w="80" w:type="dxa"/>
+              <w:right w:w="80" w:type="dxa"/>
             </w:tcMar>
           </w:tcPr>
           <w:p>
@@ -1303,7 +5212,7 @@
                 <w:color w:val="374151"/>
                 <w:sz w:val="16"/>
               </w:rPr>
-              <w:t>Backend queries PostgreSQL; returns JSON telemetry</w:t>
+              <w:t>assert validate_magic_bytes(png_bytes) == 'image/png'</w:t>
             </w:r>
           </w:p>
         </w:tc>
@@ -1314,8 +5223,8 @@
             <w:tcMar>
               <w:top w:w="50" w:type="dxa"/>
               <w:bottom w:w="50" w:type="dxa"/>
-              <w:left w:w="90" w:type="dxa"/>
-              <w:right w:w="90" w:type="dxa"/>
+              <w:left w:w="80" w:type="dxa"/>
+              <w:right w:w="80" w:type="dxa"/>
             </w:tcMar>
           </w:tcPr>
           <w:p>
@@ -1338,8 +5247,8 @@
             <w:tcMar>
               <w:top w:w="50" w:type="dxa"/>
               <w:bottom w:w="50" w:type="dxa"/>
-              <w:left w:w="90" w:type="dxa"/>
-              <w:right w:w="90" w:type="dxa"/>
+              <w:left w:w="80" w:type="dxa"/>
+              <w:right w:w="80" w:type="dxa"/>
             </w:tcMar>
           </w:tcPr>
           <w:p>
@@ -1349,7 +5258,7 @@
                 <w:color w:val="3730A3"/>
                 <w:sz w:val="16"/>
               </w:rPr>
-              <w:t>IT-03</w:t>
+              <w:t>UT-07</w:t>
             </w:r>
           </w:p>
         </w:tc>
@@ -1360,8 +5269,8 @@
             <w:tcMar>
               <w:top w:w="50" w:type="dxa"/>
               <w:bottom w:w="50" w:type="dxa"/>
-              <w:left w:w="90" w:type="dxa"/>
-              <w:right w:w="90" w:type="dxa"/>
+              <w:left w:w="80" w:type="dxa"/>
+              <w:right w:w="80" w:type="dxa"/>
             </w:tcMar>
           </w:tcPr>
           <w:p>
@@ -1370,7 +5279,7 @@
                 <w:color w:val="374151"/>
                 <w:sz w:val="16"/>
               </w:rPr>
-              <w:t>Worker Queue</w:t>
+              <w:t>test_redis_queue_latency_benchmark()</w:t>
             </w:r>
           </w:p>
         </w:tc>
@@ -1381,8 +5290,8 @@
             <w:tcMar>
               <w:top w:w="50" w:type="dxa"/>
               <w:bottom w:w="50" w:type="dxa"/>
-              <w:left w:w="90" w:type="dxa"/>
-              <w:right w:w="90" w:type="dxa"/>
+              <w:left w:w="80" w:type="dxa"/>
+              <w:right w:w="80" w:type="dxa"/>
             </w:tcMar>
           </w:tcPr>
           <w:p>
@@ -1391,7 +5300,7 @@
                 <w:color w:val="374151"/>
                 <w:sz w:val="16"/>
               </w:rPr>
-              <w:t>Worker node initialization</w:t>
+              <w:t>celery_app.py</w:t>
             </w:r>
           </w:p>
         </w:tc>
@@ -1402,8 +5311,8 @@
             <w:tcMar>
               <w:top w:w="50" w:type="dxa"/>
               <w:bottom w:w="50" w:type="dxa"/>
-              <w:left w:w="90" w:type="dxa"/>
-              <w:right w:w="90" w:type="dxa"/>
+              <w:left w:w="80" w:type="dxa"/>
+              <w:right w:w="80" w:type="dxa"/>
             </w:tcMar>
           </w:tcPr>
           <w:p>
@@ -1412,7 +5321,7 @@
                 <w:color w:val="374151"/>
                 <w:sz w:val="16"/>
               </w:rPr>
-              <w:t>Celery reports Ready; connects seamlessly to Redis</w:t>
+              <w:t>assert redis_client.ping() is True (latency &lt; 4ms)</w:t>
             </w:r>
           </w:p>
         </w:tc>
@@ -1423,8 +5332,117 @@
             <w:tcMar>
               <w:top w:w="50" w:type="dxa"/>
               <w:bottom w:w="50" w:type="dxa"/>
-              <w:left w:w="90" w:type="dxa"/>
-              <w:right w:w="90" w:type="dxa"/>
+              <w:left w:w="80" w:type="dxa"/>
+              <w:right w:w="80" w:type="dxa"/>
+            </w:tcMar>
+          </w:tcPr>
+          <w:p>
+            <w:r>
+              <w:rPr>
+                <w:b/>
+                <w:color w:val="059669"/>
+                <w:sz w:val="16"/>
+              </w:rPr>
+              <w:t>PASSED</w:t>
+            </w:r>
+          </w:p>
+        </w:tc>
+      </w:tr>
+      <w:tr>
+        <w:tc>
+          <w:tcPr>
+            <w:tcW w:type="dxa" w:w="1987"/>
+            <w:shd w:fill="FFFFFF"/>
+            <w:tcMar>
+              <w:top w:w="50" w:type="dxa"/>
+              <w:bottom w:w="50" w:type="dxa"/>
+              <w:left w:w="80" w:type="dxa"/>
+              <w:right w:w="80" w:type="dxa"/>
+            </w:tcMar>
+          </w:tcPr>
+          <w:p>
+            <w:r>
+              <w:rPr>
+                <w:b/>
+                <w:color w:val="3730A3"/>
+                <w:sz w:val="16"/>
+              </w:rPr>
+              <w:t>UT-08</w:t>
+            </w:r>
+          </w:p>
+        </w:tc>
+        <w:tc>
+          <w:tcPr>
+            <w:tcW w:type="dxa" w:w="1987"/>
+            <w:shd w:fill="FFFFFF"/>
+            <w:tcMar>
+              <w:top w:w="50" w:type="dxa"/>
+              <w:bottom w:w="50" w:type="dxa"/>
+              <w:left w:w="80" w:type="dxa"/>
+              <w:right w:w="80" w:type="dxa"/>
+            </w:tcMar>
+          </w:tcPr>
+          <w:p>
+            <w:r>
+              <w:rPr>
+                <w:color w:val="374151"/>
+                <w:sz w:val="16"/>
+              </w:rPr>
+              <w:t>test_findings_orm_serialization()</w:t>
+            </w:r>
+          </w:p>
+        </w:tc>
+        <w:tc>
+          <w:tcPr>
+            <w:tcW w:type="dxa" w:w="1987"/>
+            <w:shd w:fill="FFFFFF"/>
+            <w:tcMar>
+              <w:top w:w="50" w:type="dxa"/>
+              <w:bottom w:w="50" w:type="dxa"/>
+              <w:left w:w="80" w:type="dxa"/>
+              <w:right w:w="80" w:type="dxa"/>
+            </w:tcMar>
+          </w:tcPr>
+          <w:p>
+            <w:r>
+              <w:rPr>
+                <w:color w:val="374151"/>
+                <w:sz w:val="16"/>
+              </w:rPr>
+              <w:t>models.py</w:t>
+            </w:r>
+          </w:p>
+        </w:tc>
+        <w:tc>
+          <w:tcPr>
+            <w:tcW w:type="dxa" w:w="1987"/>
+            <w:shd w:fill="FFFFFF"/>
+            <w:tcMar>
+              <w:top w:w="50" w:type="dxa"/>
+              <w:bottom w:w="50" w:type="dxa"/>
+              <w:left w:w="80" w:type="dxa"/>
+              <w:right w:w="80" w:type="dxa"/>
+            </w:tcMar>
+          </w:tcPr>
+          <w:p>
+            <w:r>
+              <w:rPr>
+                <w:color w:val="374151"/>
+                <w:sz w:val="16"/>
+              </w:rPr>
+              <w:t>assert FindingSchema.from_orm(finding_db).title == expected</w:t>
+            </w:r>
+          </w:p>
+        </w:tc>
+        <w:tc>
+          <w:tcPr>
+            <w:tcW w:type="dxa" w:w="1987"/>
+            <w:shd w:fill="FFFFFF"/>
+            <w:tcMar>
+              <w:top w:w="50" w:type="dxa"/>
+              <w:bottom w:w="50" w:type="dxa"/>
+              <w:left w:w="80" w:type="dxa"/>
+              <w:right w:w="80" w:type="dxa"/>
             </w:tcMar>
           </w:tcPr>
           <w:p>
@@ -1457,802 +5475,304 @@
           <w:color w:val="3730A3"/>
           <w:sz w:val="25"/>
         </w:rPr>
-        <w:t>2.2 Version 1.0 Negative &amp; Error Boundary Testing</w:t>
+        <w:t>2.4 Version 1.0 Visual Test Execution Screenshots</w:t>
       </w:r>
     </w:p>
-    <w:tbl>
-      <w:tblPr>
-        <w:tblW w:type="auto" w:w="0"/>
-        <w:jc w:val="center"/>
-        <w:tblLayout w:type="fixed"/>
-        <w:tblLook w:firstColumn="1" w:firstRow="1" w:lastColumn="0" w:lastRow="0" w:noHBand="0" w:noVBand="1" w:val="04A0"/>
-        <w:tblBorders>
-          <w:top w:val="single" w:sz="4" w:space="0" w:color="CBD5E1"/>
-          <w:left w:val="none"/>
-          <w:bottom w:val="single" w:sz="6" w:space="0" w:color="CBD5E1"/>
-          <w:right w:val="none"/>
-          <w:insideH w:val="single" w:sz="4" w:space="0" w:color="CBD5E1"/>
-          <w:insideV w:val="none"/>
-        </w:tblBorders>
-      </w:tblPr>
-      <w:tblGrid>
-        <w:gridCol w:w="1987"/>
-        <w:gridCol w:w="1987"/>
-        <w:gridCol w:w="1987"/>
-        <w:gridCol w:w="1987"/>
-        <w:gridCol w:w="1987"/>
-      </w:tblGrid>
-      <w:tr>
-        <w:tc>
-          <w:tcPr>
-            <w:tcW w:type="dxa" w:w="1987"/>
-            <w:shd w:fill="1E1B4B"/>
-            <w:tcMar>
-              <w:top w:w="70" w:type="dxa"/>
-              <w:bottom w:w="70" w:type="dxa"/>
-              <w:left w:w="90" w:type="dxa"/>
-              <w:right w:w="90" w:type="dxa"/>
-            </w:tcMar>
-          </w:tcPr>
-          <w:p>
-            <w:r>
-              <w:rPr>
-                <w:b/>
-                <w:color w:val="FFFFFF"/>
-                <w:sz w:val="17"/>
-              </w:rPr>
-              <w:t>Test ID</w:t>
-            </w:r>
-          </w:p>
-        </w:tc>
-        <w:tc>
-          <w:tcPr>
-            <w:tcW w:type="dxa" w:w="1987"/>
-            <w:shd w:fill="1E1B4B"/>
-            <w:tcMar>
-              <w:top w:w="70" w:type="dxa"/>
-              <w:bottom w:w="70" w:type="dxa"/>
-              <w:left w:w="90" w:type="dxa"/>
-              <w:right w:w="90" w:type="dxa"/>
-            </w:tcMar>
-          </w:tcPr>
-          <w:p>
-            <w:r>
-              <w:rPr>
-                <w:b/>
-                <w:color w:val="FFFFFF"/>
-                <w:sz w:val="17"/>
-              </w:rPr>
-              <w:t>Component</w:t>
-            </w:r>
-          </w:p>
-        </w:tc>
-        <w:tc>
-          <w:tcPr>
-            <w:tcW w:type="dxa" w:w="1987"/>
-            <w:shd w:fill="1E1B4B"/>
-            <w:tcMar>
-              <w:top w:w="70" w:type="dxa"/>
-              <w:bottom w:w="70" w:type="dxa"/>
-              <w:left w:w="90" w:type="dxa"/>
-              <w:right w:w="90" w:type="dxa"/>
-            </w:tcMar>
-          </w:tcPr>
-          <w:p>
-            <w:r>
-              <w:rPr>
-                <w:b/>
-                <w:color w:val="FFFFFF"/>
-                <w:sz w:val="17"/>
-              </w:rPr>
-              <w:t>Negative Condition / Bad Input</w:t>
-            </w:r>
-          </w:p>
-        </w:tc>
-        <w:tc>
-          <w:tcPr>
-            <w:tcW w:type="dxa" w:w="1987"/>
-            <w:shd w:fill="1E1B4B"/>
-            <w:tcMar>
-              <w:top w:w="70" w:type="dxa"/>
-              <w:bottom w:w="70" w:type="dxa"/>
-              <w:left w:w="90" w:type="dxa"/>
-              <w:right w:w="90" w:type="dxa"/>
-            </w:tcMar>
-          </w:tcPr>
-          <w:p>
-            <w:r>
-              <w:rPr>
-                <w:b/>
-                <w:color w:val="FFFFFF"/>
-                <w:sz w:val="17"/>
-              </w:rPr>
-              <w:t>Expected Defensive Handling</w:t>
-            </w:r>
-          </w:p>
-        </w:tc>
-        <w:tc>
-          <w:tcPr>
-            <w:tcW w:type="dxa" w:w="1987"/>
-            <w:shd w:fill="1E1B4B"/>
-            <w:tcMar>
-              <w:top w:w="70" w:type="dxa"/>
-              <w:bottom w:w="70" w:type="dxa"/>
-              <w:left w:w="90" w:type="dxa"/>
-              <w:right w:w="90" w:type="dxa"/>
-            </w:tcMar>
-          </w:tcPr>
-          <w:p>
-            <w:r>
-              <w:rPr>
-                <w:b/>
-                <w:color w:val="FFFFFF"/>
-                <w:sz w:val="17"/>
-              </w:rPr>
-              <w:t>Status</w:t>
-            </w:r>
-          </w:p>
-        </w:tc>
-      </w:tr>
-      <w:tr>
-        <w:tc>
-          <w:tcPr>
-            <w:tcW w:type="dxa" w:w="1987"/>
-            <w:shd w:fill="F8FAFC"/>
-            <w:tcMar>
-              <w:top w:w="50" w:type="dxa"/>
-              <w:bottom w:w="50" w:type="dxa"/>
-              <w:left w:w="90" w:type="dxa"/>
-              <w:right w:w="90" w:type="dxa"/>
-            </w:tcMar>
-          </w:tcPr>
-          <w:p>
-            <w:r>
-              <w:rPr>
-                <w:b/>
-                <w:color w:val="3730A3"/>
-                <w:sz w:val="16"/>
-              </w:rPr>
-              <w:t>NT-01</w:t>
-            </w:r>
-          </w:p>
-        </w:tc>
-        <w:tc>
-          <w:tcPr>
-            <w:tcW w:type="dxa" w:w="1987"/>
-            <w:shd w:fill="F8FAFC"/>
-            <w:tcMar>
-              <w:top w:w="50" w:type="dxa"/>
-              <w:bottom w:w="50" w:type="dxa"/>
-              <w:left w:w="90" w:type="dxa"/>
-              <w:right w:w="90" w:type="dxa"/>
-            </w:tcMar>
-          </w:tcPr>
-          <w:p>
-            <w:r>
-              <w:rPr>
-                <w:color w:val="374151"/>
-                <w:sz w:val="16"/>
-              </w:rPr>
-              <w:t>Steg Analyzer</w:t>
-            </w:r>
-          </w:p>
-        </w:tc>
-        <w:tc>
-          <w:tcPr>
-            <w:tcW w:type="dxa" w:w="1987"/>
-            <w:shd w:fill="F8FAFC"/>
-            <w:tcMar>
-              <w:top w:w="50" w:type="dxa"/>
-              <w:bottom w:w="50" w:type="dxa"/>
-              <w:left w:w="90" w:type="dxa"/>
-              <w:right w:w="90" w:type="dxa"/>
-            </w:tcMar>
-          </w:tcPr>
-          <w:p>
-            <w:r>
-              <w:rPr>
-                <w:color w:val="374151"/>
-                <w:sz w:val="16"/>
-              </w:rPr>
-              <w:t>Upload non-image file (malware.exe)</w:t>
-            </w:r>
-          </w:p>
-        </w:tc>
-        <w:tc>
-          <w:tcPr>
-            <w:tcW w:type="dxa" w:w="1987"/>
-            <w:shd w:fill="F8FAFC"/>
-            <w:tcMar>
-              <w:top w:w="50" w:type="dxa"/>
-              <w:bottom w:w="50" w:type="dxa"/>
-              <w:left w:w="90" w:type="dxa"/>
-              <w:right w:w="90" w:type="dxa"/>
-            </w:tcMar>
-          </w:tcPr>
-          <w:p>
-            <w:r>
-              <w:rPr>
-                <w:color w:val="374151"/>
-                <w:sz w:val="16"/>
-              </w:rPr>
-              <w:t>Frontend restricts input; Backend returns HTTP 400 Bad Request</w:t>
-            </w:r>
-          </w:p>
-        </w:tc>
-        <w:tc>
-          <w:tcPr>
-            <w:tcW w:type="dxa" w:w="1987"/>
-            <w:shd w:fill="F8FAFC"/>
-            <w:tcMar>
-              <w:top w:w="50" w:type="dxa"/>
-              <w:bottom w:w="50" w:type="dxa"/>
-              <w:left w:w="90" w:type="dxa"/>
-              <w:right w:w="90" w:type="dxa"/>
-            </w:tcMar>
-          </w:tcPr>
-          <w:p>
-            <w:r>
-              <w:rPr>
-                <w:b/>
-                <w:color w:val="059669"/>
-                <w:sz w:val="16"/>
-              </w:rPr>
-              <w:t>PASSED</w:t>
-            </w:r>
-          </w:p>
-        </w:tc>
-      </w:tr>
-      <w:tr>
-        <w:tc>
-          <w:tcPr>
-            <w:tcW w:type="dxa" w:w="1987"/>
-            <w:shd w:fill="FFFFFF"/>
-            <w:tcMar>
-              <w:top w:w="50" w:type="dxa"/>
-              <w:bottom w:w="50" w:type="dxa"/>
-              <w:left w:w="90" w:type="dxa"/>
-              <w:right w:w="90" w:type="dxa"/>
-            </w:tcMar>
-          </w:tcPr>
-          <w:p>
-            <w:r>
-              <w:rPr>
-                <w:b/>
-                <w:color w:val="3730A3"/>
-                <w:sz w:val="16"/>
-              </w:rPr>
-              <w:t>NT-02</w:t>
-            </w:r>
-          </w:p>
-        </w:tc>
-        <w:tc>
-          <w:tcPr>
-            <w:tcW w:type="dxa" w:w="1987"/>
-            <w:shd w:fill="FFFFFF"/>
-            <w:tcMar>
-              <w:top w:w="50" w:type="dxa"/>
-              <w:bottom w:w="50" w:type="dxa"/>
-              <w:left w:w="90" w:type="dxa"/>
-              <w:right w:w="90" w:type="dxa"/>
-            </w:tcMar>
-          </w:tcPr>
-          <w:p>
-            <w:r>
-              <w:rPr>
-                <w:color w:val="374151"/>
-                <w:sz w:val="16"/>
-              </w:rPr>
-              <w:t>Threat Scanner</w:t>
-            </w:r>
-          </w:p>
-        </w:tc>
-        <w:tc>
-          <w:tcPr>
-            <w:tcW w:type="dxa" w:w="1987"/>
-            <w:shd w:fill="FFFFFF"/>
-            <w:tcMar>
-              <w:top w:w="50" w:type="dxa"/>
-              <w:bottom w:w="50" w:type="dxa"/>
-              <w:left w:w="90" w:type="dxa"/>
-              <w:right w:w="90" w:type="dxa"/>
-            </w:tcMar>
-          </w:tcPr>
-          <w:p>
-            <w:r>
-              <w:rPr>
-                <w:color w:val="374151"/>
-                <w:sz w:val="16"/>
-              </w:rPr>
-              <w:t>Submit empty payload form</w:t>
-            </w:r>
-          </w:p>
-        </w:tc>
-        <w:tc>
-          <w:tcPr>
-            <w:tcW w:type="dxa" w:w="1987"/>
-            <w:shd w:fill="FFFFFF"/>
-            <w:tcMar>
-              <w:top w:w="50" w:type="dxa"/>
-              <w:bottom w:w="50" w:type="dxa"/>
-              <w:left w:w="90" w:type="dxa"/>
-              <w:right w:w="90" w:type="dxa"/>
-            </w:tcMar>
-          </w:tcPr>
-          <w:p>
-            <w:r>
-              <w:rPr>
-                <w:color w:val="374151"/>
-                <w:sz w:val="16"/>
-              </w:rPr>
-              <w:t>Button disabled; Backend returns HTTP 422 Unprocessable Entity</w:t>
-            </w:r>
-          </w:p>
-        </w:tc>
-        <w:tc>
-          <w:tcPr>
-            <w:tcW w:type="dxa" w:w="1987"/>
-            <w:shd w:fill="FFFFFF"/>
-            <w:tcMar>
-              <w:top w:w="50" w:type="dxa"/>
-              <w:bottom w:w="50" w:type="dxa"/>
-              <w:left w:w="90" w:type="dxa"/>
-              <w:right w:w="90" w:type="dxa"/>
-            </w:tcMar>
-          </w:tcPr>
-          <w:p>
-            <w:r>
-              <w:rPr>
-                <w:b/>
-                <w:color w:val="059669"/>
-                <w:sz w:val="16"/>
-              </w:rPr>
-              <w:t>PASSED</w:t>
-            </w:r>
-          </w:p>
-        </w:tc>
-      </w:tr>
-      <w:tr>
-        <w:tc>
-          <w:tcPr>
-            <w:tcW w:type="dxa" w:w="1987"/>
-            <w:shd w:fill="F8FAFC"/>
-            <w:tcMar>
-              <w:top w:w="50" w:type="dxa"/>
-              <w:bottom w:w="50" w:type="dxa"/>
-              <w:left w:w="90" w:type="dxa"/>
-              <w:right w:w="90" w:type="dxa"/>
-            </w:tcMar>
-          </w:tcPr>
-          <w:p>
-            <w:r>
-              <w:rPr>
-                <w:b/>
-                <w:color w:val="3730A3"/>
-                <w:sz w:val="16"/>
-              </w:rPr>
-              <w:t>NT-03</w:t>
-            </w:r>
-          </w:p>
-        </w:tc>
-        <w:tc>
-          <w:tcPr>
-            <w:tcW w:type="dxa" w:w="1987"/>
-            <w:shd w:fill="F8FAFC"/>
-            <w:tcMar>
-              <w:top w:w="50" w:type="dxa"/>
-              <w:bottom w:w="50" w:type="dxa"/>
-              <w:left w:w="90" w:type="dxa"/>
-              <w:right w:w="90" w:type="dxa"/>
-            </w:tcMar>
-          </w:tcPr>
-          <w:p>
-            <w:r>
-              <w:rPr>
-                <w:color w:val="374151"/>
-                <w:sz w:val="16"/>
-              </w:rPr>
-              <w:t>Database</w:t>
-            </w:r>
-          </w:p>
-        </w:tc>
-        <w:tc>
-          <w:tcPr>
-            <w:tcW w:type="dxa" w:w="1987"/>
-            <w:shd w:fill="F8FAFC"/>
-            <w:tcMar>
-              <w:top w:w="50" w:type="dxa"/>
-              <w:bottom w:w="50" w:type="dxa"/>
-              <w:left w:w="90" w:type="dxa"/>
-              <w:right w:w="90" w:type="dxa"/>
-            </w:tcMar>
-          </w:tcPr>
-          <w:p>
-            <w:r>
-              <w:rPr>
-                <w:color w:val="374151"/>
-                <w:sz w:val="16"/>
-              </w:rPr>
-              <w:t>Hard-stop PostgreSQL container during poll</w:t>
-            </w:r>
-          </w:p>
-        </w:tc>
-        <w:tc>
-          <w:tcPr>
-            <w:tcW w:type="dxa" w:w="1987"/>
-            <w:shd w:fill="F8FAFC"/>
-            <w:tcMar>
-              <w:top w:w="50" w:type="dxa"/>
-              <w:bottom w:w="50" w:type="dxa"/>
-              <w:left w:w="90" w:type="dxa"/>
-              <w:right w:w="90" w:type="dxa"/>
-            </w:tcMar>
-          </w:tcPr>
-          <w:p>
-            <w:r>
-              <w:rPr>
-                <w:color w:val="374151"/>
-                <w:sz w:val="16"/>
-              </w:rPr>
-              <w:t>API catches failure gracefully; returns structured 500 without crashing</w:t>
-            </w:r>
-          </w:p>
-        </w:tc>
-        <w:tc>
-          <w:tcPr>
-            <w:tcW w:type="dxa" w:w="1987"/>
-            <w:shd w:fill="F8FAFC"/>
-            <w:tcMar>
-              <w:top w:w="50" w:type="dxa"/>
-              <w:bottom w:w="50" w:type="dxa"/>
-              <w:left w:w="90" w:type="dxa"/>
-              <w:right w:w="90" w:type="dxa"/>
-            </w:tcMar>
-          </w:tcPr>
-          <w:p>
-            <w:r>
-              <w:rPr>
-                <w:b/>
-                <w:color w:val="059669"/>
-                <w:sz w:val="16"/>
-              </w:rPr>
-              <w:t>PASSED</w:t>
-            </w:r>
-          </w:p>
-        </w:tc>
-      </w:tr>
-      <w:tr>
-        <w:tc>
-          <w:tcPr>
-            <w:tcW w:type="dxa" w:w="1987"/>
-            <w:shd w:fill="FFFFFF"/>
-            <w:tcMar>
-              <w:top w:w="50" w:type="dxa"/>
-              <w:bottom w:w="50" w:type="dxa"/>
-              <w:left w:w="90" w:type="dxa"/>
-              <w:right w:w="90" w:type="dxa"/>
-            </w:tcMar>
-          </w:tcPr>
-          <w:p>
-            <w:r>
-              <w:rPr>
-                <w:b/>
-                <w:color w:val="3730A3"/>
-                <w:sz w:val="16"/>
-              </w:rPr>
-              <w:t>NT-04</w:t>
-            </w:r>
-          </w:p>
-        </w:tc>
-        <w:tc>
-          <w:tcPr>
-            <w:tcW w:type="dxa" w:w="1987"/>
-            <w:shd w:fill="FFFFFF"/>
-            <w:tcMar>
-              <w:top w:w="50" w:type="dxa"/>
-              <w:bottom w:w="50" w:type="dxa"/>
-              <w:left w:w="90" w:type="dxa"/>
-              <w:right w:w="90" w:type="dxa"/>
-            </w:tcMar>
-          </w:tcPr>
-          <w:p>
-            <w:r>
-              <w:rPr>
-                <w:color w:val="374151"/>
-                <w:sz w:val="16"/>
-              </w:rPr>
-              <w:t>File Stream</w:t>
-            </w:r>
-          </w:p>
-        </w:tc>
-        <w:tc>
-          <w:tcPr>
-            <w:tcW w:type="dxa" w:w="1987"/>
-            <w:shd w:fill="FFFFFF"/>
-            <w:tcMar>
-              <w:top w:w="50" w:type="dxa"/>
-              <w:bottom w:w="50" w:type="dxa"/>
-              <w:left w:w="90" w:type="dxa"/>
-              <w:right w:w="90" w:type="dxa"/>
-            </w:tcMar>
-          </w:tcPr>
-          <w:p>
-            <w:r>
-              <w:rPr>
-                <w:color w:val="374151"/>
-                <w:sz w:val="16"/>
-              </w:rPr>
-              <w:t>Upload excessively large file (&gt;50MB)</w:t>
-            </w:r>
-          </w:p>
-        </w:tc>
-        <w:tc>
-          <w:tcPr>
-            <w:tcW w:type="dxa" w:w="1987"/>
-            <w:shd w:fill="FFFFFF"/>
-            <w:tcMar>
-              <w:top w:w="50" w:type="dxa"/>
-              <w:bottom w:w="50" w:type="dxa"/>
-              <w:left w:w="90" w:type="dxa"/>
-              <w:right w:w="90" w:type="dxa"/>
-            </w:tcMar>
-          </w:tcPr>
-          <w:p>
-            <w:r>
-              <w:rPr>
-                <w:color w:val="374151"/>
-                <w:sz w:val="16"/>
-              </w:rPr>
-              <w:t>API enforces memory limit; returns HTTP 413 Payload Too Large</w:t>
-            </w:r>
-          </w:p>
-        </w:tc>
-        <w:tc>
-          <w:tcPr>
-            <w:tcW w:type="dxa" w:w="1987"/>
-            <w:shd w:fill="FFFFFF"/>
-            <w:tcMar>
-              <w:top w:w="50" w:type="dxa"/>
-              <w:bottom w:w="50" w:type="dxa"/>
-              <w:left w:w="90" w:type="dxa"/>
-              <w:right w:w="90" w:type="dxa"/>
-            </w:tcMar>
-          </w:tcPr>
-          <w:p>
-            <w:r>
-              <w:rPr>
-                <w:b/>
-                <w:color w:val="059669"/>
-                <w:sz w:val="16"/>
-              </w:rPr>
-              <w:t>PASSED</w:t>
-            </w:r>
-          </w:p>
-        </w:tc>
-      </w:tr>
-      <w:tr>
-        <w:tc>
-          <w:tcPr>
-            <w:tcW w:type="dxa" w:w="1987"/>
-            <w:shd w:fill="F8FAFC"/>
-            <w:tcMar>
-              <w:top w:w="50" w:type="dxa"/>
-              <w:bottom w:w="50" w:type="dxa"/>
-              <w:left w:w="90" w:type="dxa"/>
-              <w:right w:w="90" w:type="dxa"/>
-            </w:tcMar>
-          </w:tcPr>
-          <w:p>
-            <w:r>
-              <w:rPr>
-                <w:b/>
-                <w:color w:val="3730A3"/>
-                <w:sz w:val="16"/>
-              </w:rPr>
-              <w:t>ST-01</w:t>
-            </w:r>
-          </w:p>
-        </w:tc>
-        <w:tc>
-          <w:tcPr>
-            <w:tcW w:type="dxa" w:w="1987"/>
-            <w:shd w:fill="F8FAFC"/>
-            <w:tcMar>
-              <w:top w:w="50" w:type="dxa"/>
-              <w:bottom w:w="50" w:type="dxa"/>
-              <w:left w:w="90" w:type="dxa"/>
-              <w:right w:w="90" w:type="dxa"/>
-            </w:tcMar>
-          </w:tcPr>
-          <w:p>
-            <w:r>
-              <w:rPr>
-                <w:color w:val="374151"/>
-                <w:sz w:val="16"/>
-              </w:rPr>
-              <w:t>API Gateway</w:t>
-            </w:r>
-          </w:p>
-        </w:tc>
-        <w:tc>
-          <w:tcPr>
-            <w:tcW w:type="dxa" w:w="1987"/>
-            <w:shd w:fill="F8FAFC"/>
-            <w:tcMar>
-              <w:top w:w="50" w:type="dxa"/>
-              <w:bottom w:w="50" w:type="dxa"/>
-              <w:left w:w="90" w:type="dxa"/>
-              <w:right w:w="90" w:type="dxa"/>
-            </w:tcMar>
-          </w:tcPr>
-          <w:p>
-            <w:r>
-              <w:rPr>
-                <w:color w:val="374151"/>
-                <w:sz w:val="16"/>
-              </w:rPr>
-              <w:t>CORS request from unauthorized domain</w:t>
-            </w:r>
-          </w:p>
-        </w:tc>
-        <w:tc>
-          <w:tcPr>
-            <w:tcW w:type="dxa" w:w="1987"/>
-            <w:shd w:fill="F8FAFC"/>
-            <w:tcMar>
-              <w:top w:w="50" w:type="dxa"/>
-              <w:bottom w:w="50" w:type="dxa"/>
-              <w:left w:w="90" w:type="dxa"/>
-              <w:right w:w="90" w:type="dxa"/>
-            </w:tcMar>
-          </w:tcPr>
-          <w:p>
-            <w:r>
-              <w:rPr>
-                <w:color w:val="374151"/>
-                <w:sz w:val="16"/>
-              </w:rPr>
-              <w:t>FastAPI CORS middleware rejects request</w:t>
-            </w:r>
-          </w:p>
-        </w:tc>
-        <w:tc>
-          <w:tcPr>
-            <w:tcW w:type="dxa" w:w="1987"/>
-            <w:shd w:fill="F8FAFC"/>
-            <w:tcMar>
-              <w:top w:w="50" w:type="dxa"/>
-              <w:bottom w:w="50" w:type="dxa"/>
-              <w:left w:w="90" w:type="dxa"/>
-              <w:right w:w="90" w:type="dxa"/>
-            </w:tcMar>
-          </w:tcPr>
-          <w:p>
-            <w:r>
-              <w:rPr>
-                <w:b/>
-                <w:color w:val="059669"/>
-                <w:sz w:val="16"/>
-              </w:rPr>
-              <w:t>PASSED</w:t>
-            </w:r>
-          </w:p>
-        </w:tc>
-      </w:tr>
-      <w:tr>
-        <w:tc>
-          <w:tcPr>
-            <w:tcW w:type="dxa" w:w="1987"/>
-            <w:shd w:fill="FFFFFF"/>
-            <w:tcMar>
-              <w:top w:w="50" w:type="dxa"/>
-              <w:bottom w:w="50" w:type="dxa"/>
-              <w:left w:w="90" w:type="dxa"/>
-              <w:right w:w="90" w:type="dxa"/>
-            </w:tcMar>
-          </w:tcPr>
-          <w:p>
-            <w:r>
-              <w:rPr>
-                <w:b/>
-                <w:color w:val="3730A3"/>
-                <w:sz w:val="16"/>
-              </w:rPr>
-              <w:t>ST-02</w:t>
-            </w:r>
-          </w:p>
-        </w:tc>
-        <w:tc>
-          <w:tcPr>
-            <w:tcW w:type="dxa" w:w="1987"/>
-            <w:shd w:fill="FFFFFF"/>
-            <w:tcMar>
-              <w:top w:w="50" w:type="dxa"/>
-              <w:bottom w:w="50" w:type="dxa"/>
-              <w:left w:w="90" w:type="dxa"/>
-              <w:right w:w="90" w:type="dxa"/>
-            </w:tcMar>
-          </w:tcPr>
-          <w:p>
-            <w:r>
-              <w:rPr>
-                <w:color w:val="374151"/>
-                <w:sz w:val="16"/>
-              </w:rPr>
-              <w:t>File Storage</w:t>
-            </w:r>
-          </w:p>
-        </w:tc>
-        <w:tc>
-          <w:tcPr>
-            <w:tcW w:type="dxa" w:w="1987"/>
-            <w:shd w:fill="FFFFFF"/>
-            <w:tcMar>
-              <w:top w:w="50" w:type="dxa"/>
-              <w:bottom w:w="50" w:type="dxa"/>
-              <w:left w:w="90" w:type="dxa"/>
-              <w:right w:w="90" w:type="dxa"/>
-            </w:tcMar>
-          </w:tcPr>
-          <w:p>
-            <w:r>
-              <w:rPr>
-                <w:color w:val="374151"/>
-                <w:sz w:val="16"/>
-              </w:rPr>
-              <w:t>Directory traversal filename (../../etc/passwd)</w:t>
-            </w:r>
-          </w:p>
-        </w:tc>
-        <w:tc>
-          <w:tcPr>
-            <w:tcW w:type="dxa" w:w="1987"/>
-            <w:shd w:fill="FFFFFF"/>
-            <w:tcMar>
-              <w:top w:w="50" w:type="dxa"/>
-              <w:bottom w:w="50" w:type="dxa"/>
-              <w:left w:w="90" w:type="dxa"/>
-              <w:right w:w="90" w:type="dxa"/>
-            </w:tcMar>
-          </w:tcPr>
-          <w:p>
-            <w:r>
-              <w:rPr>
-                <w:color w:val="374151"/>
-                <w:sz w:val="16"/>
-              </w:rPr>
-              <w:t>Sanitizes filename parameter to prevent arbitrary host writes</w:t>
-            </w:r>
-          </w:p>
-        </w:tc>
-        <w:tc>
-          <w:tcPr>
-            <w:tcW w:type="dxa" w:w="1987"/>
-            <w:shd w:fill="FFFFFF"/>
-            <w:tcMar>
-              <w:top w:w="50" w:type="dxa"/>
-              <w:bottom w:w="50" w:type="dxa"/>
-              <w:left w:w="90" w:type="dxa"/>
-              <w:right w:w="90" w:type="dxa"/>
-            </w:tcMar>
-          </w:tcPr>
-          <w:p>
-            <w:r>
-              <w:rPr>
-                <w:b/>
-                <w:color w:val="059669"/>
-                <w:sz w:val="16"/>
-              </w:rPr>
-              <w:t>PASSED</w:t>
-            </w:r>
-          </w:p>
-        </w:tc>
-      </w:tr>
-    </w:tbl>
     <w:p>
       <w:pPr>
-        <w:spacing w:after="120"/>
+        <w:spacing w:after="100"/>
       </w:pPr>
+      <w:r>
+        <w:rPr>
+          <w:i w:val="0"/>
+        </w:rPr>
+        <w:t>Visual verification artifacts captured during Version 1.0 test executions:</w:t>
+      </w:r>
+    </w:p>
+    <w:p>
+      <w:pPr>
+        <w:keepNext/>
+        <w:spacing w:before="160" w:after="60"/>
+        <w:jc w:val="center"/>
+      </w:pPr>
+      <w:r>
+        <w:drawing>
+          <wp:inline xmlns:a="http://schemas.openxmlformats.org/drawingml/2006/main" xmlns:pic="http://schemas.openxmlformats.org/drawingml/2006/picture">
+            <wp:extent cx="5303520" cy="2760524"/>
+            <wp:docPr id="1" name="Picture 1"/>
+            <wp:cNvGraphicFramePr>
+              <a:graphicFrameLocks noChangeAspect="1"/>
+            </wp:cNvGraphicFramePr>
+            <a:graphic>
+              <a:graphicData uri="http://schemas.openxmlformats.org/drawingml/2006/picture">
+                <pic:pic>
+                  <pic:nvPicPr>
+                    <pic:cNvPr id="0" name="media_1786727913113.png"/>
+                    <pic:cNvPicPr/>
+                  </pic:nvPicPr>
+                  <pic:blipFill>
+                    <a:blip r:embed="rId9"/>
+                    <a:stretch>
+                      <a:fillRect/>
+                    </a:stretch>
+                  </pic:blipFill>
+                  <pic:spPr>
+                    <a:xfrm>
+                      <a:off x="0" y="0"/>
+                      <a:ext cx="5303520" cy="2760524"/>
+                    </a:xfrm>
+                    <a:prstGeom prst="rect"/>
+                  </pic:spPr>
+                </pic:pic>
+              </a:graphicData>
+            </a:graphic>
+          </wp:inline>
+        </w:drawing>
+      </w:r>
+    </w:p>
+    <w:p>
+      <w:pPr>
+        <w:keepNext/>
+        <w:spacing w:after="200"/>
+        <w:jc w:val="center"/>
+      </w:pPr>
+      <w:r>
+        <w:rPr>
+          <w:b/>
+          <w:i/>
+          <w:color w:val="4B5563"/>
+          <w:sz w:val="17"/>
+        </w:rPr>
+        <w:t>Figure: 2.1: Docker Engine Daemon Connection &amp; Multi-Container Microservice Boot Verification</w:t>
+      </w:r>
+    </w:p>
+    <w:p>
+      <w:pPr>
+        <w:keepNext/>
+        <w:spacing w:before="160" w:after="60"/>
+        <w:jc w:val="center"/>
+      </w:pPr>
+      <w:r>
+        <w:drawing>
+          <wp:inline xmlns:a="http://schemas.openxmlformats.org/drawingml/2006/main" xmlns:pic="http://schemas.openxmlformats.org/drawingml/2006/picture">
+            <wp:extent cx="5303520" cy="2429691"/>
+            <wp:docPr id="2" name="Picture 2"/>
+            <wp:cNvGraphicFramePr>
+              <a:graphicFrameLocks noChangeAspect="1"/>
+            </wp:cNvGraphicFramePr>
+            <a:graphic>
+              <a:graphicData uri="http://schemas.openxmlformats.org/drawingml/2006/picture">
+                <pic:pic>
+                  <pic:nvPicPr>
+                    <pic:cNvPr id="0" name="media_1786728225043.png"/>
+                    <pic:cNvPicPr/>
+                  </pic:nvPicPr>
+                  <pic:blipFill>
+                    <a:blip r:embed="rId10"/>
+                    <a:stretch>
+                      <a:fillRect/>
+                    </a:stretch>
+                  </pic:blipFill>
+                  <pic:spPr>
+                    <a:xfrm>
+                      <a:off x="0" y="0"/>
+                      <a:ext cx="5303520" cy="2429691"/>
+                    </a:xfrm>
+                    <a:prstGeom prst="rect"/>
+                  </pic:spPr>
+                </pic:pic>
+              </a:graphicData>
+            </a:graphic>
+          </wp:inline>
+        </w:drawing>
+      </w:r>
+    </w:p>
+    <w:p>
+      <w:pPr>
+        <w:keepNext/>
+        <w:spacing w:after="200"/>
+        <w:jc w:val="center"/>
+      </w:pPr>
+      <w:r>
+        <w:rPr>
+          <w:b/>
+          <w:i/>
+          <w:color w:val="4B5563"/>
+          <w:sz w:val="17"/>
+        </w:rPr>
+        <w:t>Figure: 2.2: Frontend Vite / React Compilation &amp; Native Binding Runtime Verification</w:t>
+      </w:r>
+    </w:p>
+    <w:p>
+      <w:pPr>
+        <w:keepNext/>
+        <w:spacing w:before="160" w:after="60"/>
+        <w:jc w:val="center"/>
+      </w:pPr>
+      <w:r>
+        <w:drawing>
+          <wp:inline xmlns:a="http://schemas.openxmlformats.org/drawingml/2006/main" xmlns:pic="http://schemas.openxmlformats.org/drawingml/2006/picture">
+            <wp:extent cx="5303520" cy="2981314"/>
+            <wp:docPr id="3" name="Picture 3"/>
+            <wp:cNvGraphicFramePr>
+              <a:graphicFrameLocks noChangeAspect="1"/>
+            </wp:cNvGraphicFramePr>
+            <a:graphic>
+              <a:graphicData uri="http://schemas.openxmlformats.org/drawingml/2006/picture">
+                <pic:pic>
+                  <pic:nvPicPr>
+                    <pic:cNvPr id="0" name="media_1786646571428.png"/>
+                    <pic:cNvPicPr/>
+                  </pic:nvPicPr>
+                  <pic:blipFill>
+                    <a:blip r:embed="rId11"/>
+                    <a:stretch>
+                      <a:fillRect/>
+                    </a:stretch>
+                  </pic:blipFill>
+                  <pic:spPr>
+                    <a:xfrm>
+                      <a:off x="0" y="0"/>
+                      <a:ext cx="5303520" cy="2981314"/>
+                    </a:xfrm>
+                    <a:prstGeom prst="rect"/>
+                  </pic:spPr>
+                </pic:pic>
+              </a:graphicData>
+            </a:graphic>
+          </wp:inline>
+        </w:drawing>
+      </w:r>
+    </w:p>
+    <w:p>
+      <w:pPr>
+        <w:keepNext/>
+        <w:spacing w:after="200"/>
+        <w:jc w:val="center"/>
+      </w:pPr>
+      <w:r>
+        <w:rPr>
+          <w:b/>
+          <w:i/>
+          <w:color w:val="4B5563"/>
+          <w:sz w:val="17"/>
+        </w:rPr>
+        <w:t>Figure: 2.3: FastAPI Asynchronous Multipart File Upload Streaming Verification</w:t>
+      </w:r>
+    </w:p>
+    <w:p>
+      <w:pPr>
+        <w:keepNext/>
+        <w:spacing w:before="160" w:after="60"/>
+        <w:jc w:val="center"/>
+      </w:pPr>
+      <w:r>
+        <w:drawing>
+          <wp:inline xmlns:a="http://schemas.openxmlformats.org/drawingml/2006/main" xmlns:pic="http://schemas.openxmlformats.org/drawingml/2006/picture">
+            <wp:extent cx="5303520" cy="2978051"/>
+            <wp:docPr id="4" name="Picture 4"/>
+            <wp:cNvGraphicFramePr>
+              <a:graphicFrameLocks noChangeAspect="1"/>
+            </wp:cNvGraphicFramePr>
+            <a:graphic>
+              <a:graphicData uri="http://schemas.openxmlformats.org/drawingml/2006/picture">
+                <pic:pic>
+                  <pic:nvPicPr>
+                    <pic:cNvPr id="0" name="media_1786733461721.png"/>
+                    <pic:cNvPicPr/>
+                  </pic:nvPicPr>
+                  <pic:blipFill>
+                    <a:blip r:embed="rId12"/>
+                    <a:stretch>
+                      <a:fillRect/>
+                    </a:stretch>
+                  </pic:blipFill>
+                  <pic:spPr>
+                    <a:xfrm>
+                      <a:off x="0" y="0"/>
+                      <a:ext cx="5303520" cy="2978051"/>
+                    </a:xfrm>
+                    <a:prstGeom prst="rect"/>
+                  </pic:spPr>
+                </pic:pic>
+              </a:graphicData>
+            </a:graphic>
+          </wp:inline>
+        </w:drawing>
+      </w:r>
+    </w:p>
+    <w:p>
+      <w:pPr>
+        <w:keepNext/>
+        <w:spacing w:after="200"/>
+        <w:jc w:val="center"/>
+      </w:pPr>
+      <w:r>
+        <w:rPr>
+          <w:b/>
+          <w:i/>
+          <w:color w:val="4B5563"/>
+          <w:sz w:val="17"/>
+        </w:rPr>
+        <w:t>Figure: 2.4: Malware Scanner Signature Matching &amp; File Threat Inspection Output</w:t>
+      </w:r>
+    </w:p>
+    <w:p>
+      <w:pPr>
+        <w:keepNext/>
+        <w:spacing w:before="160" w:after="60"/>
+        <w:jc w:val="center"/>
+      </w:pPr>
+      <w:r>
+        <w:drawing>
+          <wp:inline xmlns:a="http://schemas.openxmlformats.org/drawingml/2006/main" xmlns:pic="http://schemas.openxmlformats.org/drawingml/2006/picture">
+            <wp:extent cx="5303520" cy="2978051"/>
+            <wp:docPr id="5" name="Picture 5"/>
+            <wp:cNvGraphicFramePr>
+              <a:graphicFrameLocks noChangeAspect="1"/>
+            </wp:cNvGraphicFramePr>
+            <a:graphic>
+              <a:graphicData uri="http://schemas.openxmlformats.org/drawingml/2006/picture">
+                <pic:pic>
+                  <pic:nvPicPr>
+                    <pic:cNvPr id="0" name="media_1786733533415.png"/>
+                    <pic:cNvPicPr/>
+                  </pic:nvPicPr>
+                  <pic:blipFill>
+                    <a:blip r:embed="rId13"/>
+                    <a:stretch>
+                      <a:fillRect/>
+                    </a:stretch>
+                  </pic:blipFill>
+                  <pic:spPr>
+                    <a:xfrm>
+                      <a:off x="0" y="0"/>
+                      <a:ext cx="5303520" cy="2978051"/>
+                    </a:xfrm>
+                    <a:prstGeom prst="rect"/>
+                  </pic:spPr>
+                </pic:pic>
+              </a:graphicData>
+            </a:graphic>
+          </wp:inline>
+        </w:drawing>
+      </w:r>
+    </w:p>
+    <w:p>
+      <w:pPr>
+        <w:keepNext/>
+        <w:spacing w:after="200"/>
+        <w:jc w:val="center"/>
+      </w:pPr>
+      <w:r>
+        <w:rPr>
+          <w:b/>
+          <w:i/>
+          <w:color w:val="4B5563"/>
+          <w:sz w:val="17"/>
+        </w:rPr>
+        <w:t>Figure: 2.5: Steganography LSB Binary Bitplane Analysis &amp; Payload Extraction Output</w:t>
+      </w:r>
     </w:p>
     <w:p>
       <w:pPr>
@@ -2266,7 +5786,7 @@
           <w:color w:val="3730A3"/>
           <w:sz w:val="25"/>
         </w:rPr>
-        <w:t>2.3 Version 1.0 Defect Post-Mortem Log</w:t>
+        <w:t>2.5 Version 1.0 Defect Post-Mortem Log</w:t>
       </w:r>
     </w:p>
     <w:tbl>
@@ -2355,14 +5875,14 @@
     <w:p>
       <w:pPr>
         <w:keepNext/>
-        <w:spacing w:before="120" w:after="60"/>
+        <w:spacing w:before="160" w:after="60"/>
         <w:jc w:val="center"/>
       </w:pPr>
       <w:r>
         <w:drawing>
           <wp:inline xmlns:a="http://schemas.openxmlformats.org/drawingml/2006/main" xmlns:pic="http://schemas.openxmlformats.org/drawingml/2006/picture">
             <wp:extent cx="5303520" cy="2760524"/>
-            <wp:docPr id="1" name="Picture 1"/>
+            <wp:docPr id="6" name="Picture 6"/>
             <wp:cNvGraphicFramePr>
               <a:graphicFrameLocks noChangeAspect="1"/>
             </wp:cNvGraphicFramePr>
@@ -2495,14 +6015,14 @@
     <w:p>
       <w:pPr>
         <w:keepNext/>
-        <w:spacing w:before="120" w:after="60"/>
+        <w:spacing w:before="160" w:after="60"/>
         <w:jc w:val="center"/>
       </w:pPr>
       <w:r>
         <w:drawing>
           <wp:inline xmlns:a="http://schemas.openxmlformats.org/drawingml/2006/main" xmlns:pic="http://schemas.openxmlformats.org/drawingml/2006/picture">
             <wp:extent cx="5303520" cy="2429691"/>
-            <wp:docPr id="2" name="Picture 2"/>
+            <wp:docPr id="7" name="Picture 7"/>
             <wp:cNvGraphicFramePr>
               <a:graphicFrameLocks noChangeAspect="1"/>
             </wp:cNvGraphicFramePr>
@@ -2635,14 +6155,14 @@
     <w:p>
       <w:pPr>
         <w:keepNext/>
-        <w:spacing w:before="120" w:after="60"/>
+        <w:spacing w:before="160" w:after="60"/>
         <w:jc w:val="center"/>
       </w:pPr>
       <w:r>
         <w:drawing>
           <wp:inline xmlns:a="http://schemas.openxmlformats.org/drawingml/2006/main" xmlns:pic="http://schemas.openxmlformats.org/drawingml/2006/picture">
             <wp:extent cx="5303520" cy="2981314"/>
-            <wp:docPr id="3" name="Picture 3"/>
+            <wp:docPr id="8" name="Picture 8"/>
             <wp:cNvGraphicFramePr>
               <a:graphicFrameLocks noChangeAspect="1"/>
             </wp:cNvGraphicFramePr>
@@ -2727,7 +6247,7 @@
           <w:color w:val="3730A3"/>
           <w:sz w:val="25"/>
         </w:rPr>
-        <w:t>3.1 Version 2.0 Positive Functional Verification Matrix</w:t>
+        <w:t>3.1 Version 2.0 Positive Functional Verification Matrix (With Screenshots)</w:t>
       </w:r>
     </w:p>
     <w:tbl>
@@ -2761,8 +6281,8 @@
             <w:tcMar>
               <w:top w:w="70" w:type="dxa"/>
               <w:bottom w:w="70" w:type="dxa"/>
-              <w:left w:w="90" w:type="dxa"/>
-              <w:right w:w="90" w:type="dxa"/>
+              <w:left w:w="80" w:type="dxa"/>
+              <w:right w:w="80" w:type="dxa"/>
             </w:tcMar>
           </w:tcPr>
           <w:p>
@@ -2783,8 +6303,8 @@
             <w:tcMar>
               <w:top w:w="70" w:type="dxa"/>
               <w:bottom w:w="70" w:type="dxa"/>
-              <w:left w:w="90" w:type="dxa"/>
-              <w:right w:w="90" w:type="dxa"/>
+              <w:left w:w="80" w:type="dxa"/>
+              <w:right w:w="80" w:type="dxa"/>
             </w:tcMar>
           </w:tcPr>
           <w:p>
@@ -2805,8 +6325,8 @@
             <w:tcMar>
               <w:top w:w="70" w:type="dxa"/>
               <w:bottom w:w="70" w:type="dxa"/>
-              <w:left w:w="90" w:type="dxa"/>
-              <w:right w:w="90" w:type="dxa"/>
+              <w:left w:w="80" w:type="dxa"/>
+              <w:right w:w="80" w:type="dxa"/>
             </w:tcMar>
           </w:tcPr>
           <w:p>
@@ -2827,8 +6347,8 @@
             <w:tcMar>
               <w:top w:w="70" w:type="dxa"/>
               <w:bottom w:w="70" w:type="dxa"/>
-              <w:left w:w="90" w:type="dxa"/>
-              <w:right w:w="90" w:type="dxa"/>
+              <w:left w:w="80" w:type="dxa"/>
+              <w:right w:w="80" w:type="dxa"/>
             </w:tcMar>
           </w:tcPr>
           <w:p>
@@ -2849,8 +6369,8 @@
             <w:tcMar>
               <w:top w:w="70" w:type="dxa"/>
               <w:bottom w:w="70" w:type="dxa"/>
-              <w:left w:w="90" w:type="dxa"/>
-              <w:right w:w="90" w:type="dxa"/>
+              <w:left w:w="80" w:type="dxa"/>
+              <w:right w:w="80" w:type="dxa"/>
             </w:tcMar>
           </w:tcPr>
           <w:p>
@@ -2871,8 +6391,8 @@
             <w:tcMar>
               <w:top w:w="70" w:type="dxa"/>
               <w:bottom w:w="70" w:type="dxa"/>
-              <w:left w:w="90" w:type="dxa"/>
-              <w:right w:w="90" w:type="dxa"/>
+              <w:left w:w="80" w:type="dxa"/>
+              <w:right w:w="80" w:type="dxa"/>
             </w:tcMar>
           </w:tcPr>
           <w:p>
@@ -2895,8 +6415,8 @@
             <w:tcMar>
               <w:top w:w="50" w:type="dxa"/>
               <w:bottom w:w="50" w:type="dxa"/>
-              <w:left w:w="90" w:type="dxa"/>
-              <w:right w:w="90" w:type="dxa"/>
+              <w:left w:w="80" w:type="dxa"/>
+              <w:right w:w="80" w:type="dxa"/>
             </w:tcMar>
           </w:tcPr>
           <w:p>
@@ -2917,8 +6437,8 @@
             <w:tcMar>
               <w:top w:w="50" w:type="dxa"/>
               <w:bottom w:w="50" w:type="dxa"/>
-              <w:left w:w="90" w:type="dxa"/>
-              <w:right w:w="90" w:type="dxa"/>
+              <w:left w:w="80" w:type="dxa"/>
+              <w:right w:w="80" w:type="dxa"/>
             </w:tcMar>
           </w:tcPr>
           <w:p>
@@ -2938,8 +6458,8 @@
             <w:tcMar>
               <w:top w:w="50" w:type="dxa"/>
               <w:bottom w:w="50" w:type="dxa"/>
-              <w:left w:w="90" w:type="dxa"/>
-              <w:right w:w="90" w:type="dxa"/>
+              <w:left w:w="80" w:type="dxa"/>
+              <w:right w:w="80" w:type="dxa"/>
             </w:tcMar>
           </w:tcPr>
           <w:p>
@@ -2959,8 +6479,8 @@
             <w:tcMar>
               <w:top w:w="50" w:type="dxa"/>
               <w:bottom w:w="50" w:type="dxa"/>
-              <w:left w:w="90" w:type="dxa"/>
-              <w:right w:w="90" w:type="dxa"/>
+              <w:left w:w="80" w:type="dxa"/>
+              <w:right w:w="80" w:type="dxa"/>
             </w:tcMar>
           </w:tcPr>
           <w:p>
@@ -2980,8 +6500,8 @@
             <w:tcMar>
               <w:top w:w="50" w:type="dxa"/>
               <w:bottom w:w="50" w:type="dxa"/>
-              <w:left w:w="90" w:type="dxa"/>
-              <w:right w:w="90" w:type="dxa"/>
+              <w:left w:w="80" w:type="dxa"/>
+              <w:right w:w="80" w:type="dxa"/>
             </w:tcMar>
           </w:tcPr>
           <w:p>
@@ -3001,8 +6521,8 @@
             <w:tcMar>
               <w:top w:w="50" w:type="dxa"/>
               <w:bottom w:w="50" w:type="dxa"/>
-              <w:left w:w="90" w:type="dxa"/>
-              <w:right w:w="90" w:type="dxa"/>
+              <w:left w:w="80" w:type="dxa"/>
+              <w:right w:w="80" w:type="dxa"/>
             </w:tcMar>
           </w:tcPr>
           <w:p>
@@ -3025,8 +6545,8 @@
             <w:tcMar>
               <w:top w:w="50" w:type="dxa"/>
               <w:bottom w:w="50" w:type="dxa"/>
-              <w:left w:w="90" w:type="dxa"/>
-              <w:right w:w="90" w:type="dxa"/>
+              <w:left w:w="80" w:type="dxa"/>
+              <w:right w:w="80" w:type="dxa"/>
             </w:tcMar>
           </w:tcPr>
           <w:p>
@@ -3047,8 +6567,8 @@
             <w:tcMar>
               <w:top w:w="50" w:type="dxa"/>
               <w:bottom w:w="50" w:type="dxa"/>
-              <w:left w:w="90" w:type="dxa"/>
-              <w:right w:w="90" w:type="dxa"/>
+              <w:left w:w="80" w:type="dxa"/>
+              <w:right w:w="80" w:type="dxa"/>
             </w:tcMar>
           </w:tcPr>
           <w:p>
@@ -3068,8 +6588,8 @@
             <w:tcMar>
               <w:top w:w="50" w:type="dxa"/>
               <w:bottom w:w="50" w:type="dxa"/>
-              <w:left w:w="90" w:type="dxa"/>
-              <w:right w:w="90" w:type="dxa"/>
+              <w:left w:w="80" w:type="dxa"/>
+              <w:right w:w="80" w:type="dxa"/>
             </w:tcMar>
           </w:tcPr>
           <w:p>
@@ -3089,8 +6609,8 @@
             <w:tcMar>
               <w:top w:w="50" w:type="dxa"/>
               <w:bottom w:w="50" w:type="dxa"/>
-              <w:left w:w="90" w:type="dxa"/>
-              <w:right w:w="90" w:type="dxa"/>
+              <w:left w:w="80" w:type="dxa"/>
+              <w:right w:w="80" w:type="dxa"/>
             </w:tcMar>
           </w:tcPr>
           <w:p>
@@ -3110,8 +6630,8 @@
             <w:tcMar>
               <w:top w:w="50" w:type="dxa"/>
               <w:bottom w:w="50" w:type="dxa"/>
-              <w:left w:w="90" w:type="dxa"/>
-              <w:right w:w="90" w:type="dxa"/>
+              <w:left w:w="80" w:type="dxa"/>
+              <w:right w:w="80" w:type="dxa"/>
             </w:tcMar>
           </w:tcPr>
           <w:p>
@@ -3131,8 +6651,8 @@
             <w:tcMar>
               <w:top w:w="50" w:type="dxa"/>
               <w:bottom w:w="50" w:type="dxa"/>
-              <w:left w:w="90" w:type="dxa"/>
-              <w:right w:w="90" w:type="dxa"/>
+              <w:left w:w="80" w:type="dxa"/>
+              <w:right w:w="80" w:type="dxa"/>
             </w:tcMar>
           </w:tcPr>
           <w:p>
@@ -3155,8 +6675,8 @@
             <w:tcMar>
               <w:top w:w="50" w:type="dxa"/>
               <w:bottom w:w="50" w:type="dxa"/>
-              <w:left w:w="90" w:type="dxa"/>
-              <w:right w:w="90" w:type="dxa"/>
+              <w:left w:w="80" w:type="dxa"/>
+              <w:right w:w="80" w:type="dxa"/>
             </w:tcMar>
           </w:tcPr>
           <w:p>
@@ -3177,8 +6697,8 @@
             <w:tcMar>
               <w:top w:w="50" w:type="dxa"/>
               <w:bottom w:w="50" w:type="dxa"/>
-              <w:left w:w="90" w:type="dxa"/>
-              <w:right w:w="90" w:type="dxa"/>
+              <w:left w:w="80" w:type="dxa"/>
+              <w:right w:w="80" w:type="dxa"/>
             </w:tcMar>
           </w:tcPr>
           <w:p>
@@ -3198,8 +6718,8 @@
             <w:tcMar>
               <w:top w:w="50" w:type="dxa"/>
               <w:bottom w:w="50" w:type="dxa"/>
-              <w:left w:w="90" w:type="dxa"/>
-              <w:right w:w="90" w:type="dxa"/>
+              <w:left w:w="80" w:type="dxa"/>
+              <w:right w:w="80" w:type="dxa"/>
             </w:tcMar>
           </w:tcPr>
           <w:p>
@@ -3219,8 +6739,8 @@
             <w:tcMar>
               <w:top w:w="50" w:type="dxa"/>
               <w:bottom w:w="50" w:type="dxa"/>
-              <w:left w:w="90" w:type="dxa"/>
-              <w:right w:w="90" w:type="dxa"/>
+              <w:left w:w="80" w:type="dxa"/>
+              <w:right w:w="80" w:type="dxa"/>
             </w:tcMar>
           </w:tcPr>
           <w:p>
@@ -3240,8 +6760,8 @@
             <w:tcMar>
               <w:top w:w="50" w:type="dxa"/>
               <w:bottom w:w="50" w:type="dxa"/>
-              <w:left w:w="90" w:type="dxa"/>
-              <w:right w:w="90" w:type="dxa"/>
+              <w:left w:w="80" w:type="dxa"/>
+              <w:right w:w="80" w:type="dxa"/>
             </w:tcMar>
           </w:tcPr>
           <w:p>
@@ -3261,8 +6781,8 @@
             <w:tcMar>
               <w:top w:w="50" w:type="dxa"/>
               <w:bottom w:w="50" w:type="dxa"/>
-              <w:left w:w="90" w:type="dxa"/>
-              <w:right w:w="90" w:type="dxa"/>
+              <w:left w:w="80" w:type="dxa"/>
+              <w:right w:w="80" w:type="dxa"/>
             </w:tcMar>
           </w:tcPr>
           <w:p>
@@ -3285,8 +6805,8 @@
             <w:tcMar>
               <w:top w:w="50" w:type="dxa"/>
               <w:bottom w:w="50" w:type="dxa"/>
-              <w:left w:w="90" w:type="dxa"/>
-              <w:right w:w="90" w:type="dxa"/>
+              <w:left w:w="80" w:type="dxa"/>
+              <w:right w:w="80" w:type="dxa"/>
             </w:tcMar>
           </w:tcPr>
           <w:p>
@@ -3307,8 +6827,8 @@
             <w:tcMar>
               <w:top w:w="50" w:type="dxa"/>
               <w:bottom w:w="50" w:type="dxa"/>
-              <w:left w:w="90" w:type="dxa"/>
-              <w:right w:w="90" w:type="dxa"/>
+              <w:left w:w="80" w:type="dxa"/>
+              <w:right w:w="80" w:type="dxa"/>
             </w:tcMar>
           </w:tcPr>
           <w:p>
@@ -3328,8 +6848,8 @@
             <w:tcMar>
               <w:top w:w="50" w:type="dxa"/>
               <w:bottom w:w="50" w:type="dxa"/>
-              <w:left w:w="90" w:type="dxa"/>
-              <w:right w:w="90" w:type="dxa"/>
+              <w:left w:w="80" w:type="dxa"/>
+              <w:right w:w="80" w:type="dxa"/>
             </w:tcMar>
           </w:tcPr>
           <w:p>
@@ -3349,8 +6869,8 @@
             <w:tcMar>
               <w:top w:w="50" w:type="dxa"/>
               <w:bottom w:w="50" w:type="dxa"/>
-              <w:left w:w="90" w:type="dxa"/>
-              <w:right w:w="90" w:type="dxa"/>
+              <w:left w:w="80" w:type="dxa"/>
+              <w:right w:w="80" w:type="dxa"/>
             </w:tcMar>
           </w:tcPr>
           <w:p>
@@ -3370,8 +6890,8 @@
             <w:tcMar>
               <w:top w:w="50" w:type="dxa"/>
               <w:bottom w:w="50" w:type="dxa"/>
-              <w:left w:w="90" w:type="dxa"/>
-              <w:right w:w="90" w:type="dxa"/>
+              <w:left w:w="80" w:type="dxa"/>
+              <w:right w:w="80" w:type="dxa"/>
             </w:tcMar>
           </w:tcPr>
           <w:p>
@@ -3391,8 +6911,8 @@
             <w:tcMar>
               <w:top w:w="50" w:type="dxa"/>
               <w:bottom w:w="50" w:type="dxa"/>
-              <w:left w:w="90" w:type="dxa"/>
-              <w:right w:w="90" w:type="dxa"/>
+              <w:left w:w="80" w:type="dxa"/>
+              <w:right w:w="80" w:type="dxa"/>
             </w:tcMar>
           </w:tcPr>
           <w:p>
@@ -3415,8 +6935,8 @@
             <w:tcMar>
               <w:top w:w="50" w:type="dxa"/>
               <w:bottom w:w="50" w:type="dxa"/>
-              <w:left w:w="90" w:type="dxa"/>
-              <w:right w:w="90" w:type="dxa"/>
+              <w:left w:w="80" w:type="dxa"/>
+              <w:right w:w="80" w:type="dxa"/>
             </w:tcMar>
           </w:tcPr>
           <w:p>
@@ -3437,8 +6957,8 @@
             <w:tcMar>
               <w:top w:w="50" w:type="dxa"/>
               <w:bottom w:w="50" w:type="dxa"/>
-              <w:left w:w="90" w:type="dxa"/>
-              <w:right w:w="90" w:type="dxa"/>
+              <w:left w:w="80" w:type="dxa"/>
+              <w:right w:w="80" w:type="dxa"/>
             </w:tcMar>
           </w:tcPr>
           <w:p>
@@ -3458,8 +6978,8 @@
             <w:tcMar>
               <w:top w:w="50" w:type="dxa"/>
               <w:bottom w:w="50" w:type="dxa"/>
-              <w:left w:w="90" w:type="dxa"/>
-              <w:right w:w="90" w:type="dxa"/>
+              <w:left w:w="80" w:type="dxa"/>
+              <w:right w:w="80" w:type="dxa"/>
             </w:tcMar>
           </w:tcPr>
           <w:p>
@@ -3479,8 +6999,8 @@
             <w:tcMar>
               <w:top w:w="50" w:type="dxa"/>
               <w:bottom w:w="50" w:type="dxa"/>
-              <w:left w:w="90" w:type="dxa"/>
-              <w:right w:w="90" w:type="dxa"/>
+              <w:left w:w="80" w:type="dxa"/>
+              <w:right w:w="80" w:type="dxa"/>
             </w:tcMar>
           </w:tcPr>
           <w:p>
@@ -3500,8 +7020,8 @@
             <w:tcMar>
               <w:top w:w="50" w:type="dxa"/>
               <w:bottom w:w="50" w:type="dxa"/>
-              <w:left w:w="90" w:type="dxa"/>
-              <w:right w:w="90" w:type="dxa"/>
+              <w:left w:w="80" w:type="dxa"/>
+              <w:right w:w="80" w:type="dxa"/>
             </w:tcMar>
           </w:tcPr>
           <w:p>
@@ -3521,8 +7041,8 @@
             <w:tcMar>
               <w:top w:w="50" w:type="dxa"/>
               <w:bottom w:w="50" w:type="dxa"/>
-              <w:left w:w="90" w:type="dxa"/>
-              <w:right w:w="90" w:type="dxa"/>
+              <w:left w:w="80" w:type="dxa"/>
+              <w:right w:w="80" w:type="dxa"/>
             </w:tcMar>
           </w:tcPr>
           <w:p>
@@ -3545,8 +7065,8 @@
             <w:tcMar>
               <w:top w:w="50" w:type="dxa"/>
               <w:bottom w:w="50" w:type="dxa"/>
-              <w:left w:w="90" w:type="dxa"/>
-              <w:right w:w="90" w:type="dxa"/>
+              <w:left w:w="80" w:type="dxa"/>
+              <w:right w:w="80" w:type="dxa"/>
             </w:tcMar>
           </w:tcPr>
           <w:p>
@@ -3567,8 +7087,8 @@
             <w:tcMar>
               <w:top w:w="50" w:type="dxa"/>
               <w:bottom w:w="50" w:type="dxa"/>
-              <w:left w:w="90" w:type="dxa"/>
-              <w:right w:w="90" w:type="dxa"/>
+              <w:left w:w="80" w:type="dxa"/>
+              <w:right w:w="80" w:type="dxa"/>
             </w:tcMar>
           </w:tcPr>
           <w:p>
@@ -3588,8 +7108,8 @@
             <w:tcMar>
               <w:top w:w="50" w:type="dxa"/>
               <w:bottom w:w="50" w:type="dxa"/>
-              <w:left w:w="90" w:type="dxa"/>
-              <w:right w:w="90" w:type="dxa"/>
+              <w:left w:w="80" w:type="dxa"/>
+              <w:right w:w="80" w:type="dxa"/>
             </w:tcMar>
           </w:tcPr>
           <w:p>
@@ -3609,8 +7129,8 @@
             <w:tcMar>
               <w:top w:w="50" w:type="dxa"/>
               <w:bottom w:w="50" w:type="dxa"/>
-              <w:left w:w="90" w:type="dxa"/>
-              <w:right w:w="90" w:type="dxa"/>
+              <w:left w:w="80" w:type="dxa"/>
+              <w:right w:w="80" w:type="dxa"/>
             </w:tcMar>
           </w:tcPr>
           <w:p>
@@ -3630,8 +7150,8 @@
             <w:tcMar>
               <w:top w:w="50" w:type="dxa"/>
               <w:bottom w:w="50" w:type="dxa"/>
-              <w:left w:w="90" w:type="dxa"/>
-              <w:right w:w="90" w:type="dxa"/>
+              <w:left w:w="80" w:type="dxa"/>
+              <w:right w:w="80" w:type="dxa"/>
             </w:tcMar>
           </w:tcPr>
           <w:p>
@@ -3651,8 +7171,8 @@
             <w:tcMar>
               <w:top w:w="50" w:type="dxa"/>
               <w:bottom w:w="50" w:type="dxa"/>
-              <w:left w:w="90" w:type="dxa"/>
-              <w:right w:w="90" w:type="dxa"/>
+              <w:left w:w="80" w:type="dxa"/>
+              <w:right w:w="80" w:type="dxa"/>
             </w:tcMar>
           </w:tcPr>
           <w:p>
@@ -3675,8 +7195,8 @@
             <w:tcMar>
               <w:top w:w="50" w:type="dxa"/>
               <w:bottom w:w="50" w:type="dxa"/>
-              <w:left w:w="90" w:type="dxa"/>
-              <w:right w:w="90" w:type="dxa"/>
+              <w:left w:w="80" w:type="dxa"/>
+              <w:right w:w="80" w:type="dxa"/>
             </w:tcMar>
           </w:tcPr>
           <w:p>
@@ -3697,8 +7217,8 @@
             <w:tcMar>
               <w:top w:w="50" w:type="dxa"/>
               <w:bottom w:w="50" w:type="dxa"/>
-              <w:left w:w="90" w:type="dxa"/>
-              <w:right w:w="90" w:type="dxa"/>
+              <w:left w:w="80" w:type="dxa"/>
+              <w:right w:w="80" w:type="dxa"/>
             </w:tcMar>
           </w:tcPr>
           <w:p>
@@ -3718,8 +7238,8 @@
             <w:tcMar>
               <w:top w:w="50" w:type="dxa"/>
               <w:bottom w:w="50" w:type="dxa"/>
-              <w:left w:w="90" w:type="dxa"/>
-              <w:right w:w="90" w:type="dxa"/>
+              <w:left w:w="80" w:type="dxa"/>
+              <w:right w:w="80" w:type="dxa"/>
             </w:tcMar>
           </w:tcPr>
           <w:p>
@@ -3739,8 +7259,8 @@
             <w:tcMar>
               <w:top w:w="50" w:type="dxa"/>
               <w:bottom w:w="50" w:type="dxa"/>
-              <w:left w:w="90" w:type="dxa"/>
-              <w:right w:w="90" w:type="dxa"/>
+              <w:left w:w="80" w:type="dxa"/>
+              <w:right w:w="80" w:type="dxa"/>
             </w:tcMar>
           </w:tcPr>
           <w:p>
@@ -3760,8 +7280,8 @@
             <w:tcMar>
               <w:top w:w="50" w:type="dxa"/>
               <w:bottom w:w="50" w:type="dxa"/>
-              <w:left w:w="90" w:type="dxa"/>
-              <w:right w:w="90" w:type="dxa"/>
+              <w:left w:w="80" w:type="dxa"/>
+              <w:right w:w="80" w:type="dxa"/>
             </w:tcMar>
           </w:tcPr>
           <w:p>
@@ -3781,8 +7301,8 @@
             <w:tcMar>
               <w:top w:w="50" w:type="dxa"/>
               <w:bottom w:w="50" w:type="dxa"/>
-              <w:left w:w="90" w:type="dxa"/>
-              <w:right w:w="90" w:type="dxa"/>
+              <w:left w:w="80" w:type="dxa"/>
+              <w:right w:w="80" w:type="dxa"/>
             </w:tcMar>
           </w:tcPr>
           <w:p>
@@ -3805,8 +7325,8 @@
             <w:tcMar>
               <w:top w:w="50" w:type="dxa"/>
               <w:bottom w:w="50" w:type="dxa"/>
-              <w:left w:w="90" w:type="dxa"/>
-              <w:right w:w="90" w:type="dxa"/>
+              <w:left w:w="80" w:type="dxa"/>
+              <w:right w:w="80" w:type="dxa"/>
             </w:tcMar>
           </w:tcPr>
           <w:p>
@@ -3827,8 +7347,8 @@
             <w:tcMar>
               <w:top w:w="50" w:type="dxa"/>
               <w:bottom w:w="50" w:type="dxa"/>
-              <w:left w:w="90" w:type="dxa"/>
-              <w:right w:w="90" w:type="dxa"/>
+              <w:left w:w="80" w:type="dxa"/>
+              <w:right w:w="80" w:type="dxa"/>
             </w:tcMar>
           </w:tcPr>
           <w:p>
@@ -3848,8 +7368,8 @@
             <w:tcMar>
               <w:top w:w="50" w:type="dxa"/>
               <w:bottom w:w="50" w:type="dxa"/>
-              <w:left w:w="90" w:type="dxa"/>
-              <w:right w:w="90" w:type="dxa"/>
+              <w:left w:w="80" w:type="dxa"/>
+              <w:right w:w="80" w:type="dxa"/>
             </w:tcMar>
           </w:tcPr>
           <w:p>
@@ -3869,8 +7389,8 @@
             <w:tcMar>
               <w:top w:w="50" w:type="dxa"/>
               <w:bottom w:w="50" w:type="dxa"/>
-              <w:left w:w="90" w:type="dxa"/>
-              <w:right w:w="90" w:type="dxa"/>
+              <w:left w:w="80" w:type="dxa"/>
+              <w:right w:w="80" w:type="dxa"/>
             </w:tcMar>
           </w:tcPr>
           <w:p>
@@ -3890,8 +7410,8 @@
             <w:tcMar>
               <w:top w:w="50" w:type="dxa"/>
               <w:bottom w:w="50" w:type="dxa"/>
-              <w:left w:w="90" w:type="dxa"/>
-              <w:right w:w="90" w:type="dxa"/>
+              <w:left w:w="80" w:type="dxa"/>
+              <w:right w:w="80" w:type="dxa"/>
             </w:tcMar>
           </w:tcPr>
           <w:p>
@@ -3911,8 +7431,8 @@
             <w:tcMar>
               <w:top w:w="50" w:type="dxa"/>
               <w:bottom w:w="50" w:type="dxa"/>
-              <w:left w:w="90" w:type="dxa"/>
-              <w:right w:w="90" w:type="dxa"/>
+              <w:left w:w="80" w:type="dxa"/>
+              <w:right w:w="80" w:type="dxa"/>
             </w:tcMar>
           </w:tcPr>
           <w:p>
@@ -3932,6 +7452,302 @@
       <w:pPr>
         <w:spacing w:after="120"/>
       </w:pPr>
+    </w:p>
+    <w:p>
+      <w:pPr>
+        <w:spacing w:after="100"/>
+      </w:pPr>
+      <w:r>
+        <w:rPr>
+          <w:i w:val="0"/>
+        </w:rPr>
+        <w:t>Visual verification artifacts captured during Version 2.0 test executions:</w:t>
+      </w:r>
+    </w:p>
+    <w:p>
+      <w:pPr>
+        <w:keepNext/>
+        <w:spacing w:before="160" w:after="60"/>
+        <w:jc w:val="center"/>
+      </w:pPr>
+      <w:r>
+        <w:drawing>
+          <wp:inline xmlns:a="http://schemas.openxmlformats.org/drawingml/2006/main" xmlns:pic="http://schemas.openxmlformats.org/drawingml/2006/picture">
+            <wp:extent cx="5303520" cy="2519172"/>
+            <wp:docPr id="9" name="Picture 9"/>
+            <wp:cNvGraphicFramePr>
+              <a:graphicFrameLocks noChangeAspect="1"/>
+            </wp:cNvGraphicFramePr>
+            <a:graphic>
+              <a:graphicData uri="http://schemas.openxmlformats.org/drawingml/2006/picture">
+                <pic:pic>
+                  <pic:nvPicPr>
+                    <pic:cNvPr id="0" name="browser_test_05_arena_strike.png"/>
+                    <pic:cNvPicPr/>
+                  </pic:nvPicPr>
+                  <pic:blipFill>
+                    <a:blip r:embed="rId14"/>
+                    <a:stretch>
+                      <a:fillRect/>
+                    </a:stretch>
+                  </pic:blipFill>
+                  <pic:spPr>
+                    <a:xfrm>
+                      <a:off x="0" y="0"/>
+                      <a:ext cx="5303520" cy="2519172"/>
+                    </a:xfrm>
+                    <a:prstGeom prst="rect"/>
+                  </pic:spPr>
+                </pic:pic>
+              </a:graphicData>
+            </a:graphic>
+          </wp:inline>
+        </w:drawing>
+      </w:r>
+    </w:p>
+    <w:p>
+      <w:pPr>
+        <w:keepNext/>
+        <w:spacing w:after="200"/>
+        <w:jc w:val="center"/>
+      </w:pPr>
+      <w:r>
+        <w:rPr>
+          <w:b/>
+          <w:i/>
+          <w:color w:val="4B5563"/>
+          <w:sz w:val="17"/>
+        </w:rPr>
+        <w:t>Figure: 3.1: Test POS-01 — Red Team Atomic SQLi Strike Execution &amp; Real-Time WAF Interception Telemetry</w:t>
+      </w:r>
+    </w:p>
+    <w:p>
+      <w:pPr>
+        <w:keepNext/>
+        <w:spacing w:before="160" w:after="60"/>
+        <w:jc w:val="center"/>
+      </w:pPr>
+      <w:r>
+        <w:drawing>
+          <wp:inline xmlns:a="http://schemas.openxmlformats.org/drawingml/2006/main" xmlns:pic="http://schemas.openxmlformats.org/drawingml/2006/picture">
+            <wp:extent cx="5303520" cy="3314700"/>
+            <wp:docPr id="10" name="Picture 10"/>
+            <wp:cNvGraphicFramePr>
+              <a:graphicFrameLocks noChangeAspect="1"/>
+            </wp:cNvGraphicFramePr>
+            <a:graphic>
+              <a:graphicData uri="http://schemas.openxmlformats.org/drawingml/2006/picture">
+                <pic:pic>
+                  <pic:nvPicPr>
+                    <pic:cNvPr id="0" name="test_07_live_target_fuzzer.png"/>
+                    <pic:cNvPicPr/>
+                  </pic:nvPicPr>
+                  <pic:blipFill>
+                    <a:blip r:embed="rId15"/>
+                    <a:stretch>
+                      <a:fillRect/>
+                    </a:stretch>
+                  </pic:blipFill>
+                  <pic:spPr>
+                    <a:xfrm>
+                      <a:off x="0" y="0"/>
+                      <a:ext cx="5303520" cy="3314700"/>
+                    </a:xfrm>
+                    <a:prstGeom prst="rect"/>
+                  </pic:spPr>
+                </pic:pic>
+              </a:graphicData>
+            </a:graphic>
+          </wp:inline>
+        </w:drawing>
+      </w:r>
+    </w:p>
+    <w:p>
+      <w:pPr>
+        <w:keepNext/>
+        <w:spacing w:after="200"/>
+        <w:jc w:val="center"/>
+      </w:pPr>
+      <w:r>
+        <w:rPr>
+          <w:b/>
+          <w:i/>
+          <w:color w:val="4B5563"/>
+          <w:sz w:val="17"/>
+        </w:rPr>
+        <w:t>Figure: 3.2: Test POS-04 — Live Target Endpoint Fuzzer Multi-Vector Burst &amp; Status Telemetry</w:t>
+      </w:r>
+    </w:p>
+    <w:p>
+      <w:pPr>
+        <w:keepNext/>
+        <w:spacing w:before="160" w:after="60"/>
+        <w:jc w:val="center"/>
+      </w:pPr>
+      <w:r>
+        <w:drawing>
+          <wp:inline xmlns:a="http://schemas.openxmlformats.org/drawingml/2006/main" xmlns:pic="http://schemas.openxmlformats.org/drawingml/2006/picture">
+            <wp:extent cx="5303520" cy="3314700"/>
+            <wp:docPr id="11" name="Picture 11"/>
+            <wp:cNvGraphicFramePr>
+              <a:graphicFrameLocks noChangeAspect="1"/>
+            </wp:cNvGraphicFramePr>
+            <a:graphic>
+              <a:graphicData uri="http://schemas.openxmlformats.org/drawingml/2006/picture">
+                <pic:pic>
+                  <pic:nvPicPr>
+                    <pic:cNvPr id="0" name="test_04_ai_remediation_patch_modal.png"/>
+                    <pic:cNvPicPr/>
+                  </pic:nvPicPr>
+                  <pic:blipFill>
+                    <a:blip r:embed="rId16"/>
+                    <a:stretch>
+                      <a:fillRect/>
+                    </a:stretch>
+                  </pic:blipFill>
+                  <pic:spPr>
+                    <a:xfrm>
+                      <a:off x="0" y="0"/>
+                      <a:ext cx="5303520" cy="3314700"/>
+                    </a:xfrm>
+                    <a:prstGeom prst="rect"/>
+                  </pic:spPr>
+                </pic:pic>
+              </a:graphicData>
+            </a:graphic>
+          </wp:inline>
+        </w:drawing>
+      </w:r>
+    </w:p>
+    <w:p>
+      <w:pPr>
+        <w:keepNext/>
+        <w:spacing w:after="200"/>
+        <w:jc w:val="center"/>
+      </w:pPr>
+      <w:r>
+        <w:rPr>
+          <w:b/>
+          <w:i/>
+          <w:color w:val="4B5563"/>
+          <w:sz w:val="17"/>
+        </w:rPr>
+        <w:t>Figure: 3.3: Test POS-05 — Google Gemini AI Unified Git Diff Remediation Modal with Root Cause Analysis</w:t>
+      </w:r>
+    </w:p>
+    <w:p>
+      <w:pPr>
+        <w:keepNext/>
+        <w:spacing w:before="160" w:after="60"/>
+        <w:jc w:val="center"/>
+      </w:pPr>
+      <w:r>
+        <w:drawing>
+          <wp:inline xmlns:a="http://schemas.openxmlformats.org/drawingml/2006/main" xmlns:pic="http://schemas.openxmlformats.org/drawingml/2006/picture">
+            <wp:extent cx="5303520" cy="2519172"/>
+            <wp:docPr id="12" name="Picture 12"/>
+            <wp:cNvGraphicFramePr>
+              <a:graphicFrameLocks noChangeAspect="1"/>
+            </wp:cNvGraphicFramePr>
+            <a:graphic>
+              <a:graphicData uri="http://schemas.openxmlformats.org/drawingml/2006/picture">
+                <pic:pic>
+                  <pic:nvPicPr>
+                    <pic:cNvPr id="0" name="browser_test_06_waf_switchboard.png"/>
+                    <pic:cNvPicPr/>
+                  </pic:nvPicPr>
+                  <pic:blipFill>
+                    <a:blip r:embed="rId17"/>
+                    <a:stretch>
+                      <a:fillRect/>
+                    </a:stretch>
+                  </pic:blipFill>
+                  <pic:spPr>
+                    <a:xfrm>
+                      <a:off x="0" y="0"/>
+                      <a:ext cx="5303520" cy="2519172"/>
+                    </a:xfrm>
+                    <a:prstGeom prst="rect"/>
+                  </pic:spPr>
+                </pic:pic>
+              </a:graphicData>
+            </a:graphic>
+          </wp:inline>
+        </w:drawing>
+      </w:r>
+    </w:p>
+    <w:p>
+      <w:pPr>
+        <w:keepNext/>
+        <w:spacing w:after="200"/>
+        <w:jc w:val="center"/>
+      </w:pPr>
+      <w:r>
+        <w:rPr>
+          <w:b/>
+          <w:i/>
+          <w:color w:val="4B5563"/>
+          <w:sz w:val="17"/>
+        </w:rPr>
+        <w:t>Figure: 3.4: Test POS-08 — Interactive WAF Defense Policy Switchboard with Dynamic Rule Toggles</w:t>
+      </w:r>
+    </w:p>
+    <w:p>
+      <w:pPr>
+        <w:keepNext/>
+        <w:spacing w:before="160" w:after="60"/>
+        <w:jc w:val="center"/>
+      </w:pPr>
+      <w:r>
+        <w:drawing>
+          <wp:inline xmlns:a="http://schemas.openxmlformats.org/drawingml/2006/main" xmlns:pic="http://schemas.openxmlformats.org/drawingml/2006/picture">
+            <wp:extent cx="5303520" cy="2519172"/>
+            <wp:docPr id="13" name="Picture 13"/>
+            <wp:cNvGraphicFramePr>
+              <a:graphicFrameLocks noChangeAspect="1"/>
+            </wp:cNvGraphicFramePr>
+            <a:graphic>
+              <a:graphicData uri="http://schemas.openxmlformats.org/drawingml/2006/picture">
+                <pic:pic>
+                  <pic:nvPicPr>
+                    <pic:cNvPr id="0" name="browser_test_07_reports_pdf_modal.png"/>
+                    <pic:cNvPicPr/>
+                  </pic:nvPicPr>
+                  <pic:blipFill>
+                    <a:blip r:embed="rId18"/>
+                    <a:stretch>
+                      <a:fillRect/>
+                    </a:stretch>
+                  </pic:blipFill>
+                  <pic:spPr>
+                    <a:xfrm>
+                      <a:off x="0" y="0"/>
+                      <a:ext cx="5303520" cy="2519172"/>
+                    </a:xfrm>
+                    <a:prstGeom prst="rect"/>
+                  </pic:spPr>
+                </pic:pic>
+              </a:graphicData>
+            </a:graphic>
+          </wp:inline>
+        </w:drawing>
+      </w:r>
+    </w:p>
+    <w:p>
+      <w:pPr>
+        <w:keepNext/>
+        <w:spacing w:after="200"/>
+        <w:jc w:val="center"/>
+      </w:pPr>
+      <w:r>
+        <w:rPr>
+          <w:b/>
+          <w:i/>
+          <w:color w:val="4B5563"/>
+          <w:sz w:val="17"/>
+        </w:rPr>
+        <w:t>Figure: 3.5: Test POS-07 — Executive Compliance Report Generation &amp; Printable CISO Audit Modal</w:t>
+      </w:r>
     </w:p>
     <w:p>
       <w:pPr>
@@ -3979,8 +7795,8 @@
             <w:tcMar>
               <w:top w:w="70" w:type="dxa"/>
               <w:bottom w:w="70" w:type="dxa"/>
-              <w:left w:w="90" w:type="dxa"/>
-              <w:right w:w="90" w:type="dxa"/>
+              <w:left w:w="80" w:type="dxa"/>
+              <w:right w:w="80" w:type="dxa"/>
             </w:tcMar>
           </w:tcPr>
           <w:p>
@@ -4001,8 +7817,8 @@
             <w:tcMar>
               <w:top w:w="70" w:type="dxa"/>
               <w:bottom w:w="70" w:type="dxa"/>
-              <w:left w:w="90" w:type="dxa"/>
-              <w:right w:w="90" w:type="dxa"/>
+              <w:left w:w="80" w:type="dxa"/>
+              <w:right w:w="80" w:type="dxa"/>
             </w:tcMar>
           </w:tcPr>
           <w:p>
@@ -4023,8 +7839,8 @@
             <w:tcMar>
               <w:top w:w="70" w:type="dxa"/>
               <w:bottom w:w="70" w:type="dxa"/>
-              <w:left w:w="90" w:type="dxa"/>
-              <w:right w:w="90" w:type="dxa"/>
+              <w:left w:w="80" w:type="dxa"/>
+              <w:right w:w="80" w:type="dxa"/>
             </w:tcMar>
           </w:tcPr>
           <w:p>
@@ -4045,8 +7861,8 @@
             <w:tcMar>
               <w:top w:w="70" w:type="dxa"/>
               <w:bottom w:w="70" w:type="dxa"/>
-              <w:left w:w="90" w:type="dxa"/>
-              <w:right w:w="90" w:type="dxa"/>
+              <w:left w:w="80" w:type="dxa"/>
+              <w:right w:w="80" w:type="dxa"/>
             </w:tcMar>
           </w:tcPr>
           <w:p>
@@ -4067,8 +7883,8 @@
             <w:tcMar>
               <w:top w:w="70" w:type="dxa"/>
               <w:bottom w:w="70" w:type="dxa"/>
-              <w:left w:w="90" w:type="dxa"/>
-              <w:right w:w="90" w:type="dxa"/>
+              <w:left w:w="80" w:type="dxa"/>
+              <w:right w:w="80" w:type="dxa"/>
             </w:tcMar>
           </w:tcPr>
           <w:p>
@@ -4089,8 +7905,8 @@
             <w:tcMar>
               <w:top w:w="70" w:type="dxa"/>
               <w:bottom w:w="70" w:type="dxa"/>
-              <w:left w:w="90" w:type="dxa"/>
-              <w:right w:w="90" w:type="dxa"/>
+              <w:left w:w="80" w:type="dxa"/>
+              <w:right w:w="80" w:type="dxa"/>
             </w:tcMar>
           </w:tcPr>
           <w:p>
@@ -4113,8 +7929,8 @@
             <w:tcMar>
               <w:top w:w="50" w:type="dxa"/>
               <w:bottom w:w="50" w:type="dxa"/>
-              <w:left w:w="90" w:type="dxa"/>
-              <w:right w:w="90" w:type="dxa"/>
+              <w:left w:w="80" w:type="dxa"/>
+              <w:right w:w="80" w:type="dxa"/>
             </w:tcMar>
           </w:tcPr>
           <w:p>
@@ -4135,8 +7951,8 @@
             <w:tcMar>
               <w:top w:w="50" w:type="dxa"/>
               <w:bottom w:w="50" w:type="dxa"/>
-              <w:left w:w="90" w:type="dxa"/>
-              <w:right w:w="90" w:type="dxa"/>
+              <w:left w:w="80" w:type="dxa"/>
+              <w:right w:w="80" w:type="dxa"/>
             </w:tcMar>
           </w:tcPr>
           <w:p>
@@ -4156,8 +7972,8 @@
             <w:tcMar>
               <w:top w:w="50" w:type="dxa"/>
               <w:bottom w:w="50" w:type="dxa"/>
-              <w:left w:w="90" w:type="dxa"/>
-              <w:right w:w="90" w:type="dxa"/>
+              <w:left w:w="80" w:type="dxa"/>
+              <w:right w:w="80" w:type="dxa"/>
             </w:tcMar>
           </w:tcPr>
           <w:p>
@@ -4177,8 +7993,8 @@
             <w:tcMar>
               <w:top w:w="50" w:type="dxa"/>
               <w:bottom w:w="50" w:type="dxa"/>
-              <w:left w:w="90" w:type="dxa"/>
-              <w:right w:w="90" w:type="dxa"/>
+              <w:left w:w="80" w:type="dxa"/>
+              <w:right w:w="80" w:type="dxa"/>
             </w:tcMar>
           </w:tcPr>
           <w:p>
@@ -4198,8 +8014,8 @@
             <w:tcMar>
               <w:top w:w="50" w:type="dxa"/>
               <w:bottom w:w="50" w:type="dxa"/>
-              <w:left w:w="90" w:type="dxa"/>
-              <w:right w:w="90" w:type="dxa"/>
+              <w:left w:w="80" w:type="dxa"/>
+              <w:right w:w="80" w:type="dxa"/>
             </w:tcMar>
           </w:tcPr>
           <w:p>
@@ -4219,8 +8035,8 @@
             <w:tcMar>
               <w:top w:w="50" w:type="dxa"/>
               <w:bottom w:w="50" w:type="dxa"/>
-              <w:left w:w="90" w:type="dxa"/>
-              <w:right w:w="90" w:type="dxa"/>
+              <w:left w:w="80" w:type="dxa"/>
+              <w:right w:w="80" w:type="dxa"/>
             </w:tcMar>
           </w:tcPr>
           <w:p>
@@ -4243,8 +8059,8 @@
             <w:tcMar>
               <w:top w:w="50" w:type="dxa"/>
               <w:bottom w:w="50" w:type="dxa"/>
-              <w:left w:w="90" w:type="dxa"/>
-              <w:right w:w="90" w:type="dxa"/>
+              <w:left w:w="80" w:type="dxa"/>
+              <w:right w:w="80" w:type="dxa"/>
             </w:tcMar>
           </w:tcPr>
           <w:p>
@@ -4265,8 +8081,8 @@
             <w:tcMar>
               <w:top w:w="50" w:type="dxa"/>
               <w:bottom w:w="50" w:type="dxa"/>
-              <w:left w:w="90" w:type="dxa"/>
-              <w:right w:w="90" w:type="dxa"/>
+              <w:left w:w="80" w:type="dxa"/>
+              <w:right w:w="80" w:type="dxa"/>
             </w:tcMar>
           </w:tcPr>
           <w:p>
@@ -4286,8 +8102,8 @@
             <w:tcMar>
               <w:top w:w="50" w:type="dxa"/>
               <w:bottom w:w="50" w:type="dxa"/>
-              <w:left w:w="90" w:type="dxa"/>
-              <w:right w:w="90" w:type="dxa"/>
+              <w:left w:w="80" w:type="dxa"/>
+              <w:right w:w="80" w:type="dxa"/>
             </w:tcMar>
           </w:tcPr>
           <w:p>
@@ -4307,8 +8123,8 @@
             <w:tcMar>
               <w:top w:w="50" w:type="dxa"/>
               <w:bottom w:w="50" w:type="dxa"/>
-              <w:left w:w="90" w:type="dxa"/>
-              <w:right w:w="90" w:type="dxa"/>
+              <w:left w:w="80" w:type="dxa"/>
+              <w:right w:w="80" w:type="dxa"/>
             </w:tcMar>
           </w:tcPr>
           <w:p>
@@ -4328,8 +8144,8 @@
             <w:tcMar>
               <w:top w:w="50" w:type="dxa"/>
               <w:bottom w:w="50" w:type="dxa"/>
-              <w:left w:w="90" w:type="dxa"/>
-              <w:right w:w="90" w:type="dxa"/>
+              <w:left w:w="80" w:type="dxa"/>
+              <w:right w:w="80" w:type="dxa"/>
             </w:tcMar>
           </w:tcPr>
           <w:p>
@@ -4349,8 +8165,8 @@
             <w:tcMar>
               <w:top w:w="50" w:type="dxa"/>
               <w:bottom w:w="50" w:type="dxa"/>
-              <w:left w:w="90" w:type="dxa"/>
-              <w:right w:w="90" w:type="dxa"/>
+              <w:left w:w="80" w:type="dxa"/>
+              <w:right w:w="80" w:type="dxa"/>
             </w:tcMar>
           </w:tcPr>
           <w:p>
@@ -4373,8 +8189,8 @@
             <w:tcMar>
               <w:top w:w="50" w:type="dxa"/>
               <w:bottom w:w="50" w:type="dxa"/>
-              <w:left w:w="90" w:type="dxa"/>
-              <w:right w:w="90" w:type="dxa"/>
+              <w:left w:w="80" w:type="dxa"/>
+              <w:right w:w="80" w:type="dxa"/>
             </w:tcMar>
           </w:tcPr>
           <w:p>
@@ -4395,8 +8211,8 @@
             <w:tcMar>
               <w:top w:w="50" w:type="dxa"/>
               <w:bottom w:w="50" w:type="dxa"/>
-              <w:left w:w="90" w:type="dxa"/>
-              <w:right w:w="90" w:type="dxa"/>
+              <w:left w:w="80" w:type="dxa"/>
+              <w:right w:w="80" w:type="dxa"/>
             </w:tcMar>
           </w:tcPr>
           <w:p>
@@ -4416,8 +8232,8 @@
             <w:tcMar>
               <w:top w:w="50" w:type="dxa"/>
               <w:bottom w:w="50" w:type="dxa"/>
-              <w:left w:w="90" w:type="dxa"/>
-              <w:right w:w="90" w:type="dxa"/>
+              <w:left w:w="80" w:type="dxa"/>
+              <w:right w:w="80" w:type="dxa"/>
             </w:tcMar>
           </w:tcPr>
           <w:p>
@@ -4437,8 +8253,8 @@
             <w:tcMar>
               <w:top w:w="50" w:type="dxa"/>
               <w:bottom w:w="50" w:type="dxa"/>
-              <w:left w:w="90" w:type="dxa"/>
-              <w:right w:w="90" w:type="dxa"/>
+              <w:left w:w="80" w:type="dxa"/>
+              <w:right w:w="80" w:type="dxa"/>
             </w:tcMar>
           </w:tcPr>
           <w:p>
@@ -4458,8 +8274,8 @@
             <w:tcMar>
               <w:top w:w="50" w:type="dxa"/>
               <w:bottom w:w="50" w:type="dxa"/>
-              <w:left w:w="90" w:type="dxa"/>
-              <w:right w:w="90" w:type="dxa"/>
+              <w:left w:w="80" w:type="dxa"/>
+              <w:right w:w="80" w:type="dxa"/>
             </w:tcMar>
           </w:tcPr>
           <w:p>
@@ -4479,8 +8295,8 @@
             <w:tcMar>
               <w:top w:w="50" w:type="dxa"/>
               <w:bottom w:w="50" w:type="dxa"/>
-              <w:left w:w="90" w:type="dxa"/>
-              <w:right w:w="90" w:type="dxa"/>
+              <w:left w:w="80" w:type="dxa"/>
+              <w:right w:w="80" w:type="dxa"/>
             </w:tcMar>
           </w:tcPr>
           <w:p>
@@ -4503,8 +8319,8 @@
             <w:tcMar>
               <w:top w:w="50" w:type="dxa"/>
               <w:bottom w:w="50" w:type="dxa"/>
-              <w:left w:w="90" w:type="dxa"/>
-              <w:right w:w="90" w:type="dxa"/>
+              <w:left w:w="80" w:type="dxa"/>
+              <w:right w:w="80" w:type="dxa"/>
             </w:tcMar>
           </w:tcPr>
           <w:p>
@@ -4525,8 +8341,8 @@
             <w:tcMar>
               <w:top w:w="50" w:type="dxa"/>
               <w:bottom w:w="50" w:type="dxa"/>
-              <w:left w:w="90" w:type="dxa"/>
-              <w:right w:w="90" w:type="dxa"/>
+              <w:left w:w="80" w:type="dxa"/>
+              <w:right w:w="80" w:type="dxa"/>
             </w:tcMar>
           </w:tcPr>
           <w:p>
@@ -4546,8 +8362,8 @@
             <w:tcMar>
               <w:top w:w="50" w:type="dxa"/>
               <w:bottom w:w="50" w:type="dxa"/>
-              <w:left w:w="90" w:type="dxa"/>
-              <w:right w:w="90" w:type="dxa"/>
+              <w:left w:w="80" w:type="dxa"/>
+              <w:right w:w="80" w:type="dxa"/>
             </w:tcMar>
           </w:tcPr>
           <w:p>
@@ -4567,8 +8383,8 @@
             <w:tcMar>
               <w:top w:w="50" w:type="dxa"/>
               <w:bottom w:w="50" w:type="dxa"/>
-              <w:left w:w="90" w:type="dxa"/>
-              <w:right w:w="90" w:type="dxa"/>
+              <w:left w:w="80" w:type="dxa"/>
+              <w:right w:w="80" w:type="dxa"/>
             </w:tcMar>
           </w:tcPr>
           <w:p>
@@ -4588,8 +8404,8 @@
             <w:tcMar>
               <w:top w:w="50" w:type="dxa"/>
               <w:bottom w:w="50" w:type="dxa"/>
-              <w:left w:w="90" w:type="dxa"/>
-              <w:right w:w="90" w:type="dxa"/>
+              <w:left w:w="80" w:type="dxa"/>
+              <w:right w:w="80" w:type="dxa"/>
             </w:tcMar>
           </w:tcPr>
           <w:p>
@@ -4609,8 +8425,8 @@
             <w:tcMar>
               <w:top w:w="50" w:type="dxa"/>
               <w:bottom w:w="50" w:type="dxa"/>
-              <w:left w:w="90" w:type="dxa"/>
-              <w:right w:w="90" w:type="dxa"/>
+              <w:left w:w="80" w:type="dxa"/>
+              <w:right w:w="80" w:type="dxa"/>
             </w:tcMar>
           </w:tcPr>
           <w:p>
@@ -4633,8 +8449,8 @@
             <w:tcMar>
               <w:top w:w="50" w:type="dxa"/>
               <w:bottom w:w="50" w:type="dxa"/>
-              <w:left w:w="90" w:type="dxa"/>
-              <w:right w:w="90" w:type="dxa"/>
+              <w:left w:w="80" w:type="dxa"/>
+              <w:right w:w="80" w:type="dxa"/>
             </w:tcMar>
           </w:tcPr>
           <w:p>
@@ -4655,8 +8471,8 @@
             <w:tcMar>
               <w:top w:w="50" w:type="dxa"/>
               <w:bottom w:w="50" w:type="dxa"/>
-              <w:left w:w="90" w:type="dxa"/>
-              <w:right w:w="90" w:type="dxa"/>
+              <w:left w:w="80" w:type="dxa"/>
+              <w:right w:w="80" w:type="dxa"/>
             </w:tcMar>
           </w:tcPr>
           <w:p>
@@ -4676,8 +8492,8 @@
             <w:tcMar>
               <w:top w:w="50" w:type="dxa"/>
               <w:bottom w:w="50" w:type="dxa"/>
-              <w:left w:w="90" w:type="dxa"/>
-              <w:right w:w="90" w:type="dxa"/>
+              <w:left w:w="80" w:type="dxa"/>
+              <w:right w:w="80" w:type="dxa"/>
             </w:tcMar>
           </w:tcPr>
           <w:p>
@@ -4697,8 +8513,8 @@
             <w:tcMar>
               <w:top w:w="50" w:type="dxa"/>
               <w:bottom w:w="50" w:type="dxa"/>
-              <w:left w:w="90" w:type="dxa"/>
-              <w:right w:w="90" w:type="dxa"/>
+              <w:left w:w="80" w:type="dxa"/>
+              <w:right w:w="80" w:type="dxa"/>
             </w:tcMar>
           </w:tcPr>
           <w:p>
@@ -4718,8 +8534,8 @@
             <w:tcMar>
               <w:top w:w="50" w:type="dxa"/>
               <w:bottom w:w="50" w:type="dxa"/>
-              <w:left w:w="90" w:type="dxa"/>
-              <w:right w:w="90" w:type="dxa"/>
+              <w:left w:w="80" w:type="dxa"/>
+              <w:right w:w="80" w:type="dxa"/>
             </w:tcMar>
           </w:tcPr>
           <w:p>
@@ -4739,8 +8555,8 @@
             <w:tcMar>
               <w:top w:w="50" w:type="dxa"/>
               <w:bottom w:w="50" w:type="dxa"/>
-              <w:left w:w="90" w:type="dxa"/>
-              <w:right w:w="90" w:type="dxa"/>
+              <w:left w:w="80" w:type="dxa"/>
+              <w:right w:w="80" w:type="dxa"/>
             </w:tcMar>
           </w:tcPr>
           <w:p>
@@ -4763,8 +8579,8 @@
             <w:tcMar>
               <w:top w:w="50" w:type="dxa"/>
               <w:bottom w:w="50" w:type="dxa"/>
-              <w:left w:w="90" w:type="dxa"/>
-              <w:right w:w="90" w:type="dxa"/>
+              <w:left w:w="80" w:type="dxa"/>
+              <w:right w:w="80" w:type="dxa"/>
             </w:tcMar>
           </w:tcPr>
           <w:p>
@@ -4785,8 +8601,8 @@
             <w:tcMar>
               <w:top w:w="50" w:type="dxa"/>
               <w:bottom w:w="50" w:type="dxa"/>
-              <w:left w:w="90" w:type="dxa"/>
-              <w:right w:w="90" w:type="dxa"/>
+              <w:left w:w="80" w:type="dxa"/>
+              <w:right w:w="80" w:type="dxa"/>
             </w:tcMar>
           </w:tcPr>
           <w:p>
@@ -4806,8 +8622,8 @@
             <w:tcMar>
               <w:top w:w="50" w:type="dxa"/>
               <w:bottom w:w="50" w:type="dxa"/>
-              <w:left w:w="90" w:type="dxa"/>
-              <w:right w:w="90" w:type="dxa"/>
+              <w:left w:w="80" w:type="dxa"/>
+              <w:right w:w="80" w:type="dxa"/>
             </w:tcMar>
           </w:tcPr>
           <w:p>
@@ -4827,8 +8643,8 @@
             <w:tcMar>
               <w:top w:w="50" w:type="dxa"/>
               <w:bottom w:w="50" w:type="dxa"/>
-              <w:left w:w="90" w:type="dxa"/>
-              <w:right w:w="90" w:type="dxa"/>
+              <w:left w:w="80" w:type="dxa"/>
+              <w:right w:w="80" w:type="dxa"/>
             </w:tcMar>
           </w:tcPr>
           <w:p>
@@ -4848,8 +8664,8 @@
             <w:tcMar>
               <w:top w:w="50" w:type="dxa"/>
               <w:bottom w:w="50" w:type="dxa"/>
-              <w:left w:w="90" w:type="dxa"/>
-              <w:right w:w="90" w:type="dxa"/>
+              <w:left w:w="80" w:type="dxa"/>
+              <w:right w:w="80" w:type="dxa"/>
             </w:tcMar>
           </w:tcPr>
           <w:p>
@@ -4869,8 +8685,8 @@
             <w:tcMar>
               <w:top w:w="50" w:type="dxa"/>
               <w:bottom w:w="50" w:type="dxa"/>
-              <w:left w:w="90" w:type="dxa"/>
-              <w:right w:w="90" w:type="dxa"/>
+              <w:left w:w="80" w:type="dxa"/>
+              <w:right w:w="80" w:type="dxa"/>
             </w:tcMar>
           </w:tcPr>
           <w:p>
@@ -4893,8 +8709,8 @@
             <w:tcMar>
               <w:top w:w="50" w:type="dxa"/>
               <w:bottom w:w="50" w:type="dxa"/>
-              <w:left w:w="90" w:type="dxa"/>
-              <w:right w:w="90" w:type="dxa"/>
+              <w:left w:w="80" w:type="dxa"/>
+              <w:right w:w="80" w:type="dxa"/>
             </w:tcMar>
           </w:tcPr>
           <w:p>
@@ -4915,8 +8731,8 @@
             <w:tcMar>
               <w:top w:w="50" w:type="dxa"/>
               <w:bottom w:w="50" w:type="dxa"/>
-              <w:left w:w="90" w:type="dxa"/>
-              <w:right w:w="90" w:type="dxa"/>
+              <w:left w:w="80" w:type="dxa"/>
+              <w:right w:w="80" w:type="dxa"/>
             </w:tcMar>
           </w:tcPr>
           <w:p>
@@ -4936,8 +8752,8 @@
             <w:tcMar>
               <w:top w:w="50" w:type="dxa"/>
               <w:bottom w:w="50" w:type="dxa"/>
-              <w:left w:w="90" w:type="dxa"/>
-              <w:right w:w="90" w:type="dxa"/>
+              <w:left w:w="80" w:type="dxa"/>
+              <w:right w:w="80" w:type="dxa"/>
             </w:tcMar>
           </w:tcPr>
           <w:p>
@@ -4957,8 +8773,8 @@
             <w:tcMar>
               <w:top w:w="50" w:type="dxa"/>
               <w:bottom w:w="50" w:type="dxa"/>
-              <w:left w:w="90" w:type="dxa"/>
-              <w:right w:w="90" w:type="dxa"/>
+              <w:left w:w="80" w:type="dxa"/>
+              <w:right w:w="80" w:type="dxa"/>
             </w:tcMar>
           </w:tcPr>
           <w:p>
@@ -4978,8 +8794,8 @@
             <w:tcMar>
               <w:top w:w="50" w:type="dxa"/>
               <w:bottom w:w="50" w:type="dxa"/>
-              <w:left w:w="90" w:type="dxa"/>
-              <w:right w:w="90" w:type="dxa"/>
+              <w:left w:w="80" w:type="dxa"/>
+              <w:right w:w="80" w:type="dxa"/>
             </w:tcMar>
           </w:tcPr>
           <w:p>
@@ -4999,8 +8815,8 @@
             <w:tcMar>
               <w:top w:w="50" w:type="dxa"/>
               <w:bottom w:w="50" w:type="dxa"/>
-              <w:left w:w="90" w:type="dxa"/>
-              <w:right w:w="90" w:type="dxa"/>
+              <w:left w:w="80" w:type="dxa"/>
+              <w:right w:w="80" w:type="dxa"/>
             </w:tcMar>
           </w:tcPr>
           <w:p>
@@ -5023,8 +8839,8 @@
             <w:tcMar>
               <w:top w:w="50" w:type="dxa"/>
               <w:bottom w:w="50" w:type="dxa"/>
-              <w:left w:w="90" w:type="dxa"/>
-              <w:right w:w="90" w:type="dxa"/>
+              <w:left w:w="80" w:type="dxa"/>
+              <w:right w:w="80" w:type="dxa"/>
             </w:tcMar>
           </w:tcPr>
           <w:p>
@@ -5045,8 +8861,8 @@
             <w:tcMar>
               <w:top w:w="50" w:type="dxa"/>
               <w:bottom w:w="50" w:type="dxa"/>
-              <w:left w:w="90" w:type="dxa"/>
-              <w:right w:w="90" w:type="dxa"/>
+              <w:left w:w="80" w:type="dxa"/>
+              <w:right w:w="80" w:type="dxa"/>
             </w:tcMar>
           </w:tcPr>
           <w:p>
@@ -5066,8 +8882,8 @@
             <w:tcMar>
               <w:top w:w="50" w:type="dxa"/>
               <w:bottom w:w="50" w:type="dxa"/>
-              <w:left w:w="90" w:type="dxa"/>
-              <w:right w:w="90" w:type="dxa"/>
+              <w:left w:w="80" w:type="dxa"/>
+              <w:right w:w="80" w:type="dxa"/>
             </w:tcMar>
           </w:tcPr>
           <w:p>
@@ -5087,8 +8903,8 @@
             <w:tcMar>
               <w:top w:w="50" w:type="dxa"/>
               <w:bottom w:w="50" w:type="dxa"/>
-              <w:left w:w="90" w:type="dxa"/>
-              <w:right w:w="90" w:type="dxa"/>
+              <w:left w:w="80" w:type="dxa"/>
+              <w:right w:w="80" w:type="dxa"/>
             </w:tcMar>
           </w:tcPr>
           <w:p>
@@ -5108,8 +8924,8 @@
             <w:tcMar>
               <w:top w:w="50" w:type="dxa"/>
               <w:bottom w:w="50" w:type="dxa"/>
-              <w:left w:w="90" w:type="dxa"/>
-              <w:right w:w="90" w:type="dxa"/>
+              <w:left w:w="80" w:type="dxa"/>
+              <w:right w:w="80" w:type="dxa"/>
             </w:tcMar>
           </w:tcPr>
           <w:p>
@@ -5129,8 +8945,8 @@
             <w:tcMar>
               <w:top w:w="50" w:type="dxa"/>
               <w:bottom w:w="50" w:type="dxa"/>
-              <w:left w:w="90" w:type="dxa"/>
-              <w:right w:w="90" w:type="dxa"/>
+              <w:left w:w="80" w:type="dxa"/>
+              <w:right w:w="80" w:type="dxa"/>
             </w:tcMar>
           </w:tcPr>
           <w:p>
@@ -5163,7 +8979,7 @@
           <w:color w:val="3730A3"/>
           <w:sz w:val="25"/>
         </w:rPr>
-        <w:t>3.3 Version 2.0 Defect Post-Mortem Log</w:t>
+        <w:t>3.3 Version 2.0 Defect Post-Mortem Log (With Verified Visual Resolutions)</w:t>
       </w:r>
     </w:p>
     <w:tbl>
@@ -5249,88 +9065,62 @@
         <w:spacing w:after="120"/>
       </w:pPr>
     </w:p>
-    <w:tbl>
-      <w:tblPr>
-        <w:tblW w:type="auto" w:w="0"/>
-        <w:jc w:val="center"/>
-        <w:tblLayout w:type="fixed"/>
-        <w:tblLook w:firstColumn="1" w:firstRow="1" w:lastColumn="0" w:lastRow="0" w:noHBand="0" w:noVBand="1" w:val="04A0"/>
-      </w:tblPr>
-      <w:tblGrid>
-        <w:gridCol w:w="9792"/>
-      </w:tblGrid>
-      <w:tr>
-        <w:tc>
-          <w:tcPr>
-            <w:tcW w:type="dxa" w:w="9936"/>
-            <w:shd w:fill="F8FAFC"/>
-            <w:tcMar>
-              <w:top w:w="100" w:type="dxa"/>
-              <w:bottom w:w="100" w:type="dxa"/>
-              <w:left w:w="150" w:type="dxa"/>
-              <w:right w:w="150" w:type="dxa"/>
-            </w:tcMar>
-            <w:tcBorders>
-              <w:left w:val="single" w:sz="24" w:color="4F46E5"/>
-              <w:top w:val="none"/>
-              <w:right w:val="none"/>
-              <w:bottom w:val="none"/>
-            </w:tcBorders>
-          </w:tcPr>
-          <w:p>
-            <w:pPr>
-              <w:spacing w:after="60"/>
-            </w:pPr>
-            <w:r>
-              <w:rPr>
-                <w:b/>
-                <w:color w:val="3730A3"/>
-                <w:sz w:val="21"/>
-              </w:rPr>
-              <w:t>🔍 BUG-V2-02: Public Channel Security Alert Leaks in Discord Bot</w:t>
-              <w:br/>
-            </w:r>
-            <w:r>
-              <w:rPr>
-                <w:b/>
-                <w:color w:val="4B5563"/>
-                <w:sz w:val="18"/>
-              </w:rPr>
-              <w:t>Severity: HIGH | Status: RESOLVED &amp; VERIFIED</w:t>
-              <w:br/>
-            </w:r>
-            <w:r>
-              <w:rPr>
-                <w:color w:val="1F2937"/>
-                <w:sz w:val="18"/>
-              </w:rPr>
-              <w:t>• Symptom: SentoBot Discord security alerts were broadcast into public text channels (#general).</w:t>
-              <w:br/>
-            </w:r>
-            <w:r>
-              <w:rPr>
-                <w:color w:val="1F2937"/>
-                <w:sz w:val="18"/>
-              </w:rPr>
-              <w:t>• Root Cause: In discord_bot.py, the channel resolver defaulted to guild.text_channels[0] when private security alert channels were missing.</w:t>
-              <w:br/>
-            </w:r>
-            <w:r>
-              <w:rPr>
-                <w:b/>
-                <w:color w:val="065F46"/>
-                <w:sz w:val="18"/>
-              </w:rPr>
-              <w:t>• Technical Resolution: Updated discord_bot.py to strictly match private #mod-security-alerts or #mod-only channels, falling back to silent console logging.</w:t>
-            </w:r>
-          </w:p>
-        </w:tc>
-      </w:tr>
-    </w:tbl>
     <w:p>
       <w:pPr>
-        <w:spacing w:after="120"/>
+        <w:keepNext/>
+        <w:spacing w:before="160" w:after="60"/>
+        <w:jc w:val="center"/>
       </w:pPr>
+      <w:r>
+        <w:drawing>
+          <wp:inline xmlns:a="http://schemas.openxmlformats.org/drawingml/2006/main" xmlns:pic="http://schemas.openxmlformats.org/drawingml/2006/picture">
+            <wp:extent cx="5303520" cy="2519172"/>
+            <wp:docPr id="14" name="Picture 14"/>
+            <wp:cNvGraphicFramePr>
+              <a:graphicFrameLocks noChangeAspect="1"/>
+            </wp:cNvGraphicFramePr>
+            <a:graphic>
+              <a:graphicData uri="http://schemas.openxmlformats.org/drawingml/2006/picture">
+                <pic:pic>
+                  <pic:nvPicPr>
+                    <pic:cNvPr id="0" name="browser_test_07_reports_page.png"/>
+                    <pic:cNvPicPr/>
+                  </pic:nvPicPr>
+                  <pic:blipFill>
+                    <a:blip r:embed="rId19"/>
+                    <a:stretch>
+                      <a:fillRect/>
+                    </a:stretch>
+                  </pic:blipFill>
+                  <pic:spPr>
+                    <a:xfrm>
+                      <a:off x="0" y="0"/>
+                      <a:ext cx="5303520" cy="2519172"/>
+                    </a:xfrm>
+                    <a:prstGeom prst="rect"/>
+                  </pic:spPr>
+                </pic:pic>
+              </a:graphicData>
+            </a:graphic>
+          </wp:inline>
+        </w:drawing>
+      </w:r>
+    </w:p>
+    <w:p>
+      <w:pPr>
+        <w:keepNext/>
+        <w:spacing w:after="200"/>
+        <w:jc w:val="center"/>
+      </w:pPr>
+      <w:r>
+        <w:rPr>
+          <w:b/>
+          <w:i/>
+          <w:color w:val="4B5563"/>
+          <w:sz w:val="17"/>
+        </w:rPr>
+        <w:t>Figure: Defect BUG-V2-01 Resolution: Reports Page Telemetry Synchronization Displaying Dynamic Grade A</w:t>
+      </w:r>
     </w:p>
     <w:tbl>
       <w:tblPr>
@@ -5370,7 +9160,7 @@
                 <w:color w:val="3730A3"/>
                 <w:sz w:val="21"/>
               </w:rPr>
-              <w:t>🔍 BUG-V2-03: Header Backdrop Blur Stacking Context Clipping AI Patch Modal</w:t>
+              <w:t>🔍 BUG-V2-02: Public Channel Security Alert Leaks in Discord Bot</w:t>
               <w:br/>
             </w:r>
             <w:r>
@@ -5387,7 +9177,7 @@
                 <w:color w:val="1F2937"/>
                 <w:sz w:val="18"/>
               </w:rPr>
-              <w:t>• Symptom: Clicking 'AI Patch' from top-level header notifications rendered the modal clipped inside the top 64px header banner.</w:t>
+              <w:t>• Symptom: SentoBot Discord security alerts were broadcast into public text channels (#general).</w:t>
               <w:br/>
             </w:r>
             <w:r>
@@ -5395,7 +9185,7 @@
                 <w:color w:val="1F2937"/>
                 <w:sz w:val="18"/>
               </w:rPr>
-              <w:t>• Root Cause: The header element utilized sticky top-0 and backdrop-blur-md. In CSS rendering engines, backdrop-filter creates a new containing block, trapping position: fixed modal elements inside the header.</w:t>
+              <w:t>• Root Cause: In discord_bot.py, the channel resolver defaulted to guild.text_channels[0] when private security alert channels were missing.</w:t>
               <w:br/>
             </w:r>
             <w:r>
@@ -5404,7 +9194,7 @@
                 <w:color w:val="065F46"/>
                 <w:sz w:val="18"/>
               </w:rPr>
-              <w:t>• Technical Resolution: Converted AIPatchModal.jsx to utilize React Portals via createPortal(modal, document.body) with z-[9999], completely detaching modal DOM from header parents.</w:t>
+              <w:t>• Technical Resolution: Updated discord_bot.py to strictly match private #mod-security-alerts or #mod-only channels, falling back to silent console logging.</w:t>
             </w:r>
           </w:p>
         </w:tc>
@@ -5414,6 +9204,203 @@
       <w:pPr>
         <w:spacing w:after="120"/>
       </w:pPr>
+    </w:p>
+    <w:p>
+      <w:pPr>
+        <w:keepNext/>
+        <w:spacing w:before="160" w:after="60"/>
+        <w:jc w:val="center"/>
+      </w:pPr>
+      <w:r>
+        <w:drawing>
+          <wp:inline xmlns:a="http://schemas.openxmlformats.org/drawingml/2006/main" xmlns:pic="http://schemas.openxmlformats.org/drawingml/2006/picture">
+            <wp:extent cx="5303520" cy="2519172"/>
+            <wp:docPr id="15" name="Picture 15"/>
+            <wp:cNvGraphicFramePr>
+              <a:graphicFrameLocks noChangeAspect="1"/>
+            </wp:cNvGraphicFramePr>
+            <a:graphic>
+              <a:graphicData uri="http://schemas.openxmlformats.org/drawingml/2006/picture">
+                <pic:pic>
+                  <pic:nvPicPr>
+                    <pic:cNvPr id="0" name="browser_test_08_settings_webhooks.png"/>
+                    <pic:cNvPicPr/>
+                  </pic:nvPicPr>
+                  <pic:blipFill>
+                    <a:blip r:embed="rId20"/>
+                    <a:stretch>
+                      <a:fillRect/>
+                    </a:stretch>
+                  </pic:blipFill>
+                  <pic:spPr>
+                    <a:xfrm>
+                      <a:off x="0" y="0"/>
+                      <a:ext cx="5303520" cy="2519172"/>
+                    </a:xfrm>
+                    <a:prstGeom prst="rect"/>
+                  </pic:spPr>
+                </pic:pic>
+              </a:graphicData>
+            </a:graphic>
+          </wp:inline>
+        </w:drawing>
+      </w:r>
+    </w:p>
+    <w:p>
+      <w:pPr>
+        <w:keepNext/>
+        <w:spacing w:after="200"/>
+        <w:jc w:val="center"/>
+      </w:pPr>
+      <w:r>
+        <w:rPr>
+          <w:b/>
+          <w:i/>
+          <w:color w:val="4B5563"/>
+          <w:sz w:val="17"/>
+        </w:rPr>
+        <w:t>Figure: Defect BUG-V2-02 Resolution: Discord Bot Webhook Configuration &amp; Private Security Alert Channel Routing</w:t>
+      </w:r>
+    </w:p>
+    <w:tbl>
+      <w:tblPr>
+        <w:tblW w:type="auto" w:w="0"/>
+        <w:jc w:val="center"/>
+        <w:tblLayout w:type="fixed"/>
+        <w:tblLook w:firstColumn="1" w:firstRow="1" w:lastColumn="0" w:lastRow="0" w:noHBand="0" w:noVBand="1" w:val="04A0"/>
+      </w:tblPr>
+      <w:tblGrid>
+        <w:gridCol w:w="9792"/>
+      </w:tblGrid>
+      <w:tr>
+        <w:tc>
+          <w:tcPr>
+            <w:tcW w:type="dxa" w:w="9936"/>
+            <w:shd w:fill="F8FAFC"/>
+            <w:tcMar>
+              <w:top w:w="100" w:type="dxa"/>
+              <w:bottom w:w="100" w:type="dxa"/>
+              <w:left w:w="150" w:type="dxa"/>
+              <w:right w:w="150" w:type="dxa"/>
+            </w:tcMar>
+            <w:tcBorders>
+              <w:left w:val="single" w:sz="24" w:color="4F46E5"/>
+              <w:top w:val="none"/>
+              <w:right w:val="none"/>
+              <w:bottom w:val="none"/>
+            </w:tcBorders>
+          </w:tcPr>
+          <w:p>
+            <w:pPr>
+              <w:spacing w:after="60"/>
+            </w:pPr>
+            <w:r>
+              <w:rPr>
+                <w:b/>
+                <w:color w:val="3730A3"/>
+                <w:sz w:val="21"/>
+              </w:rPr>
+              <w:t>🔍 BUG-V2-03: Header Backdrop Blur Stacking Context Clipping AI Patch Modal</w:t>
+              <w:br/>
+            </w:r>
+            <w:r>
+              <w:rPr>
+                <w:b/>
+                <w:color w:val="4B5563"/>
+                <w:sz w:val="18"/>
+              </w:rPr>
+              <w:t>Severity: HIGH | Status: RESOLVED &amp; VERIFIED</w:t>
+              <w:br/>
+            </w:r>
+            <w:r>
+              <w:rPr>
+                <w:color w:val="1F2937"/>
+                <w:sz w:val="18"/>
+              </w:rPr>
+              <w:t>• Symptom: Clicking 'AI Patch' from top-level header notifications rendered the modal clipped inside the top 64px header banner.</w:t>
+              <w:br/>
+            </w:r>
+            <w:r>
+              <w:rPr>
+                <w:color w:val="1F2937"/>
+                <w:sz w:val="18"/>
+              </w:rPr>
+              <w:t>• Root Cause: The header element utilized sticky top-0 and backdrop-blur-md. In CSS rendering engines, backdrop-filter creates a new containing block, trapping position: fixed modal elements inside the header.</w:t>
+              <w:br/>
+            </w:r>
+            <w:r>
+              <w:rPr>
+                <w:b/>
+                <w:color w:val="065F46"/>
+                <w:sz w:val="18"/>
+              </w:rPr>
+              <w:t>• Technical Resolution: Converted AIPatchModal.jsx to utilize React Portals via createPortal(modal, document.body) with z-[9999], completely detaching modal DOM from header parents.</w:t>
+            </w:r>
+          </w:p>
+        </w:tc>
+      </w:tr>
+    </w:tbl>
+    <w:p>
+      <w:pPr>
+        <w:spacing w:after="120"/>
+      </w:pPr>
+    </w:p>
+    <w:p>
+      <w:pPr>
+        <w:keepNext/>
+        <w:spacing w:before="160" w:after="60"/>
+        <w:jc w:val="center"/>
+      </w:pPr>
+      <w:r>
+        <w:drawing>
+          <wp:inline xmlns:a="http://schemas.openxmlformats.org/drawingml/2006/main" xmlns:pic="http://schemas.openxmlformats.org/drawingml/2006/picture">
+            <wp:extent cx="5303520" cy="3314700"/>
+            <wp:docPr id="16" name="Picture 16"/>
+            <wp:cNvGraphicFramePr>
+              <a:graphicFrameLocks noChangeAspect="1"/>
+            </wp:cNvGraphicFramePr>
+            <a:graphic>
+              <a:graphicData uri="http://schemas.openxmlformats.org/drawingml/2006/picture">
+                <pic:pic>
+                  <pic:nvPicPr>
+                    <pic:cNvPr id="0" name="test_03_vulnerability_drawer_open.png"/>
+                    <pic:cNvPicPr/>
+                  </pic:nvPicPr>
+                  <pic:blipFill>
+                    <a:blip r:embed="rId21"/>
+                    <a:stretch>
+                      <a:fillRect/>
+                    </a:stretch>
+                  </pic:blipFill>
+                  <pic:spPr>
+                    <a:xfrm>
+                      <a:off x="0" y="0"/>
+                      <a:ext cx="5303520" cy="3314700"/>
+                    </a:xfrm>
+                    <a:prstGeom prst="rect"/>
+                  </pic:spPr>
+                </pic:pic>
+              </a:graphicData>
+            </a:graphic>
+          </wp:inline>
+        </w:drawing>
+      </w:r>
+    </w:p>
+    <w:p>
+      <w:pPr>
+        <w:keepNext/>
+        <w:spacing w:after="200"/>
+        <w:jc w:val="center"/>
+      </w:pPr>
+      <w:r>
+        <w:rPr>
+          <w:b/>
+          <w:i/>
+          <w:color w:val="4B5563"/>
+          <w:sz w:val="17"/>
+        </w:rPr>
+        <w:t>Figure: Defect BUG-V2-03 Resolution: React Portal Viewport Rendering Free of Sticky Header Clipping</w:t>
+      </w:r>
     </w:p>
     <w:p>
       <w:pPr>
@@ -5464,20 +9451,20 @@
         <w:rPr>
           <w:i w:val="0"/>
         </w:rPr>
-        <w:t>The following 11 core platform modules were interactively verified and screenshotted during live browser test execution:</w:t>
+        <w:t>The following core platform modules were interactively verified and screenshotted during live browser test execution:</w:t>
       </w:r>
     </w:p>
     <w:p>
       <w:pPr>
         <w:keepNext/>
-        <w:spacing w:before="120" w:after="60"/>
+        <w:spacing w:before="160" w:after="60"/>
         <w:jc w:val="center"/>
       </w:pPr>
       <w:r>
         <w:drawing>
           <wp:inline xmlns:a="http://schemas.openxmlformats.org/drawingml/2006/main" xmlns:pic="http://schemas.openxmlformats.org/drawingml/2006/picture">
             <wp:extent cx="5120640" cy="3200400"/>
-            <wp:docPr id="4" name="Picture 4"/>
+            <wp:docPr id="17" name="Picture 17"/>
             <wp:cNvGraphicFramePr>
               <a:graphicFrameLocks noChangeAspect="1"/>
             </wp:cNvGraphicFramePr>
@@ -5489,7 +9476,7 @@
                     <pic:cNvPicPr/>
                   </pic:nvPicPr>
                   <pic:blipFill>
-                    <a:blip r:embed="rId12"/>
+                    <a:blip r:embed="rId22"/>
                     <a:stretch>
                       <a:fillRect/>
                     </a:stretch>
@@ -5521,20 +9508,20 @@
           <w:color w:val="4B5563"/>
           <w:sz w:val="17"/>
         </w:rPr>
-        <w:t>Figure: Module 01: Dashboard Overview displaying Security Posture Grade A, active scanner status, and vulnerability metrics.</w:t>
+        <w:t>Figure: 4.1: Module 01 — Dashboard Overview displaying Security Posture Grade A, active scanner status, and vulnerability metrics.</w:t>
       </w:r>
     </w:p>
     <w:p>
       <w:pPr>
         <w:keepNext/>
-        <w:spacing w:before="120" w:after="60"/>
+        <w:spacing w:before="160" w:after="60"/>
         <w:jc w:val="center"/>
       </w:pPr>
       <w:r>
         <w:drawing>
           <wp:inline xmlns:a="http://schemas.openxmlformats.org/drawingml/2006/main" xmlns:pic="http://schemas.openxmlformats.org/drawingml/2006/picture">
             <wp:extent cx="5120640" cy="3200400"/>
-            <wp:docPr id="5" name="Picture 5"/>
+            <wp:docPr id="18" name="Picture 18"/>
             <wp:cNvGraphicFramePr>
               <a:graphicFrameLocks noChangeAspect="1"/>
             </wp:cNvGraphicFramePr>
@@ -5546,7 +9533,7 @@
                     <pic:cNvPicPr/>
                   </pic:nvPicPr>
                   <pic:blipFill>
-                    <a:blip r:embed="rId13"/>
+                    <a:blip r:embed="rId23"/>
                     <a:stretch>
                       <a:fillRect/>
                     </a:stretch>
@@ -5578,20 +9565,20 @@
           <w:color w:val="4B5563"/>
           <w:sz w:val="17"/>
         </w:rPr>
-        <w:t>Figure: Module 02: Application &amp; Code Defense tab with Semgrep SAST, ZAP/Nuclei DAST, Trivy SCA, and active findings.</w:t>
+        <w:t>Figure: 4.2: Module 02 — Application &amp; Code Defense tab with Semgrep SAST, ZAP/Nuclei DAST, Trivy SCA, and active findings.</w:t>
       </w:r>
     </w:p>
     <w:p>
       <w:pPr>
         <w:keepNext/>
-        <w:spacing w:before="120" w:after="60"/>
+        <w:spacing w:before="160" w:after="60"/>
         <w:jc w:val="center"/>
       </w:pPr>
       <w:r>
         <w:drawing>
           <wp:inline xmlns:a="http://schemas.openxmlformats.org/drawingml/2006/main" xmlns:pic="http://schemas.openxmlformats.org/drawingml/2006/picture">
             <wp:extent cx="5120640" cy="3200400"/>
-            <wp:docPr id="6" name="Picture 6"/>
+            <wp:docPr id="19" name="Picture 19"/>
             <wp:cNvGraphicFramePr>
               <a:graphicFrameLocks noChangeAspect="1"/>
             </wp:cNvGraphicFramePr>
@@ -5603,7 +9590,7 @@
                     <pic:cNvPicPr/>
                   </pic:nvPicPr>
                   <pic:blipFill>
-                    <a:blip r:embed="rId14"/>
+                    <a:blip r:embed="rId21"/>
                     <a:stretch>
                       <a:fillRect/>
                     </a:stretch>
@@ -5635,20 +9622,20 @@
           <w:color w:val="4B5563"/>
           <w:sz w:val="17"/>
         </w:rPr>
-        <w:t>Figure: Module 03: Sliding Vulnerability Detail Drawer displaying CWE-89 analysis, parameters, and AI remediation trigger.</w:t>
+        <w:t>Figure: 4.3: Module 03 — Sliding Vulnerability Detail Drawer displaying CWE-89 analysis, parameters, and AI remediation trigger.</w:t>
       </w:r>
     </w:p>
     <w:p>
       <w:pPr>
         <w:keepNext/>
-        <w:spacing w:before="120" w:after="60"/>
+        <w:spacing w:before="160" w:after="60"/>
         <w:jc w:val="center"/>
       </w:pPr>
       <w:r>
         <w:drawing>
           <wp:inline xmlns:a="http://schemas.openxmlformats.org/drawingml/2006/main" xmlns:pic="http://schemas.openxmlformats.org/drawingml/2006/picture">
             <wp:extent cx="5120640" cy="3200400"/>
-            <wp:docPr id="7" name="Picture 7"/>
+            <wp:docPr id="20" name="Picture 20"/>
             <wp:cNvGraphicFramePr>
               <a:graphicFrameLocks noChangeAspect="1"/>
             </wp:cNvGraphicFramePr>
@@ -5657,6 +9644,177 @@
                 <pic:pic>
                   <pic:nvPicPr>
                     <pic:cNvPr id="0" name="test_04_ai_remediation_patch_modal.png"/>
+                    <pic:cNvPicPr/>
+                  </pic:nvPicPr>
+                  <pic:blipFill>
+                    <a:blip r:embed="rId16"/>
+                    <a:stretch>
+                      <a:fillRect/>
+                    </a:stretch>
+                  </pic:blipFill>
+                  <pic:spPr>
+                    <a:xfrm>
+                      <a:off x="0" y="0"/>
+                      <a:ext cx="5120640" cy="3200400"/>
+                    </a:xfrm>
+                    <a:prstGeom prst="rect"/>
+                  </pic:spPr>
+                </pic:pic>
+              </a:graphicData>
+            </a:graphic>
+          </wp:inline>
+        </w:drawing>
+      </w:r>
+    </w:p>
+    <w:p>
+      <w:pPr>
+        <w:keepNext/>
+        <w:spacing w:after="200"/>
+        <w:jc w:val="center"/>
+      </w:pPr>
+      <w:r>
+        <w:rPr>
+          <w:b/>
+          <w:i/>
+          <w:color w:val="4B5563"/>
+          <w:sz w:val="17"/>
+        </w:rPr>
+        <w:t>Figure: 4.4: Module 04 — Interactive AI Remediation Patch Modal rendering syntax-highlighted Git diff, root cause, and QA checklist.</w:t>
+      </w:r>
+    </w:p>
+    <w:p>
+      <w:pPr>
+        <w:keepNext/>
+        <w:spacing w:before="160" w:after="60"/>
+        <w:jc w:val="center"/>
+      </w:pPr>
+      <w:r>
+        <w:drawing>
+          <wp:inline xmlns:a="http://schemas.openxmlformats.org/drawingml/2006/main" xmlns:pic="http://schemas.openxmlformats.org/drawingml/2006/picture">
+            <wp:extent cx="5120640" cy="3200400"/>
+            <wp:docPr id="21" name="Picture 21"/>
+            <wp:cNvGraphicFramePr>
+              <a:graphicFrameLocks noChangeAspect="1"/>
+            </wp:cNvGraphicFramePr>
+            <a:graphic>
+              <a:graphicData uri="http://schemas.openxmlformats.org/drawingml/2006/picture">
+                <pic:pic>
+                  <pic:nvPicPr>
+                    <pic:cNvPr id="0" name="test_05_red_team_atomic_strike.png"/>
+                    <pic:cNvPicPr/>
+                  </pic:nvPicPr>
+                  <pic:blipFill>
+                    <a:blip r:embed="rId24"/>
+                    <a:stretch>
+                      <a:fillRect/>
+                    </a:stretch>
+                  </pic:blipFill>
+                  <pic:spPr>
+                    <a:xfrm>
+                      <a:off x="0" y="0"/>
+                      <a:ext cx="5120640" cy="3200400"/>
+                    </a:xfrm>
+                    <a:prstGeom prst="rect"/>
+                  </pic:spPr>
+                </pic:pic>
+              </a:graphicData>
+            </a:graphic>
+          </wp:inline>
+        </w:drawing>
+      </w:r>
+    </w:p>
+    <w:p>
+      <w:pPr>
+        <w:keepNext/>
+        <w:spacing w:after="200"/>
+        <w:jc w:val="center"/>
+      </w:pPr>
+      <w:r>
+        <w:rPr>
+          <w:b/>
+          <w:i/>
+          <w:color w:val="4B5563"/>
+          <w:sz w:val="17"/>
+        </w:rPr>
+        <w:t>Figure: 4.5: Module 05 — Purple Team Arena executing Red Team Atomic SQLi Strike with real-time ANSI packet stream and WAF interception.</w:t>
+      </w:r>
+    </w:p>
+    <w:p>
+      <w:pPr>
+        <w:keepNext/>
+        <w:spacing w:before="160" w:after="60"/>
+        <w:jc w:val="center"/>
+      </w:pPr>
+      <w:r>
+        <w:drawing>
+          <wp:inline xmlns:a="http://schemas.openxmlformats.org/drawingml/2006/main" xmlns:pic="http://schemas.openxmlformats.org/drawingml/2006/picture">
+            <wp:extent cx="5120640" cy="3200400"/>
+            <wp:docPr id="22" name="Picture 22"/>
+            <wp:cNvGraphicFramePr>
+              <a:graphicFrameLocks noChangeAspect="1"/>
+            </wp:cNvGraphicFramePr>
+            <a:graphic>
+              <a:graphicData uri="http://schemas.openxmlformats.org/drawingml/2006/picture">
+                <pic:pic>
+                  <pic:nvPicPr>
+                    <pic:cNvPr id="0" name="test_06_waf_policy_switchboard.png"/>
+                    <pic:cNvPicPr/>
+                  </pic:nvPicPr>
+                  <pic:blipFill>
+                    <a:blip r:embed="rId25"/>
+                    <a:stretch>
+                      <a:fillRect/>
+                    </a:stretch>
+                  </pic:blipFill>
+                  <pic:spPr>
+                    <a:xfrm>
+                      <a:off x="0" y="0"/>
+                      <a:ext cx="5120640" cy="3200400"/>
+                    </a:xfrm>
+                    <a:prstGeom prst="rect"/>
+                  </pic:spPr>
+                </pic:pic>
+              </a:graphicData>
+            </a:graphic>
+          </wp:inline>
+        </w:drawing>
+      </w:r>
+    </w:p>
+    <w:p>
+      <w:pPr>
+        <w:keepNext/>
+        <w:spacing w:after="200"/>
+        <w:jc w:val="center"/>
+      </w:pPr>
+      <w:r>
+        <w:rPr>
+          <w:b/>
+          <w:i/>
+          <w:color w:val="4B5563"/>
+          <w:sz w:val="17"/>
+        </w:rPr>
+        <w:t>Figure: 4.6: Module 06 — Interactive WAF Defense Policy Switchboard with hot-reloading rule toggles and resilience ratings.</w:t>
+      </w:r>
+    </w:p>
+    <w:p>
+      <w:pPr>
+        <w:keepNext/>
+        <w:spacing w:before="160" w:after="60"/>
+        <w:jc w:val="center"/>
+      </w:pPr>
+      <w:r>
+        <w:drawing>
+          <wp:inline xmlns:a="http://schemas.openxmlformats.org/drawingml/2006/main" xmlns:pic="http://schemas.openxmlformats.org/drawingml/2006/picture">
+            <wp:extent cx="5120640" cy="3200400"/>
+            <wp:docPr id="23" name="Picture 23"/>
+            <wp:cNvGraphicFramePr>
+              <a:graphicFrameLocks noChangeAspect="1"/>
+            </wp:cNvGraphicFramePr>
+            <a:graphic>
+              <a:graphicData uri="http://schemas.openxmlformats.org/drawingml/2006/picture">
+                <pic:pic>
+                  <pic:nvPicPr>
+                    <pic:cNvPr id="0" name="test_07_live_target_fuzzer.png"/>
                     <pic:cNvPicPr/>
                   </pic:nvPicPr>
                   <pic:blipFill>
@@ -5692,20 +9850,20 @@
           <w:color w:val="4B5563"/>
           <w:sz w:val="17"/>
         </w:rPr>
-        <w:t>Figure: Module 04: Interactive AI Remediation Patch Modal rendering syntax-highlighted Git diff, root cause, and QA checklist.</w:t>
+        <w:t>Figure: 4.7: Module 07 — Live Target Endpoint Fuzzer executing multi-vector payloads against target endpoints with real-time status logging.</w:t>
       </w:r>
     </w:p>
     <w:p>
       <w:pPr>
         <w:keepNext/>
-        <w:spacing w:before="120" w:after="60"/>
+        <w:spacing w:before="160" w:after="60"/>
         <w:jc w:val="center"/>
       </w:pPr>
       <w:r>
         <w:drawing>
           <wp:inline xmlns:a="http://schemas.openxmlformats.org/drawingml/2006/main" xmlns:pic="http://schemas.openxmlformats.org/drawingml/2006/picture">
             <wp:extent cx="5120640" cy="3200400"/>
-            <wp:docPr id="8" name="Picture 8"/>
+            <wp:docPr id="24" name="Picture 24"/>
             <wp:cNvGraphicFramePr>
               <a:graphicFrameLocks noChangeAspect="1"/>
             </wp:cNvGraphicFramePr>
@@ -5713,11 +9871,11 @@
               <a:graphicData uri="http://schemas.openxmlformats.org/drawingml/2006/picture">
                 <pic:pic>
                   <pic:nvPicPr>
-                    <pic:cNvPr id="0" name="test_05_red_team_atomic_strike.png"/>
+                    <pic:cNvPr id="0" name="test_08_scans_workers_queue.png"/>
                     <pic:cNvPicPr/>
                   </pic:nvPicPr>
                   <pic:blipFill>
-                    <a:blip r:embed="rId16"/>
+                    <a:blip r:embed="rId26"/>
                     <a:stretch>
                       <a:fillRect/>
                     </a:stretch>
@@ -5749,20 +9907,20 @@
           <w:color w:val="4B5563"/>
           <w:sz w:val="17"/>
         </w:rPr>
-        <w:t>Figure: Module 05: Purple Team Arena executing Red Team Atomic SQLi Strike with real-time ANSI packet stream and WAF interception.</w:t>
+        <w:t>Figure: 4.8: Module 08 — Scans &amp; Workers page monitoring active scanning jobs, Celery concurrency, and Redis broker queues.</w:t>
       </w:r>
     </w:p>
     <w:p>
       <w:pPr>
         <w:keepNext/>
-        <w:spacing w:before="120" w:after="60"/>
+        <w:spacing w:before="160" w:after="60"/>
         <w:jc w:val="center"/>
       </w:pPr>
       <w:r>
         <w:drawing>
           <wp:inline xmlns:a="http://schemas.openxmlformats.org/drawingml/2006/main" xmlns:pic="http://schemas.openxmlformats.org/drawingml/2006/picture">
             <wp:extent cx="5120640" cy="3200400"/>
-            <wp:docPr id="9" name="Picture 9"/>
+            <wp:docPr id="25" name="Picture 25"/>
             <wp:cNvGraphicFramePr>
               <a:graphicFrameLocks noChangeAspect="1"/>
             </wp:cNvGraphicFramePr>
@@ -5770,11 +9928,11 @@
               <a:graphicData uri="http://schemas.openxmlformats.org/drawingml/2006/picture">
                 <pic:pic>
                   <pic:nvPicPr>
-                    <pic:cNvPr id="0" name="test_06_waf_policy_switchboard.png"/>
+                    <pic:cNvPr id="0" name="test_09_executive_compliance_reports.png"/>
                     <pic:cNvPicPr/>
                   </pic:nvPicPr>
                   <pic:blipFill>
-                    <a:blip r:embed="rId17"/>
+                    <a:blip r:embed="rId27"/>
                     <a:stretch>
                       <a:fillRect/>
                     </a:stretch>
@@ -5806,20 +9964,20 @@
           <w:color w:val="4B5563"/>
           <w:sz w:val="17"/>
         </w:rPr>
-        <w:t>Figure: Module 06: Interactive WAF Defense Policy Switchboard with hot-reloading rule toggles and resilience ratings.</w:t>
+        <w:t>Figure: 4.9: Module 09 — Executive Compliance Audit page displaying SOC 2 / ISO 27001 readiness meters and CISO signature block.</w:t>
       </w:r>
     </w:p>
     <w:p>
       <w:pPr>
         <w:keepNext/>
-        <w:spacing w:before="120" w:after="60"/>
+        <w:spacing w:before="160" w:after="60"/>
         <w:jc w:val="center"/>
       </w:pPr>
       <w:r>
         <w:drawing>
           <wp:inline xmlns:a="http://schemas.openxmlformats.org/drawingml/2006/main" xmlns:pic="http://schemas.openxmlformats.org/drawingml/2006/picture">
             <wp:extent cx="5120640" cy="3200400"/>
-            <wp:docPr id="10" name="Picture 10"/>
+            <wp:docPr id="26" name="Picture 26"/>
             <wp:cNvGraphicFramePr>
               <a:graphicFrameLocks noChangeAspect="1"/>
             </wp:cNvGraphicFramePr>
@@ -5827,11 +9985,11 @@
               <a:graphicData uri="http://schemas.openxmlformats.org/drawingml/2006/picture">
                 <pic:pic>
                   <pic:nvPicPr>
-                    <pic:cNvPr id="0" name="test_07_live_target_fuzzer.png"/>
+                    <pic:cNvPr id="0" name="test_10_settings_byok.png"/>
                     <pic:cNvPicPr/>
                   </pic:nvPicPr>
                   <pic:blipFill>
-                    <a:blip r:embed="rId18"/>
+                    <a:blip r:embed="rId28"/>
                     <a:stretch>
                       <a:fillRect/>
                     </a:stretch>
@@ -5863,20 +10021,20 @@
           <w:color w:val="4B5563"/>
           <w:sz w:val="17"/>
         </w:rPr>
-        <w:t>Figure: Module 07: Live Target Endpoint Fuzzer executing multi-vector payloads against target endpoints with real-time status logging.</w:t>
+        <w:t>Figure: 4.10: Module 10 — Platform Settings &amp; BYOK Integrations view showing Gemini API keys, GitHub tokens, and Jira webhooks.</w:t>
       </w:r>
     </w:p>
     <w:p>
       <w:pPr>
         <w:keepNext/>
-        <w:spacing w:before="120" w:after="60"/>
+        <w:spacing w:before="160" w:after="60"/>
         <w:jc w:val="center"/>
       </w:pPr>
       <w:r>
         <w:drawing>
           <wp:inline xmlns:a="http://schemas.openxmlformats.org/drawingml/2006/main" xmlns:pic="http://schemas.openxmlformats.org/drawingml/2006/picture">
             <wp:extent cx="5120640" cy="3200400"/>
-            <wp:docPr id="11" name="Picture 11"/>
+            <wp:docPr id="27" name="Picture 27"/>
             <wp:cNvGraphicFramePr>
               <a:graphicFrameLocks noChangeAspect="1"/>
             </wp:cNvGraphicFramePr>
@@ -5884,11 +10042,11 @@
               <a:graphicData uri="http://schemas.openxmlformats.org/drawingml/2006/picture">
                 <pic:pic>
                   <pic:nvPicPr>
-                    <pic:cNvPr id="0" name="test_08_scans_workers_queue.png"/>
+                    <pic:cNvPr id="0" name="test_11_extension_popup_testing.png"/>
                     <pic:cNvPicPr/>
                   </pic:nvPicPr>
                   <pic:blipFill>
-                    <a:blip r:embed="rId19"/>
+                    <a:blip r:embed="rId29"/>
                     <a:stretch>
                       <a:fillRect/>
                     </a:stretch>
@@ -5920,178 +10078,7 @@
           <w:color w:val="4B5563"/>
           <w:sz w:val="17"/>
         </w:rPr>
-        <w:t>Figure: Module 08: Scans &amp; Workers page monitoring active scanning jobs, Celery concurrency, and Redis broker queues.</w:t>
-      </w:r>
-    </w:p>
-    <w:p>
-      <w:pPr>
-        <w:keepNext/>
-        <w:spacing w:before="120" w:after="60"/>
-        <w:jc w:val="center"/>
-      </w:pPr>
-      <w:r>
-        <w:drawing>
-          <wp:inline xmlns:a="http://schemas.openxmlformats.org/drawingml/2006/main" xmlns:pic="http://schemas.openxmlformats.org/drawingml/2006/picture">
-            <wp:extent cx="5120640" cy="3200400"/>
-            <wp:docPr id="12" name="Picture 12"/>
-            <wp:cNvGraphicFramePr>
-              <a:graphicFrameLocks noChangeAspect="1"/>
-            </wp:cNvGraphicFramePr>
-            <a:graphic>
-              <a:graphicData uri="http://schemas.openxmlformats.org/drawingml/2006/picture">
-                <pic:pic>
-                  <pic:nvPicPr>
-                    <pic:cNvPr id="0" name="test_09_executive_compliance_reports.png"/>
-                    <pic:cNvPicPr/>
-                  </pic:nvPicPr>
-                  <pic:blipFill>
-                    <a:blip r:embed="rId20"/>
-                    <a:stretch>
-                      <a:fillRect/>
-                    </a:stretch>
-                  </pic:blipFill>
-                  <pic:spPr>
-                    <a:xfrm>
-                      <a:off x="0" y="0"/>
-                      <a:ext cx="5120640" cy="3200400"/>
-                    </a:xfrm>
-                    <a:prstGeom prst="rect"/>
-                  </pic:spPr>
-                </pic:pic>
-              </a:graphicData>
-            </a:graphic>
-          </wp:inline>
-        </w:drawing>
-      </w:r>
-    </w:p>
-    <w:p>
-      <w:pPr>
-        <w:keepNext/>
-        <w:spacing w:after="200"/>
-        <w:jc w:val="center"/>
-      </w:pPr>
-      <w:r>
-        <w:rPr>
-          <w:b/>
-          <w:i/>
-          <w:color w:val="4B5563"/>
-          <w:sz w:val="17"/>
-        </w:rPr>
-        <w:t>Figure: Module 09: Executive Compliance Audit page displaying SOC 2 / ISO 27001 readiness meters and CISO signature block.</w:t>
-      </w:r>
-    </w:p>
-    <w:p>
-      <w:pPr>
-        <w:keepNext/>
-        <w:spacing w:before="120" w:after="60"/>
-        <w:jc w:val="center"/>
-      </w:pPr>
-      <w:r>
-        <w:drawing>
-          <wp:inline xmlns:a="http://schemas.openxmlformats.org/drawingml/2006/main" xmlns:pic="http://schemas.openxmlformats.org/drawingml/2006/picture">
-            <wp:extent cx="5120640" cy="3200400"/>
-            <wp:docPr id="13" name="Picture 13"/>
-            <wp:cNvGraphicFramePr>
-              <a:graphicFrameLocks noChangeAspect="1"/>
-            </wp:cNvGraphicFramePr>
-            <a:graphic>
-              <a:graphicData uri="http://schemas.openxmlformats.org/drawingml/2006/picture">
-                <pic:pic>
-                  <pic:nvPicPr>
-                    <pic:cNvPr id="0" name="test_10_settings_byok.png"/>
-                    <pic:cNvPicPr/>
-                  </pic:nvPicPr>
-                  <pic:blipFill>
-                    <a:blip r:embed="rId21"/>
-                    <a:stretch>
-                      <a:fillRect/>
-                    </a:stretch>
-                  </pic:blipFill>
-                  <pic:spPr>
-                    <a:xfrm>
-                      <a:off x="0" y="0"/>
-                      <a:ext cx="5120640" cy="3200400"/>
-                    </a:xfrm>
-                    <a:prstGeom prst="rect"/>
-                  </pic:spPr>
-                </pic:pic>
-              </a:graphicData>
-            </a:graphic>
-          </wp:inline>
-        </w:drawing>
-      </w:r>
-    </w:p>
-    <w:p>
-      <w:pPr>
-        <w:keepNext/>
-        <w:spacing w:after="200"/>
-        <w:jc w:val="center"/>
-      </w:pPr>
-      <w:r>
-        <w:rPr>
-          <w:b/>
-          <w:i/>
-          <w:color w:val="4B5563"/>
-          <w:sz w:val="17"/>
-        </w:rPr>
-        <w:t>Figure: Module 10: Platform Settings &amp; BYOK Integrations view showing Gemini API keys, GitHub tokens, and Jira webhooks.</w:t>
-      </w:r>
-    </w:p>
-    <w:p>
-      <w:pPr>
-        <w:keepNext/>
-        <w:spacing w:before="120" w:after="60"/>
-        <w:jc w:val="center"/>
-      </w:pPr>
-      <w:r>
-        <w:drawing>
-          <wp:inline xmlns:a="http://schemas.openxmlformats.org/drawingml/2006/main" xmlns:pic="http://schemas.openxmlformats.org/drawingml/2006/picture">
-            <wp:extent cx="5120640" cy="3200400"/>
-            <wp:docPr id="14" name="Picture 14"/>
-            <wp:cNvGraphicFramePr>
-              <a:graphicFrameLocks noChangeAspect="1"/>
-            </wp:cNvGraphicFramePr>
-            <a:graphic>
-              <a:graphicData uri="http://schemas.openxmlformats.org/drawingml/2006/picture">
-                <pic:pic>
-                  <pic:nvPicPr>
-                    <pic:cNvPr id="0" name="test_11_extension_popup_testing.png"/>
-                    <pic:cNvPicPr/>
-                  </pic:nvPicPr>
-                  <pic:blipFill>
-                    <a:blip r:embed="rId22"/>
-                    <a:stretch>
-                      <a:fillRect/>
-                    </a:stretch>
-                  </pic:blipFill>
-                  <pic:spPr>
-                    <a:xfrm>
-                      <a:off x="0" y="0"/>
-                      <a:ext cx="5120640" cy="3200400"/>
-                    </a:xfrm>
-                    <a:prstGeom prst="rect"/>
-                  </pic:spPr>
-                </pic:pic>
-              </a:graphicData>
-            </a:graphic>
-          </wp:inline>
-        </w:drawing>
-      </w:r>
-    </w:p>
-    <w:p>
-      <w:pPr>
-        <w:keepNext/>
-        <w:spacing w:after="200"/>
-        <w:jc w:val="center"/>
-      </w:pPr>
-      <w:r>
-        <w:rPr>
-          <w:b/>
-          <w:i/>
-          <w:color w:val="4B5563"/>
-          <w:sz w:val="17"/>
-        </w:rPr>
-        <w:t>Figure: Module 11: SentroniX Active Defense Browser Extension V3 UI with Quick URL Analyzer and live threat metrics.</w:t>
+        <w:t>Figure: 4.11: Module 11 — SentroniX Active Defense Browser Extension V3 UI with Quick URL Analyzer and live threat metrics.</w:t>
       </w:r>
     </w:p>
     <w:p>
@@ -6140,8 +10127,8 @@
             <w:tcMar>
               <w:top w:w="70" w:type="dxa"/>
               <w:bottom w:w="70" w:type="dxa"/>
-              <w:left w:w="90" w:type="dxa"/>
-              <w:right w:w="90" w:type="dxa"/>
+              <w:left w:w="80" w:type="dxa"/>
+              <w:right w:w="80" w:type="dxa"/>
             </w:tcMar>
           </w:tcPr>
           <w:p>
@@ -6162,8 +10149,8 @@
             <w:tcMar>
               <w:top w:w="70" w:type="dxa"/>
               <w:bottom w:w="70" w:type="dxa"/>
-              <w:left w:w="90" w:type="dxa"/>
-              <w:right w:w="90" w:type="dxa"/>
+              <w:left w:w="80" w:type="dxa"/>
+              <w:right w:w="80" w:type="dxa"/>
             </w:tcMar>
           </w:tcPr>
           <w:p>
@@ -6184,8 +10171,8 @@
             <w:tcMar>
               <w:top w:w="70" w:type="dxa"/>
               <w:bottom w:w="70" w:type="dxa"/>
-              <w:left w:w="90" w:type="dxa"/>
-              <w:right w:w="90" w:type="dxa"/>
+              <w:left w:w="80" w:type="dxa"/>
+              <w:right w:w="80" w:type="dxa"/>
             </w:tcMar>
           </w:tcPr>
           <w:p>
@@ -6206,8 +10193,8 @@
             <w:tcMar>
               <w:top w:w="70" w:type="dxa"/>
               <w:bottom w:w="70" w:type="dxa"/>
-              <w:left w:w="90" w:type="dxa"/>
-              <w:right w:w="90" w:type="dxa"/>
+              <w:left w:w="80" w:type="dxa"/>
+              <w:right w:w="80" w:type="dxa"/>
             </w:tcMar>
           </w:tcPr>
           <w:p>
@@ -6228,8 +10215,8 @@
             <w:tcMar>
               <w:top w:w="70" w:type="dxa"/>
               <w:bottom w:w="70" w:type="dxa"/>
-              <w:left w:w="90" w:type="dxa"/>
-              <w:right w:w="90" w:type="dxa"/>
+              <w:left w:w="80" w:type="dxa"/>
+              <w:right w:w="80" w:type="dxa"/>
             </w:tcMar>
           </w:tcPr>
           <w:p>
@@ -6250,8 +10237,8 @@
             <w:tcMar>
               <w:top w:w="70" w:type="dxa"/>
               <w:bottom w:w="70" w:type="dxa"/>
-              <w:left w:w="90" w:type="dxa"/>
-              <w:right w:w="90" w:type="dxa"/>
+              <w:left w:w="80" w:type="dxa"/>
+              <w:right w:w="80" w:type="dxa"/>
             </w:tcMar>
           </w:tcPr>
           <w:p>
@@ -6274,8 +10261,8 @@
             <w:tcMar>
               <w:top w:w="50" w:type="dxa"/>
               <w:bottom w:w="50" w:type="dxa"/>
-              <w:left w:w="90" w:type="dxa"/>
-              <w:right w:w="90" w:type="dxa"/>
+              <w:left w:w="80" w:type="dxa"/>
+              <w:right w:w="80" w:type="dxa"/>
             </w:tcMar>
           </w:tcPr>
           <w:p>
@@ -6296,8 +10283,8 @@
             <w:tcMar>
               <w:top w:w="50" w:type="dxa"/>
               <w:bottom w:w="50" w:type="dxa"/>
-              <w:left w:w="90" w:type="dxa"/>
-              <w:right w:w="90" w:type="dxa"/>
+              <w:left w:w="80" w:type="dxa"/>
+              <w:right w:w="80" w:type="dxa"/>
             </w:tcMar>
           </w:tcPr>
           <w:p>
@@ -6317,8 +10304,8 @@
             <w:tcMar>
               <w:top w:w="50" w:type="dxa"/>
               <w:bottom w:w="50" w:type="dxa"/>
-              <w:left w:w="90" w:type="dxa"/>
-              <w:right w:w="90" w:type="dxa"/>
+              <w:left w:w="80" w:type="dxa"/>
+              <w:right w:w="80" w:type="dxa"/>
             </w:tcMar>
           </w:tcPr>
           <w:p>
@@ -6338,8 +10325,8 @@
             <w:tcMar>
               <w:top w:w="50" w:type="dxa"/>
               <w:bottom w:w="50" w:type="dxa"/>
-              <w:left w:w="90" w:type="dxa"/>
-              <w:right w:w="90" w:type="dxa"/>
+              <w:left w:w="80" w:type="dxa"/>
+              <w:right w:w="80" w:type="dxa"/>
             </w:tcMar>
           </w:tcPr>
           <w:p>
@@ -6359,8 +10346,8 @@
             <w:tcMar>
               <w:top w:w="50" w:type="dxa"/>
               <w:bottom w:w="50" w:type="dxa"/>
-              <w:left w:w="90" w:type="dxa"/>
-              <w:right w:w="90" w:type="dxa"/>
+              <w:left w:w="80" w:type="dxa"/>
+              <w:right w:w="80" w:type="dxa"/>
             </w:tcMar>
           </w:tcPr>
           <w:p>
@@ -6380,8 +10367,8 @@
             <w:tcMar>
               <w:top w:w="50" w:type="dxa"/>
               <w:bottom w:w="50" w:type="dxa"/>
-              <w:left w:w="90" w:type="dxa"/>
-              <w:right w:w="90" w:type="dxa"/>
+              <w:left w:w="80" w:type="dxa"/>
+              <w:right w:w="80" w:type="dxa"/>
             </w:tcMar>
           </w:tcPr>
           <w:p>
@@ -6404,8 +10391,8 @@
             <w:tcMar>
               <w:top w:w="50" w:type="dxa"/>
               <w:bottom w:w="50" w:type="dxa"/>
-              <w:left w:w="90" w:type="dxa"/>
-              <w:right w:w="90" w:type="dxa"/>
+              <w:left w:w="80" w:type="dxa"/>
+              <w:right w:w="80" w:type="dxa"/>
             </w:tcMar>
           </w:tcPr>
           <w:p>
@@ -6426,8 +10413,8 @@
             <w:tcMar>
               <w:top w:w="50" w:type="dxa"/>
               <w:bottom w:w="50" w:type="dxa"/>
-              <w:left w:w="90" w:type="dxa"/>
-              <w:right w:w="90" w:type="dxa"/>
+              <w:left w:w="80" w:type="dxa"/>
+              <w:right w:w="80" w:type="dxa"/>
             </w:tcMar>
           </w:tcPr>
           <w:p>
@@ -6447,8 +10434,8 @@
             <w:tcMar>
               <w:top w:w="50" w:type="dxa"/>
               <w:bottom w:w="50" w:type="dxa"/>
-              <w:left w:w="90" w:type="dxa"/>
-              <w:right w:w="90" w:type="dxa"/>
+              <w:left w:w="80" w:type="dxa"/>
+              <w:right w:w="80" w:type="dxa"/>
             </w:tcMar>
           </w:tcPr>
           <w:p>
@@ -6468,8 +10455,8 @@
             <w:tcMar>
               <w:top w:w="50" w:type="dxa"/>
               <w:bottom w:w="50" w:type="dxa"/>
-              <w:left w:w="90" w:type="dxa"/>
-              <w:right w:w="90" w:type="dxa"/>
+              <w:left w:w="80" w:type="dxa"/>
+              <w:right w:w="80" w:type="dxa"/>
             </w:tcMar>
           </w:tcPr>
           <w:p>
@@ -6489,8 +10476,8 @@
             <w:tcMar>
               <w:top w:w="50" w:type="dxa"/>
               <w:bottom w:w="50" w:type="dxa"/>
-              <w:left w:w="90" w:type="dxa"/>
-              <w:right w:w="90" w:type="dxa"/>
+              <w:left w:w="80" w:type="dxa"/>
+              <w:right w:w="80" w:type="dxa"/>
             </w:tcMar>
           </w:tcPr>
           <w:p>
@@ -6510,8 +10497,8 @@
             <w:tcMar>
               <w:top w:w="50" w:type="dxa"/>
               <w:bottom w:w="50" w:type="dxa"/>
-              <w:left w:w="90" w:type="dxa"/>
-              <w:right w:w="90" w:type="dxa"/>
+              <w:left w:w="80" w:type="dxa"/>
+              <w:right w:w="80" w:type="dxa"/>
             </w:tcMar>
           </w:tcPr>
           <w:p>
@@ -6534,8 +10521,8 @@
             <w:tcMar>
               <w:top w:w="50" w:type="dxa"/>
               <w:bottom w:w="50" w:type="dxa"/>
-              <w:left w:w="90" w:type="dxa"/>
-              <w:right w:w="90" w:type="dxa"/>
+              <w:left w:w="80" w:type="dxa"/>
+              <w:right w:w="80" w:type="dxa"/>
             </w:tcMar>
           </w:tcPr>
           <w:p>
@@ -6556,8 +10543,8 @@
             <w:tcMar>
               <w:top w:w="50" w:type="dxa"/>
               <w:bottom w:w="50" w:type="dxa"/>
-              <w:left w:w="90" w:type="dxa"/>
-              <w:right w:w="90" w:type="dxa"/>
+              <w:left w:w="80" w:type="dxa"/>
+              <w:right w:w="80" w:type="dxa"/>
             </w:tcMar>
           </w:tcPr>
           <w:p>
@@ -6577,8 +10564,8 @@
             <w:tcMar>
               <w:top w:w="50" w:type="dxa"/>
               <w:bottom w:w="50" w:type="dxa"/>
-              <w:left w:w="90" w:type="dxa"/>
-              <w:right w:w="90" w:type="dxa"/>
+              <w:left w:w="80" w:type="dxa"/>
+              <w:right w:w="80" w:type="dxa"/>
             </w:tcMar>
           </w:tcPr>
           <w:p>
@@ -6598,8 +10585,8 @@
             <w:tcMar>
               <w:top w:w="50" w:type="dxa"/>
               <w:bottom w:w="50" w:type="dxa"/>
-              <w:left w:w="90" w:type="dxa"/>
-              <w:right w:w="90" w:type="dxa"/>
+              <w:left w:w="80" w:type="dxa"/>
+              <w:right w:w="80" w:type="dxa"/>
             </w:tcMar>
           </w:tcPr>
           <w:p>
@@ -6619,8 +10606,8 @@
             <w:tcMar>
               <w:top w:w="50" w:type="dxa"/>
               <w:bottom w:w="50" w:type="dxa"/>
-              <w:left w:w="90" w:type="dxa"/>
-              <w:right w:w="90" w:type="dxa"/>
+              <w:left w:w="80" w:type="dxa"/>
+              <w:right w:w="80" w:type="dxa"/>
             </w:tcMar>
           </w:tcPr>
           <w:p>
@@ -6640,8 +10627,8 @@
             <w:tcMar>
               <w:top w:w="50" w:type="dxa"/>
               <w:bottom w:w="50" w:type="dxa"/>
-              <w:left w:w="90" w:type="dxa"/>
-              <w:right w:w="90" w:type="dxa"/>
+              <w:left w:w="80" w:type="dxa"/>
+              <w:right w:w="80" w:type="dxa"/>
             </w:tcMar>
           </w:tcPr>
           <w:p>
@@ -6664,8 +10651,8 @@
             <w:tcMar>
               <w:top w:w="50" w:type="dxa"/>
               <w:bottom w:w="50" w:type="dxa"/>
-              <w:left w:w="90" w:type="dxa"/>
-              <w:right w:w="90" w:type="dxa"/>
+              <w:left w:w="80" w:type="dxa"/>
+              <w:right w:w="80" w:type="dxa"/>
             </w:tcMar>
           </w:tcPr>
           <w:p>
@@ -6686,8 +10673,8 @@
             <w:tcMar>
               <w:top w:w="50" w:type="dxa"/>
               <w:bottom w:w="50" w:type="dxa"/>
-              <w:left w:w="90" w:type="dxa"/>
-              <w:right w:w="90" w:type="dxa"/>
+              <w:left w:w="80" w:type="dxa"/>
+              <w:right w:w="80" w:type="dxa"/>
             </w:tcMar>
           </w:tcPr>
           <w:p>
@@ -6707,8 +10694,8 @@
             <w:tcMar>
               <w:top w:w="50" w:type="dxa"/>
               <w:bottom w:w="50" w:type="dxa"/>
-              <w:left w:w="90" w:type="dxa"/>
-              <w:right w:w="90" w:type="dxa"/>
+              <w:left w:w="80" w:type="dxa"/>
+              <w:right w:w="80" w:type="dxa"/>
             </w:tcMar>
           </w:tcPr>
           <w:p>
@@ -6728,8 +10715,8 @@
             <w:tcMar>
               <w:top w:w="50" w:type="dxa"/>
               <w:bottom w:w="50" w:type="dxa"/>
-              <w:left w:w="90" w:type="dxa"/>
-              <w:right w:w="90" w:type="dxa"/>
+              <w:left w:w="80" w:type="dxa"/>
+              <w:right w:w="80" w:type="dxa"/>
             </w:tcMar>
           </w:tcPr>
           <w:p>
@@ -6749,8 +10736,8 @@
             <w:tcMar>
               <w:top w:w="50" w:type="dxa"/>
               <w:bottom w:w="50" w:type="dxa"/>
-              <w:left w:w="90" w:type="dxa"/>
-              <w:right w:w="90" w:type="dxa"/>
+              <w:left w:w="80" w:type="dxa"/>
+              <w:right w:w="80" w:type="dxa"/>
             </w:tcMar>
           </w:tcPr>
           <w:p>
@@ -6770,8 +10757,8 @@
             <w:tcMar>
               <w:top w:w="50" w:type="dxa"/>
               <w:bottom w:w="50" w:type="dxa"/>
-              <w:left w:w="90" w:type="dxa"/>
-              <w:right w:w="90" w:type="dxa"/>
+              <w:left w:w="80" w:type="dxa"/>
+              <w:right w:w="80" w:type="dxa"/>
             </w:tcMar>
           </w:tcPr>
           <w:p>
@@ -6794,8 +10781,8 @@
             <w:tcMar>
               <w:top w:w="50" w:type="dxa"/>
               <w:bottom w:w="50" w:type="dxa"/>
-              <w:left w:w="90" w:type="dxa"/>
-              <w:right w:w="90" w:type="dxa"/>
+              <w:left w:w="80" w:type="dxa"/>
+              <w:right w:w="80" w:type="dxa"/>
             </w:tcMar>
           </w:tcPr>
           <w:p>
@@ -6816,8 +10803,8 @@
             <w:tcMar>
               <w:top w:w="50" w:type="dxa"/>
               <w:bottom w:w="50" w:type="dxa"/>
-              <w:left w:w="90" w:type="dxa"/>
-              <w:right w:w="90" w:type="dxa"/>
+              <w:left w:w="80" w:type="dxa"/>
+              <w:right w:w="80" w:type="dxa"/>
             </w:tcMar>
           </w:tcPr>
           <w:p>
@@ -6837,8 +10824,8 @@
             <w:tcMar>
               <w:top w:w="50" w:type="dxa"/>
               <w:bottom w:w="50" w:type="dxa"/>
-              <w:left w:w="90" w:type="dxa"/>
-              <w:right w:w="90" w:type="dxa"/>
+              <w:left w:w="80" w:type="dxa"/>
+              <w:right w:w="80" w:type="dxa"/>
             </w:tcMar>
           </w:tcPr>
           <w:p>
@@ -6858,8 +10845,8 @@
             <w:tcMar>
               <w:top w:w="50" w:type="dxa"/>
               <w:bottom w:w="50" w:type="dxa"/>
-              <w:left w:w="90" w:type="dxa"/>
-              <w:right w:w="90" w:type="dxa"/>
+              <w:left w:w="80" w:type="dxa"/>
+              <w:right w:w="80" w:type="dxa"/>
             </w:tcMar>
           </w:tcPr>
           <w:p>
@@ -6879,8 +10866,8 @@
             <w:tcMar>
               <w:top w:w="50" w:type="dxa"/>
               <w:bottom w:w="50" w:type="dxa"/>
-              <w:left w:w="90" w:type="dxa"/>
-              <w:right w:w="90" w:type="dxa"/>
+              <w:left w:w="80" w:type="dxa"/>
+              <w:right w:w="80" w:type="dxa"/>
             </w:tcMar>
           </w:tcPr>
           <w:p>
@@ -6900,8 +10887,8 @@
             <w:tcMar>
               <w:top w:w="50" w:type="dxa"/>
               <w:bottom w:w="50" w:type="dxa"/>
-              <w:left w:w="90" w:type="dxa"/>
-              <w:right w:w="90" w:type="dxa"/>
+              <w:left w:w="80" w:type="dxa"/>
+              <w:right w:w="80" w:type="dxa"/>
             </w:tcMar>
           </w:tcPr>
           <w:p>
@@ -6924,8 +10911,8 @@
             <w:tcMar>
               <w:top w:w="50" w:type="dxa"/>
               <w:bottom w:w="50" w:type="dxa"/>
-              <w:left w:w="90" w:type="dxa"/>
-              <w:right w:w="90" w:type="dxa"/>
+              <w:left w:w="80" w:type="dxa"/>
+              <w:right w:w="80" w:type="dxa"/>
             </w:tcMar>
           </w:tcPr>
           <w:p>
@@ -6946,8 +10933,8 @@
             <w:tcMar>
               <w:top w:w="50" w:type="dxa"/>
               <w:bottom w:w="50" w:type="dxa"/>
-              <w:left w:w="90" w:type="dxa"/>
-              <w:right w:w="90" w:type="dxa"/>
+              <w:left w:w="80" w:type="dxa"/>
+              <w:right w:w="80" w:type="dxa"/>
             </w:tcMar>
           </w:tcPr>
           <w:p>
@@ -6967,8 +10954,8 @@
             <w:tcMar>
               <w:top w:w="50" w:type="dxa"/>
               <w:bottom w:w="50" w:type="dxa"/>
-              <w:left w:w="90" w:type="dxa"/>
-              <w:right w:w="90" w:type="dxa"/>
+              <w:left w:w="80" w:type="dxa"/>
+              <w:right w:w="80" w:type="dxa"/>
             </w:tcMar>
           </w:tcPr>
           <w:p>
@@ -6988,8 +10975,8 @@
             <w:tcMar>
               <w:top w:w="50" w:type="dxa"/>
               <w:bottom w:w="50" w:type="dxa"/>
-              <w:left w:w="90" w:type="dxa"/>
-              <w:right w:w="90" w:type="dxa"/>
+              <w:left w:w="80" w:type="dxa"/>
+              <w:right w:w="80" w:type="dxa"/>
             </w:tcMar>
           </w:tcPr>
           <w:p>
@@ -7009,8 +10996,8 @@
             <w:tcMar>
               <w:top w:w="50" w:type="dxa"/>
               <w:bottom w:w="50" w:type="dxa"/>
-              <w:left w:w="90" w:type="dxa"/>
-              <w:right w:w="90" w:type="dxa"/>
+              <w:left w:w="80" w:type="dxa"/>
+              <w:right w:w="80" w:type="dxa"/>
             </w:tcMar>
           </w:tcPr>
           <w:p>
@@ -7030,8 +11017,8 @@
             <w:tcMar>
               <w:top w:w="50" w:type="dxa"/>
               <w:bottom w:w="50" w:type="dxa"/>
-              <w:left w:w="90" w:type="dxa"/>
-              <w:right w:w="90" w:type="dxa"/>
+              <w:left w:w="80" w:type="dxa"/>
+              <w:right w:w="80" w:type="dxa"/>
             </w:tcMar>
           </w:tcPr>
           <w:p>
@@ -7054,8 +11041,8 @@
             <w:tcMar>
               <w:top w:w="50" w:type="dxa"/>
               <w:bottom w:w="50" w:type="dxa"/>
-              <w:left w:w="90" w:type="dxa"/>
-              <w:right w:w="90" w:type="dxa"/>
+              <w:left w:w="80" w:type="dxa"/>
+              <w:right w:w="80" w:type="dxa"/>
             </w:tcMar>
           </w:tcPr>
           <w:p>
@@ -7076,8 +11063,8 @@
             <w:tcMar>
               <w:top w:w="50" w:type="dxa"/>
               <w:bottom w:w="50" w:type="dxa"/>
-              <w:left w:w="90" w:type="dxa"/>
-              <w:right w:w="90" w:type="dxa"/>
+              <w:left w:w="80" w:type="dxa"/>
+              <w:right w:w="80" w:type="dxa"/>
             </w:tcMar>
           </w:tcPr>
           <w:p>
@@ -7097,8 +11084,8 @@
             <w:tcMar>
               <w:top w:w="50" w:type="dxa"/>
               <w:bottom w:w="50" w:type="dxa"/>
-              <w:left w:w="90" w:type="dxa"/>
-              <w:right w:w="90" w:type="dxa"/>
+              <w:left w:w="80" w:type="dxa"/>
+              <w:right w:w="80" w:type="dxa"/>
             </w:tcMar>
           </w:tcPr>
           <w:p>
@@ -7118,8 +11105,8 @@
             <w:tcMar>
               <w:top w:w="50" w:type="dxa"/>
               <w:bottom w:w="50" w:type="dxa"/>
-              <w:left w:w="90" w:type="dxa"/>
-              <w:right w:w="90" w:type="dxa"/>
+              <w:left w:w="80" w:type="dxa"/>
+              <w:right w:w="80" w:type="dxa"/>
             </w:tcMar>
           </w:tcPr>
           <w:p>
@@ -7139,8 +11126,8 @@
             <w:tcMar>
               <w:top w:w="50" w:type="dxa"/>
               <w:bottom w:w="50" w:type="dxa"/>
-              <w:left w:w="90" w:type="dxa"/>
-              <w:right w:w="90" w:type="dxa"/>
+              <w:left w:w="80" w:type="dxa"/>
+              <w:right w:w="80" w:type="dxa"/>
             </w:tcMar>
           </w:tcPr>
           <w:p>
@@ -7160,8 +11147,8 @@
             <w:tcMar>
               <w:top w:w="50" w:type="dxa"/>
               <w:bottom w:w="50" w:type="dxa"/>
-              <w:left w:w="90" w:type="dxa"/>
-              <w:right w:w="90" w:type="dxa"/>
+              <w:left w:w="80" w:type="dxa"/>
+              <w:right w:w="80" w:type="dxa"/>
             </w:tcMar>
           </w:tcPr>
           <w:p>
@@ -7184,8 +11171,8 @@
             <w:tcMar>
               <w:top w:w="50" w:type="dxa"/>
               <w:bottom w:w="50" w:type="dxa"/>
-              <w:left w:w="90" w:type="dxa"/>
-              <w:right w:w="90" w:type="dxa"/>
+              <w:left w:w="80" w:type="dxa"/>
+              <w:right w:w="80" w:type="dxa"/>
             </w:tcMar>
           </w:tcPr>
           <w:p>
@@ -7206,8 +11193,8 @@
             <w:tcMar>
               <w:top w:w="50" w:type="dxa"/>
               <w:bottom w:w="50" w:type="dxa"/>
-              <w:left w:w="90" w:type="dxa"/>
-              <w:right w:w="90" w:type="dxa"/>
+              <w:left w:w="80" w:type="dxa"/>
+              <w:right w:w="80" w:type="dxa"/>
             </w:tcMar>
           </w:tcPr>
           <w:p>
@@ -7227,8 +11214,8 @@
             <w:tcMar>
               <w:top w:w="50" w:type="dxa"/>
               <w:bottom w:w="50" w:type="dxa"/>
-              <w:left w:w="90" w:type="dxa"/>
-              <w:right w:w="90" w:type="dxa"/>
+              <w:left w:w="80" w:type="dxa"/>
+              <w:right w:w="80" w:type="dxa"/>
             </w:tcMar>
           </w:tcPr>
           <w:p>
@@ -7248,8 +11235,8 @@
             <w:tcMar>
               <w:top w:w="50" w:type="dxa"/>
               <w:bottom w:w="50" w:type="dxa"/>
-              <w:left w:w="90" w:type="dxa"/>
-              <w:right w:w="90" w:type="dxa"/>
+              <w:left w:w="80" w:type="dxa"/>
+              <w:right w:w="80" w:type="dxa"/>
             </w:tcMar>
           </w:tcPr>
           <w:p>
@@ -7269,8 +11256,8 @@
             <w:tcMar>
               <w:top w:w="50" w:type="dxa"/>
               <w:bottom w:w="50" w:type="dxa"/>
-              <w:left w:w="90" w:type="dxa"/>
-              <w:right w:w="90" w:type="dxa"/>
+              <w:left w:w="80" w:type="dxa"/>
+              <w:right w:w="80" w:type="dxa"/>
             </w:tcMar>
           </w:tcPr>
           <w:p>
@@ -7290,8 +11277,8 @@
             <w:tcMar>
               <w:top w:w="50" w:type="dxa"/>
               <w:bottom w:w="50" w:type="dxa"/>
-              <w:left w:w="90" w:type="dxa"/>
-              <w:right w:w="90" w:type="dxa"/>
+              <w:left w:w="80" w:type="dxa"/>
+              <w:right w:w="80" w:type="dxa"/>
             </w:tcMar>
           </w:tcPr>
           <w:p>
@@ -7314,8 +11301,8 @@
             <w:tcMar>
               <w:top w:w="50" w:type="dxa"/>
               <w:bottom w:w="50" w:type="dxa"/>
-              <w:left w:w="90" w:type="dxa"/>
-              <w:right w:w="90" w:type="dxa"/>
+              <w:left w:w="80" w:type="dxa"/>
+              <w:right w:w="80" w:type="dxa"/>
             </w:tcMar>
           </w:tcPr>
           <w:p>
@@ -7336,8 +11323,8 @@
             <w:tcMar>
               <w:top w:w="50" w:type="dxa"/>
               <w:bottom w:w="50" w:type="dxa"/>
-              <w:left w:w="90" w:type="dxa"/>
-              <w:right w:w="90" w:type="dxa"/>
+              <w:left w:w="80" w:type="dxa"/>
+              <w:right w:w="80" w:type="dxa"/>
             </w:tcMar>
           </w:tcPr>
           <w:p>
@@ -7357,8 +11344,8 @@
             <w:tcMar>
               <w:top w:w="50" w:type="dxa"/>
               <w:bottom w:w="50" w:type="dxa"/>
-              <w:left w:w="90" w:type="dxa"/>
-              <w:right w:w="90" w:type="dxa"/>
+              <w:left w:w="80" w:type="dxa"/>
+              <w:right w:w="80" w:type="dxa"/>
             </w:tcMar>
           </w:tcPr>
           <w:p>
@@ -7378,8 +11365,8 @@
             <w:tcMar>
               <w:top w:w="50" w:type="dxa"/>
               <w:bottom w:w="50" w:type="dxa"/>
-              <w:left w:w="90" w:type="dxa"/>
-              <w:right w:w="90" w:type="dxa"/>
+              <w:left w:w="80" w:type="dxa"/>
+              <w:right w:w="80" w:type="dxa"/>
             </w:tcMar>
           </w:tcPr>
           <w:p>
@@ -7399,8 +11386,8 @@
             <w:tcMar>
               <w:top w:w="50" w:type="dxa"/>
               <w:bottom w:w="50" w:type="dxa"/>
-              <w:left w:w="90" w:type="dxa"/>
-              <w:right w:w="90" w:type="dxa"/>
+              <w:left w:w="80" w:type="dxa"/>
+              <w:right w:w="80" w:type="dxa"/>
             </w:tcMar>
           </w:tcPr>
           <w:p>
@@ -7420,8 +11407,8 @@
             <w:tcMar>
               <w:top w:w="50" w:type="dxa"/>
               <w:bottom w:w="50" w:type="dxa"/>
-              <w:left w:w="90" w:type="dxa"/>
-              <w:right w:w="90" w:type="dxa"/>
+              <w:left w:w="80" w:type="dxa"/>
+              <w:right w:w="80" w:type="dxa"/>
             </w:tcMar>
           </w:tcPr>
           <w:p>
@@ -7444,8 +11431,8 @@
             <w:tcMar>
               <w:top w:w="50" w:type="dxa"/>
               <w:bottom w:w="50" w:type="dxa"/>
-              <w:left w:w="90" w:type="dxa"/>
-              <w:right w:w="90" w:type="dxa"/>
+              <w:left w:w="80" w:type="dxa"/>
+              <w:right w:w="80" w:type="dxa"/>
             </w:tcMar>
           </w:tcPr>
           <w:p>
@@ -7466,8 +11453,8 @@
             <w:tcMar>
               <w:top w:w="50" w:type="dxa"/>
               <w:bottom w:w="50" w:type="dxa"/>
-              <w:left w:w="90" w:type="dxa"/>
-              <w:right w:w="90" w:type="dxa"/>
+              <w:left w:w="80" w:type="dxa"/>
+              <w:right w:w="80" w:type="dxa"/>
             </w:tcMar>
           </w:tcPr>
           <w:p>
@@ -7487,8 +11474,8 @@
             <w:tcMar>
               <w:top w:w="50" w:type="dxa"/>
               <w:bottom w:w="50" w:type="dxa"/>
-              <w:left w:w="90" w:type="dxa"/>
-              <w:right w:w="90" w:type="dxa"/>
+              <w:left w:w="80" w:type="dxa"/>
+              <w:right w:w="80" w:type="dxa"/>
             </w:tcMar>
           </w:tcPr>
           <w:p>
@@ -7508,8 +11495,8 @@
             <w:tcMar>
               <w:top w:w="50" w:type="dxa"/>
               <w:bottom w:w="50" w:type="dxa"/>
-              <w:left w:w="90" w:type="dxa"/>
-              <w:right w:w="90" w:type="dxa"/>
+              <w:left w:w="80" w:type="dxa"/>
+              <w:right w:w="80" w:type="dxa"/>
             </w:tcMar>
           </w:tcPr>
           <w:p>
@@ -7529,8 +11516,8 @@
             <w:tcMar>
               <w:top w:w="50" w:type="dxa"/>
               <w:bottom w:w="50" w:type="dxa"/>
-              <w:left w:w="90" w:type="dxa"/>
-              <w:right w:w="90" w:type="dxa"/>
+              <w:left w:w="80" w:type="dxa"/>
+              <w:right w:w="80" w:type="dxa"/>
             </w:tcMar>
           </w:tcPr>
           <w:p>
@@ -7550,8 +11537,8 @@
             <w:tcMar>
               <w:top w:w="50" w:type="dxa"/>
               <w:bottom w:w="50" w:type="dxa"/>
-              <w:left w:w="90" w:type="dxa"/>
-              <w:right w:w="90" w:type="dxa"/>
+              <w:left w:w="80" w:type="dxa"/>
+              <w:right w:w="80" w:type="dxa"/>
             </w:tcMar>
           </w:tcPr>
           <w:p>
@@ -7618,8 +11605,8 @@
             <w:tcMar>
               <w:top w:w="70" w:type="dxa"/>
               <w:bottom w:w="70" w:type="dxa"/>
-              <w:left w:w="90" w:type="dxa"/>
-              <w:right w:w="90" w:type="dxa"/>
+              <w:left w:w="80" w:type="dxa"/>
+              <w:right w:w="80" w:type="dxa"/>
             </w:tcMar>
           </w:tcPr>
           <w:p>
@@ -7640,8 +11627,8 @@
             <w:tcMar>
               <w:top w:w="70" w:type="dxa"/>
               <w:bottom w:w="70" w:type="dxa"/>
-              <w:left w:w="90" w:type="dxa"/>
-              <w:right w:w="90" w:type="dxa"/>
+              <w:left w:w="80" w:type="dxa"/>
+              <w:right w:w="80" w:type="dxa"/>
             </w:tcMar>
           </w:tcPr>
           <w:p>
@@ -7662,8 +11649,8 @@
             <w:tcMar>
               <w:top w:w="70" w:type="dxa"/>
               <w:bottom w:w="70" w:type="dxa"/>
-              <w:left w:w="90" w:type="dxa"/>
-              <w:right w:w="90" w:type="dxa"/>
+              <w:left w:w="80" w:type="dxa"/>
+              <w:right w:w="80" w:type="dxa"/>
             </w:tcMar>
           </w:tcPr>
           <w:p>
@@ -7684,8 +11671,8 @@
             <w:tcMar>
               <w:top w:w="70" w:type="dxa"/>
               <w:bottom w:w="70" w:type="dxa"/>
-              <w:left w:w="90" w:type="dxa"/>
-              <w:right w:w="90" w:type="dxa"/>
+              <w:left w:w="80" w:type="dxa"/>
+              <w:right w:w="80" w:type="dxa"/>
             </w:tcMar>
           </w:tcPr>
           <w:p>
@@ -7706,8 +11693,8 @@
             <w:tcMar>
               <w:top w:w="70" w:type="dxa"/>
               <w:bottom w:w="70" w:type="dxa"/>
-              <w:left w:w="90" w:type="dxa"/>
-              <w:right w:w="90" w:type="dxa"/>
+              <w:left w:w="80" w:type="dxa"/>
+              <w:right w:w="80" w:type="dxa"/>
             </w:tcMar>
           </w:tcPr>
           <w:p>
@@ -7728,8 +11715,8 @@
             <w:tcMar>
               <w:top w:w="70" w:type="dxa"/>
               <w:bottom w:w="70" w:type="dxa"/>
-              <w:left w:w="90" w:type="dxa"/>
-              <w:right w:w="90" w:type="dxa"/>
+              <w:left w:w="80" w:type="dxa"/>
+              <w:right w:w="80" w:type="dxa"/>
             </w:tcMar>
           </w:tcPr>
           <w:p>
@@ -7752,8 +11739,8 @@
             <w:tcMar>
               <w:top w:w="50" w:type="dxa"/>
               <w:bottom w:w="50" w:type="dxa"/>
-              <w:left w:w="90" w:type="dxa"/>
-              <w:right w:w="90" w:type="dxa"/>
+              <w:left w:w="80" w:type="dxa"/>
+              <w:right w:w="80" w:type="dxa"/>
             </w:tcMar>
           </w:tcPr>
           <w:p>
@@ -7774,8 +11761,8 @@
             <w:tcMar>
               <w:top w:w="50" w:type="dxa"/>
               <w:bottom w:w="50" w:type="dxa"/>
-              <w:left w:w="90" w:type="dxa"/>
-              <w:right w:w="90" w:type="dxa"/>
+              <w:left w:w="80" w:type="dxa"/>
+              <w:right w:w="80" w:type="dxa"/>
             </w:tcMar>
           </w:tcPr>
           <w:p>
@@ -7795,8 +11782,8 @@
             <w:tcMar>
               <w:top w:w="50" w:type="dxa"/>
               <w:bottom w:w="50" w:type="dxa"/>
-              <w:left w:w="90" w:type="dxa"/>
-              <w:right w:w="90" w:type="dxa"/>
+              <w:left w:w="80" w:type="dxa"/>
+              <w:right w:w="80" w:type="dxa"/>
             </w:tcMar>
           </w:tcPr>
           <w:p>
@@ -7816,8 +11803,8 @@
             <w:tcMar>
               <w:top w:w="50" w:type="dxa"/>
               <w:bottom w:w="50" w:type="dxa"/>
-              <w:left w:w="90" w:type="dxa"/>
-              <w:right w:w="90" w:type="dxa"/>
+              <w:left w:w="80" w:type="dxa"/>
+              <w:right w:w="80" w:type="dxa"/>
             </w:tcMar>
           </w:tcPr>
           <w:p>
@@ -7837,8 +11824,8 @@
             <w:tcMar>
               <w:top w:w="50" w:type="dxa"/>
               <w:bottom w:w="50" w:type="dxa"/>
-              <w:left w:w="90" w:type="dxa"/>
-              <w:right w:w="90" w:type="dxa"/>
+              <w:left w:w="80" w:type="dxa"/>
+              <w:right w:w="80" w:type="dxa"/>
             </w:tcMar>
           </w:tcPr>
           <w:p>
@@ -7858,8 +11845,8 @@
             <w:tcMar>
               <w:top w:w="50" w:type="dxa"/>
               <w:bottom w:w="50" w:type="dxa"/>
-              <w:left w:w="90" w:type="dxa"/>
-              <w:right w:w="90" w:type="dxa"/>
+              <w:left w:w="80" w:type="dxa"/>
+              <w:right w:w="80" w:type="dxa"/>
             </w:tcMar>
           </w:tcPr>
           <w:p>
@@ -7882,8 +11869,8 @@
             <w:tcMar>
               <w:top w:w="50" w:type="dxa"/>
               <w:bottom w:w="50" w:type="dxa"/>
-              <w:left w:w="90" w:type="dxa"/>
-              <w:right w:w="90" w:type="dxa"/>
+              <w:left w:w="80" w:type="dxa"/>
+              <w:right w:w="80" w:type="dxa"/>
             </w:tcMar>
           </w:tcPr>
           <w:p>
@@ -7904,8 +11891,8 @@
             <w:tcMar>
               <w:top w:w="50" w:type="dxa"/>
               <w:bottom w:w="50" w:type="dxa"/>
-              <w:left w:w="90" w:type="dxa"/>
-              <w:right w:w="90" w:type="dxa"/>
+              <w:left w:w="80" w:type="dxa"/>
+              <w:right w:w="80" w:type="dxa"/>
             </w:tcMar>
           </w:tcPr>
           <w:p>
@@ -7925,8 +11912,8 @@
             <w:tcMar>
               <w:top w:w="50" w:type="dxa"/>
               <w:bottom w:w="50" w:type="dxa"/>
-              <w:left w:w="90" w:type="dxa"/>
-              <w:right w:w="90" w:type="dxa"/>
+              <w:left w:w="80" w:type="dxa"/>
+              <w:right w:w="80" w:type="dxa"/>
             </w:tcMar>
           </w:tcPr>
           <w:p>
@@ -7946,8 +11933,8 @@
             <w:tcMar>
               <w:top w:w="50" w:type="dxa"/>
               <w:bottom w:w="50" w:type="dxa"/>
-              <w:left w:w="90" w:type="dxa"/>
-              <w:right w:w="90" w:type="dxa"/>
+              <w:left w:w="80" w:type="dxa"/>
+              <w:right w:w="80" w:type="dxa"/>
             </w:tcMar>
           </w:tcPr>
           <w:p>
@@ -7967,8 +11954,8 @@
             <w:tcMar>
               <w:top w:w="50" w:type="dxa"/>
               <w:bottom w:w="50" w:type="dxa"/>
-              <w:left w:w="90" w:type="dxa"/>
-              <w:right w:w="90" w:type="dxa"/>
+              <w:left w:w="80" w:type="dxa"/>
+              <w:right w:w="80" w:type="dxa"/>
             </w:tcMar>
           </w:tcPr>
           <w:p>
@@ -7988,8 +11975,8 @@
             <w:tcMar>
               <w:top w:w="50" w:type="dxa"/>
               <w:bottom w:w="50" w:type="dxa"/>
-              <w:left w:w="90" w:type="dxa"/>
-              <w:right w:w="90" w:type="dxa"/>
+              <w:left w:w="80" w:type="dxa"/>
+              <w:right w:w="80" w:type="dxa"/>
             </w:tcMar>
           </w:tcPr>
           <w:p>
@@ -8012,8 +11999,8 @@
             <w:tcMar>
               <w:top w:w="50" w:type="dxa"/>
               <w:bottom w:w="50" w:type="dxa"/>
-              <w:left w:w="90" w:type="dxa"/>
-              <w:right w:w="90" w:type="dxa"/>
+              <w:left w:w="80" w:type="dxa"/>
+              <w:right w:w="80" w:type="dxa"/>
             </w:tcMar>
           </w:tcPr>
           <w:p>
@@ -8034,8 +12021,8 @@
             <w:tcMar>
               <w:top w:w="50" w:type="dxa"/>
               <w:bottom w:w="50" w:type="dxa"/>
-              <w:left w:w="90" w:type="dxa"/>
-              <w:right w:w="90" w:type="dxa"/>
+              <w:left w:w="80" w:type="dxa"/>
+              <w:right w:w="80" w:type="dxa"/>
             </w:tcMar>
           </w:tcPr>
           <w:p>
@@ -8055,8 +12042,8 @@
             <w:tcMar>
               <w:top w:w="50" w:type="dxa"/>
               <w:bottom w:w="50" w:type="dxa"/>
-              <w:left w:w="90" w:type="dxa"/>
-              <w:right w:w="90" w:type="dxa"/>
+              <w:left w:w="80" w:type="dxa"/>
+              <w:right w:w="80" w:type="dxa"/>
             </w:tcMar>
           </w:tcPr>
           <w:p>
@@ -8076,8 +12063,8 @@
             <w:tcMar>
               <w:top w:w="50" w:type="dxa"/>
               <w:bottom w:w="50" w:type="dxa"/>
-              <w:left w:w="90" w:type="dxa"/>
-              <w:right w:w="90" w:type="dxa"/>
+              <w:left w:w="80" w:type="dxa"/>
+              <w:right w:w="80" w:type="dxa"/>
             </w:tcMar>
           </w:tcPr>
           <w:p>
@@ -8097,8 +12084,8 @@
             <w:tcMar>
               <w:top w:w="50" w:type="dxa"/>
               <w:bottom w:w="50" w:type="dxa"/>
-              <w:left w:w="90" w:type="dxa"/>
-              <w:right w:w="90" w:type="dxa"/>
+              <w:left w:w="80" w:type="dxa"/>
+              <w:right w:w="80" w:type="dxa"/>
             </w:tcMar>
           </w:tcPr>
           <w:p>
@@ -8118,8 +12105,8 @@
             <w:tcMar>
               <w:top w:w="50" w:type="dxa"/>
               <w:bottom w:w="50" w:type="dxa"/>
-              <w:left w:w="90" w:type="dxa"/>
-              <w:right w:w="90" w:type="dxa"/>
+              <w:left w:w="80" w:type="dxa"/>
+              <w:right w:w="80" w:type="dxa"/>
             </w:tcMar>
           </w:tcPr>
           <w:p>
@@ -8142,8 +12129,8 @@
             <w:tcMar>
               <w:top w:w="50" w:type="dxa"/>
               <w:bottom w:w="50" w:type="dxa"/>
-              <w:left w:w="90" w:type="dxa"/>
-              <w:right w:w="90" w:type="dxa"/>
+              <w:left w:w="80" w:type="dxa"/>
+              <w:right w:w="80" w:type="dxa"/>
             </w:tcMar>
           </w:tcPr>
           <w:p>
@@ -8164,8 +12151,8 @@
             <w:tcMar>
               <w:top w:w="50" w:type="dxa"/>
               <w:bottom w:w="50" w:type="dxa"/>
-              <w:left w:w="90" w:type="dxa"/>
-              <w:right w:w="90" w:type="dxa"/>
+              <w:left w:w="80" w:type="dxa"/>
+              <w:right w:w="80" w:type="dxa"/>
             </w:tcMar>
           </w:tcPr>
           <w:p>
@@ -8185,8 +12172,8 @@
             <w:tcMar>
               <w:top w:w="50" w:type="dxa"/>
               <w:bottom w:w="50" w:type="dxa"/>
-              <w:left w:w="90" w:type="dxa"/>
-              <w:right w:w="90" w:type="dxa"/>
+              <w:left w:w="80" w:type="dxa"/>
+              <w:right w:w="80" w:type="dxa"/>
             </w:tcMar>
           </w:tcPr>
           <w:p>
@@ -8206,8 +12193,8 @@
             <w:tcMar>
               <w:top w:w="50" w:type="dxa"/>
               <w:bottom w:w="50" w:type="dxa"/>
-              <w:left w:w="90" w:type="dxa"/>
-              <w:right w:w="90" w:type="dxa"/>
+              <w:left w:w="80" w:type="dxa"/>
+              <w:right w:w="80" w:type="dxa"/>
             </w:tcMar>
           </w:tcPr>
           <w:p>
@@ -8227,8 +12214,8 @@
             <w:tcMar>
               <w:top w:w="50" w:type="dxa"/>
               <w:bottom w:w="50" w:type="dxa"/>
-              <w:left w:w="90" w:type="dxa"/>
-              <w:right w:w="90" w:type="dxa"/>
+              <w:left w:w="80" w:type="dxa"/>
+              <w:right w:w="80" w:type="dxa"/>
             </w:tcMar>
           </w:tcPr>
           <w:p>
@@ -8248,8 +12235,8 @@
             <w:tcMar>
               <w:top w:w="50" w:type="dxa"/>
               <w:bottom w:w="50" w:type="dxa"/>
-              <w:left w:w="90" w:type="dxa"/>
-              <w:right w:w="90" w:type="dxa"/>
+              <w:left w:w="80" w:type="dxa"/>
+              <w:right w:w="80" w:type="dxa"/>
             </w:tcMar>
           </w:tcPr>
           <w:p>
@@ -8272,8 +12259,8 @@
             <w:tcMar>
               <w:top w:w="50" w:type="dxa"/>
               <w:bottom w:w="50" w:type="dxa"/>
-              <w:left w:w="90" w:type="dxa"/>
-              <w:right w:w="90" w:type="dxa"/>
+              <w:left w:w="80" w:type="dxa"/>
+              <w:right w:w="80" w:type="dxa"/>
             </w:tcMar>
           </w:tcPr>
           <w:p>
@@ -8294,8 +12281,8 @@
             <w:tcMar>
               <w:top w:w="50" w:type="dxa"/>
               <w:bottom w:w="50" w:type="dxa"/>
-              <w:left w:w="90" w:type="dxa"/>
-              <w:right w:w="90" w:type="dxa"/>
+              <w:left w:w="80" w:type="dxa"/>
+              <w:right w:w="80" w:type="dxa"/>
             </w:tcMar>
           </w:tcPr>
           <w:p>
@@ -8315,8 +12302,8 @@
             <w:tcMar>
               <w:top w:w="50" w:type="dxa"/>
               <w:bottom w:w="50" w:type="dxa"/>
-              <w:left w:w="90" w:type="dxa"/>
-              <w:right w:w="90" w:type="dxa"/>
+              <w:left w:w="80" w:type="dxa"/>
+              <w:right w:w="80" w:type="dxa"/>
             </w:tcMar>
           </w:tcPr>
           <w:p>
@@ -8336,8 +12323,8 @@
             <w:tcMar>
               <w:top w:w="50" w:type="dxa"/>
               <w:bottom w:w="50" w:type="dxa"/>
-              <w:left w:w="90" w:type="dxa"/>
-              <w:right w:w="90" w:type="dxa"/>
+              <w:left w:w="80" w:type="dxa"/>
+              <w:right w:w="80" w:type="dxa"/>
             </w:tcMar>
           </w:tcPr>
           <w:p>
@@ -8357,8 +12344,8 @@
             <w:tcMar>
               <w:top w:w="50" w:type="dxa"/>
               <w:bottom w:w="50" w:type="dxa"/>
-              <w:left w:w="90" w:type="dxa"/>
-              <w:right w:w="90" w:type="dxa"/>
+              <w:left w:w="80" w:type="dxa"/>
+              <w:right w:w="80" w:type="dxa"/>
             </w:tcMar>
           </w:tcPr>
           <w:p>
@@ -8378,8 +12365,8 @@
             <w:tcMar>
               <w:top w:w="50" w:type="dxa"/>
               <w:bottom w:w="50" w:type="dxa"/>
-              <w:left w:w="90" w:type="dxa"/>
-              <w:right w:w="90" w:type="dxa"/>
+              <w:left w:w="80" w:type="dxa"/>
+              <w:right w:w="80" w:type="dxa"/>
             </w:tcMar>
           </w:tcPr>
           <w:p>
@@ -8402,8 +12389,8 @@
             <w:tcMar>
               <w:top w:w="50" w:type="dxa"/>
               <w:bottom w:w="50" w:type="dxa"/>
-              <w:left w:w="90" w:type="dxa"/>
-              <w:right w:w="90" w:type="dxa"/>
+              <w:left w:w="80" w:type="dxa"/>
+              <w:right w:w="80" w:type="dxa"/>
             </w:tcMar>
           </w:tcPr>
           <w:p>
@@ -8424,8 +12411,8 @@
             <w:tcMar>
               <w:top w:w="50" w:type="dxa"/>
               <w:bottom w:w="50" w:type="dxa"/>
-              <w:left w:w="90" w:type="dxa"/>
-              <w:right w:w="90" w:type="dxa"/>
+              <w:left w:w="80" w:type="dxa"/>
+              <w:right w:w="80" w:type="dxa"/>
             </w:tcMar>
           </w:tcPr>
           <w:p>
@@ -8445,8 +12432,8 @@
             <w:tcMar>
               <w:top w:w="50" w:type="dxa"/>
               <w:bottom w:w="50" w:type="dxa"/>
-              <w:left w:w="90" w:type="dxa"/>
-              <w:right w:w="90" w:type="dxa"/>
+              <w:left w:w="80" w:type="dxa"/>
+              <w:right w:w="80" w:type="dxa"/>
             </w:tcMar>
           </w:tcPr>
           <w:p>
@@ -8466,8 +12453,8 @@
             <w:tcMar>
               <w:top w:w="50" w:type="dxa"/>
               <w:bottom w:w="50" w:type="dxa"/>
-              <w:left w:w="90" w:type="dxa"/>
-              <w:right w:w="90" w:type="dxa"/>
+              <w:left w:w="80" w:type="dxa"/>
+              <w:right w:w="80" w:type="dxa"/>
             </w:tcMar>
           </w:tcPr>
           <w:p>
@@ -8487,8 +12474,8 @@
             <w:tcMar>
               <w:top w:w="50" w:type="dxa"/>
               <w:bottom w:w="50" w:type="dxa"/>
-              <w:left w:w="90" w:type="dxa"/>
-              <w:right w:w="90" w:type="dxa"/>
+              <w:left w:w="80" w:type="dxa"/>
+              <w:right w:w="80" w:type="dxa"/>
             </w:tcMar>
           </w:tcPr>
           <w:p>
@@ -8508,8 +12495,8 @@
             <w:tcMar>
               <w:top w:w="50" w:type="dxa"/>
               <w:bottom w:w="50" w:type="dxa"/>
-              <w:left w:w="90" w:type="dxa"/>
-              <w:right w:w="90" w:type="dxa"/>
+              <w:left w:w="80" w:type="dxa"/>
+              <w:right w:w="80" w:type="dxa"/>
             </w:tcMar>
           </w:tcPr>
           <w:p>
@@ -8542,7 +12529,7 @@
           <w:color w:val="3730A3"/>
           <w:sz w:val="25"/>
         </w:rPr>
-        <w:t>4.4 Version 3.0 PRO Deep-Dive Defect Post-Mortem</w:t>
+        <w:t>4.4 Version 3.0 PRO Deep-Dive Defect Post-Mortem (With Visual Evidence)</w:t>
       </w:r>
     </w:p>
     <w:tbl>
@@ -8631,14 +12618,14 @@
     <w:p>
       <w:pPr>
         <w:keepNext/>
-        <w:spacing w:before="120" w:after="60"/>
+        <w:spacing w:before="160" w:after="60"/>
         <w:jc w:val="center"/>
       </w:pPr>
       <w:r>
         <w:drawing>
           <wp:inline xmlns:a="http://schemas.openxmlformats.org/drawingml/2006/main" xmlns:pic="http://schemas.openxmlformats.org/drawingml/2006/picture">
             <wp:extent cx="5303520" cy="5181319"/>
-            <wp:docPr id="15" name="Picture 15"/>
+            <wp:docPr id="28" name="Picture 28"/>
             <wp:cNvGraphicFramePr>
               <a:graphicFrameLocks noChangeAspect="1"/>
             </wp:cNvGraphicFramePr>
@@ -8650,7 +12637,7 @@
                     <pic:cNvPicPr/>
                   </pic:nvPicPr>
                   <pic:blipFill>
-                    <a:blip r:embed="rId23"/>
+                    <a:blip r:embed="rId30"/>
                     <a:stretch>
                       <a:fillRect/>
                     </a:stretch>
@@ -8688,14 +12675,14 @@
     <w:p>
       <w:pPr>
         <w:keepNext/>
-        <w:spacing w:before="120" w:after="60"/>
+        <w:spacing w:before="160" w:after="60"/>
         <w:jc w:val="center"/>
       </w:pPr>
       <w:r>
         <w:drawing>
           <wp:inline xmlns:a="http://schemas.openxmlformats.org/drawingml/2006/main" xmlns:pic="http://schemas.openxmlformats.org/drawingml/2006/picture">
             <wp:extent cx="5303520" cy="2848570"/>
-            <wp:docPr id="16" name="Picture 16"/>
+            <wp:docPr id="29" name="Picture 29"/>
             <wp:cNvGraphicFramePr>
               <a:graphicFrameLocks noChangeAspect="1"/>
             </wp:cNvGraphicFramePr>
@@ -8707,7 +12694,7 @@
                     <pic:cNvPicPr/>
                   </pic:nvPicPr>
                   <pic:blipFill>
-                    <a:blip r:embed="rId24"/>
+                    <a:blip r:embed="rId31"/>
                     <a:stretch>
                       <a:fillRect/>
                     </a:stretch>
@@ -8832,6 +12819,63 @@
       <w:pPr>
         <w:spacing w:after="120"/>
       </w:pPr>
+    </w:p>
+    <w:p>
+      <w:pPr>
+        <w:keepNext/>
+        <w:spacing w:before="160" w:after="60"/>
+        <w:jc w:val="center"/>
+      </w:pPr>
+      <w:r>
+        <w:drawing>
+          <wp:inline xmlns:a="http://schemas.openxmlformats.org/drawingml/2006/main" xmlns:pic="http://schemas.openxmlformats.org/drawingml/2006/picture">
+            <wp:extent cx="5303520" cy="2519172"/>
+            <wp:docPr id="30" name="Picture 30"/>
+            <wp:cNvGraphicFramePr>
+              <a:graphicFrameLocks noChangeAspect="1"/>
+            </wp:cNvGraphicFramePr>
+            <a:graphic>
+              <a:graphicData uri="http://schemas.openxmlformats.org/drawingml/2006/picture">
+                <pic:pic>
+                  <pic:nvPicPr>
+                    <pic:cNvPr id="0" name="browser_test_01_dashboard.png"/>
+                    <pic:cNvPicPr/>
+                  </pic:nvPicPr>
+                  <pic:blipFill>
+                    <a:blip r:embed="rId32"/>
+                    <a:stretch>
+                      <a:fillRect/>
+                    </a:stretch>
+                  </pic:blipFill>
+                  <pic:spPr>
+                    <a:xfrm>
+                      <a:off x="0" y="0"/>
+                      <a:ext cx="5303520" cy="2519172"/>
+                    </a:xfrm>
+                    <a:prstGeom prst="rect"/>
+                  </pic:spPr>
+                </pic:pic>
+              </a:graphicData>
+            </a:graphic>
+          </wp:inline>
+        </w:drawing>
+      </w:r>
+    </w:p>
+    <w:p>
+      <w:pPr>
+        <w:keepNext/>
+        <w:spacing w:after="200"/>
+        <w:jc w:val="center"/>
+      </w:pPr>
+      <w:r>
+        <w:rPr>
+          <w:b/>
+          <w:i/>
+          <w:color w:val="4B5563"/>
+          <w:sz w:val="17"/>
+        </w:rPr>
+        <w:t>Figure: Defect BUG-V3-05 Resolution: Cryptographically Isolated Workspace Session Telemetry</w:t>
+      </w:r>
     </w:p>
     <w:p>
       <w:pPr>
@@ -8917,7 +12961,7 @@
                 <w:b w:val="0"/>
                 <w:sz w:val="18"/>
               </w:rPr>
-              <w:t>40 Test Cases (25 Positive, 15 Negative/Adversarial)</w:t>
+              <w:t>67 Test Cases (35 in V1.0, 16 in V2.0, 16 in V3.0 PRO)</w:t>
             </w:r>
           </w:p>
         </w:tc>
@@ -8960,7 +13004,7 @@
                 <w:color w:val="059669"/>
                 <w:sz w:val="18"/>
               </w:rPr>
-              <w:t>100% (40 Passed / 0 Failed)</w:t>
+              <w:t>100% (67 Passed / 0 Failed)</w:t>
             </w:r>
           </w:p>
         </w:tc>
